--- a/rediseno_2026/4.5 Itinerarios formateados y corregidos/CPA-305 Sistemas Contables ERP y Análisis de Datos.docx
+++ b/rediseno_2026/4.5 Itinerarios formateados y corregidos/CPA-305 Sistemas Contables ERP y Análisis de Datos.docx
@@ -85,8 +85,10 @@
         </w:tblBorders>
         <w:tblLayout w:type="fixed"/>
         <w:tblCellMar>
-          <w:left w:w="10" w:type="dxa"/>
-          <w:right w:w="10" w:type="dxa"/>
+          <w:top w:w="40" w:type="dxa"/>
+          <w:left w:w="90" w:type="dxa"/>
+          <w:bottom w:w="40" w:type="dxa"/>
+          <w:right w:w="90" w:type="dxa"/>
         </w:tblCellMar>
         <w:tblLook w:val="04A0" w:firstRow="1" w:lastRow="0" w:firstColumn="1" w:lastColumn="0" w:noHBand="0" w:noVBand="1"/>
       </w:tblPr>
@@ -120,12 +122,6 @@
               <w:right w:val="single" w:sz="6" w:space="0" w:color="1F3864"/>
             </w:tcBorders>
             <w:shd w:val="clear" w:color="auto" w:fill="4472C4"/>
-            <w:tcMar>
-              <w:top w:w="50" w:type="dxa"/>
-              <w:left w:w="90" w:type="dxa"/>
-              <w:bottom w:w="50" w:type="dxa"/>
-              <w:right w:w="90" w:type="dxa"/>
-            </w:tcMar>
             <w:vAlign w:val="center"/>
           </w:tcPr>
           <w:p>
@@ -166,12 +162,6 @@
               <w:right w:val="single" w:sz="6" w:space="0" w:color="1F3864"/>
             </w:tcBorders>
             <w:shd w:val="clear" w:color="auto" w:fill="4472C4"/>
-            <w:tcMar>
-              <w:top w:w="50" w:type="dxa"/>
-              <w:left w:w="90" w:type="dxa"/>
-              <w:bottom w:w="50" w:type="dxa"/>
-              <w:right w:w="90" w:type="dxa"/>
-            </w:tcMar>
             <w:vAlign w:val="center"/>
           </w:tcPr>
           <w:p>
@@ -212,12 +202,6 @@
               <w:right w:val="single" w:sz="6" w:space="0" w:color="1F3864"/>
             </w:tcBorders>
             <w:shd w:val="clear" w:color="auto" w:fill="4472C4"/>
-            <w:tcMar>
-              <w:top w:w="50" w:type="dxa"/>
-              <w:left w:w="90" w:type="dxa"/>
-              <w:bottom w:w="50" w:type="dxa"/>
-              <w:right w:w="90" w:type="dxa"/>
-            </w:tcMar>
             <w:vAlign w:val="center"/>
           </w:tcPr>
           <w:p>
@@ -258,12 +242,6 @@
               <w:right w:val="single" w:sz="6" w:space="0" w:color="1F3864"/>
             </w:tcBorders>
             <w:shd w:val="clear" w:color="auto" w:fill="4472C4"/>
-            <w:tcMar>
-              <w:top w:w="50" w:type="dxa"/>
-              <w:left w:w="90" w:type="dxa"/>
-              <w:bottom w:w="50" w:type="dxa"/>
-              <w:right w:w="90" w:type="dxa"/>
-            </w:tcMar>
             <w:vAlign w:val="center"/>
           </w:tcPr>
           <w:p>
@@ -306,12 +284,6 @@
               <w:right w:val="single" w:sz="6" w:space="0" w:color="1F3864"/>
             </w:tcBorders>
             <w:shd w:val="clear" w:color="auto" w:fill="4472C4"/>
-            <w:tcMar>
-              <w:top w:w="50" w:type="dxa"/>
-              <w:left w:w="90" w:type="dxa"/>
-              <w:bottom w:w="50" w:type="dxa"/>
-              <w:right w:w="90" w:type="dxa"/>
-            </w:tcMar>
             <w:vAlign w:val="center"/>
           </w:tcPr>
           <w:p>
@@ -404,12 +376,6 @@
               <w:right w:val="single" w:sz="6" w:space="0" w:color="1F3864"/>
             </w:tcBorders>
             <w:shd w:val="clear" w:color="auto" w:fill="4472C4"/>
-            <w:tcMar>
-              <w:top w:w="50" w:type="dxa"/>
-              <w:left w:w="90" w:type="dxa"/>
-              <w:bottom w:w="50" w:type="dxa"/>
-              <w:right w:w="90" w:type="dxa"/>
-            </w:tcMar>
             <w:vAlign w:val="center"/>
           </w:tcPr>
           <w:p>
@@ -450,12 +416,6 @@
               <w:right w:val="single" w:sz="6" w:space="0" w:color="1F3864"/>
             </w:tcBorders>
             <w:shd w:val="clear" w:color="auto" w:fill="4472C4"/>
-            <w:tcMar>
-              <w:top w:w="50" w:type="dxa"/>
-              <w:left w:w="90" w:type="dxa"/>
-              <w:bottom w:w="50" w:type="dxa"/>
-              <w:right w:w="90" w:type="dxa"/>
-            </w:tcMar>
             <w:vAlign w:val="center"/>
           </w:tcPr>
           <w:p>
@@ -496,12 +456,6 @@
               <w:right w:val="single" w:sz="6" w:space="0" w:color="1F3864"/>
             </w:tcBorders>
             <w:shd w:val="clear" w:color="auto" w:fill="4472C4"/>
-            <w:tcMar>
-              <w:top w:w="50" w:type="dxa"/>
-              <w:left w:w="90" w:type="dxa"/>
-              <w:bottom w:w="50" w:type="dxa"/>
-              <w:right w:w="90" w:type="dxa"/>
-            </w:tcMar>
             <w:vAlign w:val="center"/>
           </w:tcPr>
           <w:p>
@@ -544,12 +498,6 @@
               <w:right w:val="single" w:sz="6" w:space="0" w:color="1F3864"/>
             </w:tcBorders>
             <w:shd w:val="clear" w:color="auto" w:fill="4472C4"/>
-            <w:tcMar>
-              <w:top w:w="50" w:type="dxa"/>
-              <w:left w:w="90" w:type="dxa"/>
-              <w:bottom w:w="50" w:type="dxa"/>
-              <w:right w:w="90" w:type="dxa"/>
-            </w:tcMar>
             <w:vAlign w:val="center"/>
           </w:tcPr>
           <w:p>
@@ -590,12 +538,6 @@
               <w:right w:val="single" w:sz="6" w:space="0" w:color="1F3864"/>
             </w:tcBorders>
             <w:shd w:val="clear" w:color="auto" w:fill="4472C4"/>
-            <w:tcMar>
-              <w:top w:w="50" w:type="dxa"/>
-              <w:left w:w="90" w:type="dxa"/>
-              <w:bottom w:w="50" w:type="dxa"/>
-              <w:right w:w="90" w:type="dxa"/>
-            </w:tcMar>
             <w:vAlign w:val="center"/>
           </w:tcPr>
           <w:p>
@@ -637,12 +579,6 @@
               <w:right w:val="single" w:sz="6" w:space="0" w:color="1F3864"/>
             </w:tcBorders>
             <w:shd w:val="clear" w:color="auto" w:fill="4472C4"/>
-            <w:tcMar>
-              <w:top w:w="50" w:type="dxa"/>
-              <w:left w:w="90" w:type="dxa"/>
-              <w:bottom w:w="50" w:type="dxa"/>
-              <w:right w:w="90" w:type="dxa"/>
-            </w:tcMar>
             <w:vAlign w:val="center"/>
           </w:tcPr>
           <w:p>
@@ -682,12 +618,6 @@
               <w:right w:val="single" w:sz="6" w:space="0" w:color="1F3864"/>
             </w:tcBorders>
             <w:shd w:val="clear" w:color="auto" w:fill="4472C4"/>
-            <w:tcMar>
-              <w:top w:w="50" w:type="dxa"/>
-              <w:left w:w="90" w:type="dxa"/>
-              <w:bottom w:w="50" w:type="dxa"/>
-              <w:right w:w="90" w:type="dxa"/>
-            </w:tcMar>
             <w:vAlign w:val="center"/>
           </w:tcPr>
           <w:p>
@@ -727,12 +657,6 @@
               <w:right w:val="single" w:sz="6" w:space="0" w:color="1F3864"/>
             </w:tcBorders>
             <w:shd w:val="clear" w:color="auto" w:fill="4472C4"/>
-            <w:tcMar>
-              <w:top w:w="50" w:type="dxa"/>
-              <w:left w:w="90" w:type="dxa"/>
-              <w:bottom w:w="50" w:type="dxa"/>
-              <w:right w:w="90" w:type="dxa"/>
-            </w:tcMar>
             <w:vAlign w:val="center"/>
           </w:tcPr>
           <w:p>
@@ -772,12 +696,6 @@
               <w:right w:val="single" w:sz="6" w:space="0" w:color="1F3864"/>
             </w:tcBorders>
             <w:shd w:val="clear" w:color="auto" w:fill="4472C4"/>
-            <w:tcMar>
-              <w:top w:w="50" w:type="dxa"/>
-              <w:left w:w="90" w:type="dxa"/>
-              <w:bottom w:w="50" w:type="dxa"/>
-              <w:right w:w="90" w:type="dxa"/>
-            </w:tcMar>
             <w:vAlign w:val="center"/>
           </w:tcPr>
           <w:p>
@@ -817,12 +735,6 @@
               <w:right w:val="single" w:sz="6" w:space="0" w:color="1F3864"/>
             </w:tcBorders>
             <w:shd w:val="clear" w:color="auto" w:fill="4472C4"/>
-            <w:tcMar>
-              <w:top w:w="50" w:type="dxa"/>
-              <w:left w:w="90" w:type="dxa"/>
-              <w:bottom w:w="50" w:type="dxa"/>
-              <w:right w:w="90" w:type="dxa"/>
-            </w:tcMar>
             <w:vAlign w:val="center"/>
           </w:tcPr>
           <w:p>
@@ -862,12 +774,6 @@
               <w:right w:val="single" w:sz="6" w:space="0" w:color="1F3864"/>
             </w:tcBorders>
             <w:shd w:val="clear" w:color="auto" w:fill="4472C4"/>
-            <w:tcMar>
-              <w:top w:w="50" w:type="dxa"/>
-              <w:left w:w="90" w:type="dxa"/>
-              <w:bottom w:w="50" w:type="dxa"/>
-              <w:right w:w="90" w:type="dxa"/>
-            </w:tcMar>
             <w:vAlign w:val="center"/>
           </w:tcPr>
           <w:p>
@@ -908,12 +814,6 @@
               <w:right w:val="single" w:sz="6" w:space="0" w:color="1F3864"/>
             </w:tcBorders>
             <w:shd w:val="clear" w:color="auto" w:fill="D9E2F3"/>
-            <w:tcMar>
-              <w:top w:w="50" w:type="dxa"/>
-              <w:left w:w="90" w:type="dxa"/>
-              <w:bottom w:w="50" w:type="dxa"/>
-              <w:right w:w="90" w:type="dxa"/>
-            </w:tcMar>
             <w:vAlign w:val="center"/>
           </w:tcPr>
           <w:p>
@@ -948,12 +848,6 @@
               <w:right w:val="single" w:sz="6" w:space="0" w:color="1F3864"/>
             </w:tcBorders>
             <w:shd w:val="clear" w:color="auto" w:fill="D9E2F3"/>
-            <w:tcMar>
-              <w:top w:w="50" w:type="dxa"/>
-              <w:left w:w="90" w:type="dxa"/>
-              <w:bottom w:w="50" w:type="dxa"/>
-              <w:right w:w="90" w:type="dxa"/>
-            </w:tcMar>
             <w:vAlign w:val="center"/>
           </w:tcPr>
           <w:p>
@@ -987,12 +881,6 @@
               <w:right w:val="single" w:sz="6" w:space="0" w:color="1F3864"/>
             </w:tcBorders>
             <w:shd w:val="clear" w:color="auto" w:fill="D9E2F3"/>
-            <w:tcMar>
-              <w:top w:w="50" w:type="dxa"/>
-              <w:left w:w="90" w:type="dxa"/>
-              <w:bottom w:w="50" w:type="dxa"/>
-              <w:right w:w="90" w:type="dxa"/>
-            </w:tcMar>
             <w:vAlign w:val="center"/>
           </w:tcPr>
           <w:p>
@@ -1026,12 +914,6 @@
               <w:right w:val="single" w:sz="6" w:space="0" w:color="1F3864"/>
             </w:tcBorders>
             <w:shd w:val="clear" w:color="auto" w:fill="D9E2F3"/>
-            <w:tcMar>
-              <w:top w:w="50" w:type="dxa"/>
-              <w:left w:w="90" w:type="dxa"/>
-              <w:bottom w:w="50" w:type="dxa"/>
-              <w:right w:w="90" w:type="dxa"/>
-            </w:tcMar>
             <w:vAlign w:val="center"/>
           </w:tcPr>
           <w:p>
@@ -1065,12 +947,6 @@
               <w:right w:val="single" w:sz="6" w:space="0" w:color="1F3864"/>
             </w:tcBorders>
             <w:shd w:val="clear" w:color="auto" w:fill="D9E2F3"/>
-            <w:tcMar>
-              <w:top w:w="50" w:type="dxa"/>
-              <w:left w:w="90" w:type="dxa"/>
-              <w:bottom w:w="50" w:type="dxa"/>
-              <w:right w:w="90" w:type="dxa"/>
-            </w:tcMar>
             <w:vAlign w:val="center"/>
           </w:tcPr>
           <w:p>
@@ -1104,12 +980,6 @@
               <w:right w:val="single" w:sz="6" w:space="0" w:color="1F3864"/>
             </w:tcBorders>
             <w:shd w:val="clear" w:color="auto" w:fill="D9E2F3"/>
-            <w:tcMar>
-              <w:top w:w="50" w:type="dxa"/>
-              <w:left w:w="90" w:type="dxa"/>
-              <w:bottom w:w="50" w:type="dxa"/>
-              <w:right w:w="90" w:type="dxa"/>
-            </w:tcMar>
             <w:vAlign w:val="center"/>
           </w:tcPr>
           <w:p>
@@ -1143,12 +1013,6 @@
               <w:right w:val="single" w:sz="6" w:space="0" w:color="1F3864"/>
             </w:tcBorders>
             <w:shd w:val="clear" w:color="auto" w:fill="D9E2F3"/>
-            <w:tcMar>
-              <w:top w:w="50" w:type="dxa"/>
-              <w:left w:w="90" w:type="dxa"/>
-              <w:bottom w:w="50" w:type="dxa"/>
-              <w:right w:w="90" w:type="dxa"/>
-            </w:tcMar>
             <w:vAlign w:val="center"/>
           </w:tcPr>
           <w:p>
@@ -1208,12 +1072,6 @@
               <w:right w:val="single" w:sz="6" w:space="0" w:color="1F3864"/>
             </w:tcBorders>
             <w:shd w:val="clear" w:color="auto" w:fill="4472C4"/>
-            <w:tcMar>
-              <w:top w:w="50" w:type="dxa"/>
-              <w:left w:w="90" w:type="dxa"/>
-              <w:bottom w:w="50" w:type="dxa"/>
-              <w:right w:w="90" w:type="dxa"/>
-            </w:tcMar>
             <w:vAlign w:val="center"/>
           </w:tcPr>
           <w:p>
@@ -1256,12 +1114,6 @@
               <w:right w:val="single" w:sz="6" w:space="0" w:color="1F3864"/>
             </w:tcBorders>
             <w:shd w:val="clear" w:color="auto" w:fill="D9E2F3"/>
-            <w:tcMar>
-              <w:top w:w="50" w:type="dxa"/>
-              <w:left w:w="90" w:type="dxa"/>
-              <w:bottom w:w="50" w:type="dxa"/>
-              <w:right w:w="90" w:type="dxa"/>
-            </w:tcMar>
             <w:vAlign w:val="center"/>
           </w:tcPr>
           <w:p>
@@ -1314,12 +1166,6 @@
               <w:right w:val="single" w:sz="6" w:space="0" w:color="1F3864"/>
             </w:tcBorders>
             <w:shd w:val="clear" w:color="auto" w:fill="D9E2F3"/>
-            <w:tcMar>
-              <w:top w:w="50" w:type="dxa"/>
-              <w:left w:w="90" w:type="dxa"/>
-              <w:bottom w:w="50" w:type="dxa"/>
-              <w:right w:w="90" w:type="dxa"/>
-            </w:tcMar>
             <w:vAlign w:val="center"/>
           </w:tcPr>
           <w:p>
@@ -1391,12 +1237,6 @@
               <w:right w:val="single" w:sz="6" w:space="0" w:color="1F3864"/>
             </w:tcBorders>
             <w:shd w:val="clear" w:color="auto" w:fill="4472C4"/>
-            <w:tcMar>
-              <w:top w:w="50" w:type="dxa"/>
-              <w:left w:w="90" w:type="dxa"/>
-              <w:bottom w:w="50" w:type="dxa"/>
-              <w:right w:w="90" w:type="dxa"/>
-            </w:tcMar>
             <w:vAlign w:val="center"/>
           </w:tcPr>
           <w:p>
@@ -1437,12 +1277,6 @@
               <w:right w:val="single" w:sz="6" w:space="0" w:color="1F3864"/>
             </w:tcBorders>
             <w:shd w:val="clear" w:color="auto" w:fill="4472C4"/>
-            <w:tcMar>
-              <w:top w:w="50" w:type="dxa"/>
-              <w:left w:w="90" w:type="dxa"/>
-              <w:bottom w:w="50" w:type="dxa"/>
-              <w:right w:w="90" w:type="dxa"/>
-            </w:tcMar>
             <w:vAlign w:val="center"/>
           </w:tcPr>
           <w:p>
@@ -1483,12 +1317,6 @@
               <w:right w:val="single" w:sz="6" w:space="0" w:color="1F3864"/>
             </w:tcBorders>
             <w:shd w:val="clear" w:color="auto" w:fill="4472C4"/>
-            <w:tcMar>
-              <w:top w:w="50" w:type="dxa"/>
-              <w:left w:w="90" w:type="dxa"/>
-              <w:bottom w:w="50" w:type="dxa"/>
-              <w:right w:w="90" w:type="dxa"/>
-            </w:tcMar>
             <w:vAlign w:val="center"/>
           </w:tcPr>
           <w:p>
@@ -1533,12 +1361,6 @@
               <w:right w:val="single" w:sz="6" w:space="0" w:color="1F3864"/>
             </w:tcBorders>
             <w:shd w:val="clear" w:color="auto" w:fill="D9E2F3"/>
-            <w:tcMar>
-              <w:top w:w="50" w:type="dxa"/>
-              <w:left w:w="90" w:type="dxa"/>
-              <w:bottom w:w="50" w:type="dxa"/>
-              <w:right w:w="90" w:type="dxa"/>
-            </w:tcMar>
             <w:vAlign w:val="center"/>
           </w:tcPr>
           <w:p>
@@ -1595,12 +1417,6 @@
               <w:right w:val="single" w:sz="6" w:space="0" w:color="1F3864"/>
             </w:tcBorders>
             <w:shd w:val="clear" w:color="auto" w:fill="D9E2F3"/>
-            <w:tcMar>
-              <w:top w:w="50" w:type="dxa"/>
-              <w:left w:w="90" w:type="dxa"/>
-              <w:bottom w:w="50" w:type="dxa"/>
-              <w:right w:w="90" w:type="dxa"/>
-            </w:tcMar>
             <w:vAlign w:val="center"/>
           </w:tcPr>
           <w:p>
@@ -1633,12 +1449,6 @@
               <w:right w:val="single" w:sz="6" w:space="0" w:color="1F3864"/>
             </w:tcBorders>
             <w:shd w:val="clear" w:color="auto" w:fill="D9E2F3"/>
-            <w:tcMar>
-              <w:top w:w="50" w:type="dxa"/>
-              <w:left w:w="90" w:type="dxa"/>
-              <w:bottom w:w="50" w:type="dxa"/>
-              <w:right w:w="90" w:type="dxa"/>
-            </w:tcMar>
             <w:vAlign w:val="center"/>
           </w:tcPr>
           <w:p>
@@ -1724,12 +1534,6 @@
               <w:right w:val="single" w:sz="6" w:space="0" w:color="1F3864"/>
             </w:tcBorders>
             <w:shd w:val="clear" w:color="auto" w:fill="D9E2F3"/>
-            <w:tcMar>
-              <w:top w:w="50" w:type="dxa"/>
-              <w:left w:w="90" w:type="dxa"/>
-              <w:bottom w:w="50" w:type="dxa"/>
-              <w:right w:w="90" w:type="dxa"/>
-            </w:tcMar>
             <w:vAlign w:val="center"/>
           </w:tcPr>
           <w:p>
@@ -1762,12 +1566,6 @@
               <w:right w:val="single" w:sz="6" w:space="0" w:color="1F3864"/>
             </w:tcBorders>
             <w:shd w:val="clear" w:color="auto" w:fill="D9E2F3"/>
-            <w:tcMar>
-              <w:top w:w="50" w:type="dxa"/>
-              <w:left w:w="90" w:type="dxa"/>
-              <w:bottom w:w="50" w:type="dxa"/>
-              <w:right w:w="90" w:type="dxa"/>
-            </w:tcMar>
             <w:vAlign w:val="center"/>
           </w:tcPr>
           <w:p>
@@ -1856,12 +1654,6 @@
               <w:right w:val="single" w:sz="6" w:space="0" w:color="1F3864"/>
             </w:tcBorders>
             <w:shd w:val="clear" w:color="auto" w:fill="D9E2F3"/>
-            <w:tcMar>
-              <w:top w:w="50" w:type="dxa"/>
-              <w:left w:w="90" w:type="dxa"/>
-              <w:bottom w:w="50" w:type="dxa"/>
-              <w:right w:w="90" w:type="dxa"/>
-            </w:tcMar>
             <w:vAlign w:val="center"/>
           </w:tcPr>
           <w:p>
@@ -1926,12 +1718,6 @@
               <w:right w:val="single" w:sz="6" w:space="0" w:color="1F3864"/>
             </w:tcBorders>
             <w:shd w:val="clear" w:color="auto" w:fill="D9E2F3"/>
-            <w:tcMar>
-              <w:top w:w="50" w:type="dxa"/>
-              <w:left w:w="90" w:type="dxa"/>
-              <w:bottom w:w="50" w:type="dxa"/>
-              <w:right w:w="90" w:type="dxa"/>
-            </w:tcMar>
             <w:vAlign w:val="center"/>
           </w:tcPr>
           <w:p>
@@ -1980,12 +1766,6 @@
               <w:right w:val="single" w:sz="6" w:space="0" w:color="1F3864"/>
             </w:tcBorders>
             <w:shd w:val="clear" w:color="auto" w:fill="D9E2F3"/>
-            <w:tcMar>
-              <w:top w:w="50" w:type="dxa"/>
-              <w:left w:w="90" w:type="dxa"/>
-              <w:bottom w:w="50" w:type="dxa"/>
-              <w:right w:w="90" w:type="dxa"/>
-            </w:tcMar>
             <w:vAlign w:val="center"/>
           </w:tcPr>
           <w:p>
@@ -2055,12 +1835,6 @@
               <w:right w:val="single" w:sz="6" w:space="0" w:color="1F3864"/>
             </w:tcBorders>
             <w:shd w:val="clear" w:color="auto" w:fill="D9E2F3"/>
-            <w:tcMar>
-              <w:top w:w="50" w:type="dxa"/>
-              <w:left w:w="90" w:type="dxa"/>
-              <w:bottom w:w="50" w:type="dxa"/>
-              <w:right w:w="90" w:type="dxa"/>
-            </w:tcMar>
             <w:vAlign w:val="center"/>
           </w:tcPr>
           <w:p>
@@ -2125,12 +1899,6 @@
               <w:right w:val="single" w:sz="6" w:space="0" w:color="1F3864"/>
             </w:tcBorders>
             <w:shd w:val="clear" w:color="auto" w:fill="D9E2F3"/>
-            <w:tcMar>
-              <w:top w:w="50" w:type="dxa"/>
-              <w:left w:w="90" w:type="dxa"/>
-              <w:bottom w:w="50" w:type="dxa"/>
-              <w:right w:w="90" w:type="dxa"/>
-            </w:tcMar>
             <w:vAlign w:val="center"/>
           </w:tcPr>
           <w:p>
@@ -2175,12 +1943,6 @@
               <w:right w:val="single" w:sz="6" w:space="0" w:color="1F3864"/>
             </w:tcBorders>
             <w:shd w:val="clear" w:color="auto" w:fill="4472C4"/>
-            <w:tcMar>
-              <w:top w:w="50" w:type="dxa"/>
-              <w:left w:w="90" w:type="dxa"/>
-              <w:bottom w:w="50" w:type="dxa"/>
-              <w:right w:w="90" w:type="dxa"/>
-            </w:tcMar>
             <w:vAlign w:val="center"/>
           </w:tcPr>
           <w:p>
@@ -2223,12 +1985,6 @@
               <w:right w:val="single" w:sz="6" w:space="0" w:color="1F3864"/>
             </w:tcBorders>
             <w:shd w:val="clear" w:color="auto" w:fill="4472C4"/>
-            <w:tcMar>
-              <w:top w:w="50" w:type="dxa"/>
-              <w:left w:w="90" w:type="dxa"/>
-              <w:bottom w:w="50" w:type="dxa"/>
-              <w:right w:w="90" w:type="dxa"/>
-            </w:tcMar>
             <w:vAlign w:val="center"/>
           </w:tcPr>
           <w:p>
@@ -2268,12 +2024,6 @@
               <w:right w:val="single" w:sz="6" w:space="0" w:color="1F3864"/>
             </w:tcBorders>
             <w:shd w:val="clear" w:color="auto" w:fill="D9E2F3"/>
-            <w:tcMar>
-              <w:top w:w="50" w:type="dxa"/>
-              <w:left w:w="90" w:type="dxa"/>
-              <w:bottom w:w="50" w:type="dxa"/>
-              <w:right w:w="90" w:type="dxa"/>
-            </w:tcMar>
             <w:vAlign w:val="center"/>
           </w:tcPr>
           <w:p>
@@ -2332,12 +2082,6 @@
               <w:right w:val="single" w:sz="6" w:space="0" w:color="1F3864"/>
             </w:tcBorders>
             <w:shd w:val="clear" w:color="auto" w:fill="4472C4"/>
-            <w:tcMar>
-              <w:top w:w="50" w:type="dxa"/>
-              <w:left w:w="90" w:type="dxa"/>
-              <w:bottom w:w="50" w:type="dxa"/>
-              <w:right w:w="90" w:type="dxa"/>
-            </w:tcMar>
             <w:vAlign w:val="center"/>
           </w:tcPr>
           <w:p>
@@ -2379,12 +2123,6 @@
               <w:right w:val="single" w:sz="6" w:space="0" w:color="1F3864"/>
             </w:tcBorders>
             <w:shd w:val="clear" w:color="auto" w:fill="D9E2F3"/>
-            <w:tcMar>
-              <w:top w:w="50" w:type="dxa"/>
-              <w:left w:w="90" w:type="dxa"/>
-              <w:bottom w:w="50" w:type="dxa"/>
-              <w:right w:w="90" w:type="dxa"/>
-            </w:tcMar>
             <w:vAlign w:val="center"/>
           </w:tcPr>
           <w:p>
@@ -2435,12 +2173,6 @@
               <w:right w:val="single" w:sz="6" w:space="0" w:color="1F3864"/>
             </w:tcBorders>
             <w:shd w:val="clear" w:color="auto" w:fill="D9E2F3"/>
-            <w:tcMar>
-              <w:top w:w="50" w:type="dxa"/>
-              <w:left w:w="90" w:type="dxa"/>
-              <w:bottom w:w="50" w:type="dxa"/>
-              <w:right w:w="90" w:type="dxa"/>
-            </w:tcMar>
             <w:vAlign w:val="center"/>
           </w:tcPr>
           <w:p>
@@ -2999,12 +2731,6 @@
               <w:right w:val="single" w:sz="6" w:space="0" w:color="1F3864"/>
             </w:tcBorders>
             <w:shd w:val="clear" w:color="auto" w:fill="D9E2F3"/>
-            <w:tcMar>
-              <w:top w:w="50" w:type="dxa"/>
-              <w:left w:w="90" w:type="dxa"/>
-              <w:bottom w:w="50" w:type="dxa"/>
-              <w:right w:w="90" w:type="dxa"/>
-            </w:tcMar>
             <w:vAlign w:val="center"/>
           </w:tcPr>
           <w:p>
@@ -3136,12 +2862,6 @@
               <w:right w:val="single" w:sz="6" w:space="0" w:color="1F3864"/>
             </w:tcBorders>
             <w:shd w:val="clear" w:color="auto" w:fill="D9E2F3"/>
-            <w:tcMar>
-              <w:top w:w="50" w:type="dxa"/>
-              <w:left w:w="90" w:type="dxa"/>
-              <w:bottom w:w="50" w:type="dxa"/>
-              <w:right w:w="90" w:type="dxa"/>
-            </w:tcMar>
             <w:vAlign w:val="center"/>
           </w:tcPr>
           <w:p>
@@ -3189,12 +2909,6 @@
               <w:right w:val="single" w:sz="6" w:space="0" w:color="1F3864"/>
             </w:tcBorders>
             <w:shd w:val="clear" w:color="auto" w:fill="4472C4"/>
-            <w:tcMar>
-              <w:top w:w="50" w:type="dxa"/>
-              <w:left w:w="90" w:type="dxa"/>
-              <w:bottom w:w="50" w:type="dxa"/>
-              <w:right w:w="90" w:type="dxa"/>
-            </w:tcMar>
             <w:vAlign w:val="center"/>
           </w:tcPr>
           <w:p>
@@ -3235,12 +2949,6 @@
               <w:right w:val="single" w:sz="6" w:space="0" w:color="1F3864"/>
             </w:tcBorders>
             <w:shd w:val="clear" w:color="auto" w:fill="4472C4"/>
-            <w:tcMar>
-              <w:top w:w="50" w:type="dxa"/>
-              <w:left w:w="90" w:type="dxa"/>
-              <w:bottom w:w="50" w:type="dxa"/>
-              <w:right w:w="90" w:type="dxa"/>
-            </w:tcMar>
             <w:vAlign w:val="center"/>
           </w:tcPr>
           <w:p>
@@ -3281,12 +2989,6 @@
               <w:right w:val="single" w:sz="6" w:space="0" w:color="1F3864"/>
             </w:tcBorders>
             <w:shd w:val="clear" w:color="auto" w:fill="4472C4"/>
-            <w:tcMar>
-              <w:top w:w="50" w:type="dxa"/>
-              <w:left w:w="90" w:type="dxa"/>
-              <w:bottom w:w="50" w:type="dxa"/>
-              <w:right w:w="90" w:type="dxa"/>
-            </w:tcMar>
             <w:vAlign w:val="center"/>
           </w:tcPr>
           <w:p>
@@ -3331,12 +3033,6 @@
               <w:right w:val="single" w:sz="6" w:space="0" w:color="1F3864"/>
             </w:tcBorders>
             <w:shd w:val="clear" w:color="auto" w:fill="D9E2F3"/>
-            <w:tcMar>
-              <w:top w:w="50" w:type="dxa"/>
-              <w:left w:w="90" w:type="dxa"/>
-              <w:bottom w:w="50" w:type="dxa"/>
-              <w:right w:w="90" w:type="dxa"/>
-            </w:tcMar>
             <w:vAlign w:val="center"/>
           </w:tcPr>
           <w:p>
@@ -3385,12 +3081,6 @@
               <w:right w:val="single" w:sz="6" w:space="0" w:color="1F3864"/>
             </w:tcBorders>
             <w:shd w:val="clear" w:color="auto" w:fill="D9E2F3"/>
-            <w:tcMar>
-              <w:top w:w="50" w:type="dxa"/>
-              <w:left w:w="90" w:type="dxa"/>
-              <w:bottom w:w="50" w:type="dxa"/>
-              <w:right w:w="90" w:type="dxa"/>
-            </w:tcMar>
             <w:vAlign w:val="center"/>
           </w:tcPr>
           <w:p>
@@ -3439,12 +3129,6 @@
               <w:right w:val="single" w:sz="6" w:space="0" w:color="1F3864"/>
             </w:tcBorders>
             <w:shd w:val="clear" w:color="auto" w:fill="D9E2F3"/>
-            <w:tcMar>
-              <w:top w:w="50" w:type="dxa"/>
-              <w:left w:w="90" w:type="dxa"/>
-              <w:bottom w:w="50" w:type="dxa"/>
-              <w:right w:w="90" w:type="dxa"/>
-            </w:tcMar>
             <w:vAlign w:val="center"/>
           </w:tcPr>
           <w:p>
@@ -3514,12 +3198,6 @@
               <w:right w:val="single" w:sz="6" w:space="0" w:color="1F3864"/>
             </w:tcBorders>
             <w:shd w:val="clear" w:color="auto" w:fill="D9E2F3"/>
-            <w:tcMar>
-              <w:top w:w="50" w:type="dxa"/>
-              <w:left w:w="90" w:type="dxa"/>
-              <w:bottom w:w="50" w:type="dxa"/>
-              <w:right w:w="90" w:type="dxa"/>
-            </w:tcMar>
             <w:vAlign w:val="center"/>
           </w:tcPr>
           <w:p>
@@ -3642,12 +3320,6 @@
               <w:right w:val="single" w:sz="6" w:space="0" w:color="1F3864"/>
             </w:tcBorders>
             <w:shd w:val="clear" w:color="auto" w:fill="D9E2F3"/>
-            <w:tcMar>
-              <w:top w:w="50" w:type="dxa"/>
-              <w:left w:w="90" w:type="dxa"/>
-              <w:bottom w:w="50" w:type="dxa"/>
-              <w:right w:w="90" w:type="dxa"/>
-            </w:tcMar>
             <w:vAlign w:val="center"/>
           </w:tcPr>
           <w:p>
@@ -3710,12 +3382,6 @@
               <w:right w:val="single" w:sz="6" w:space="0" w:color="1F3864"/>
             </w:tcBorders>
             <w:shd w:val="clear" w:color="auto" w:fill="D9E2F3"/>
-            <w:tcMar>
-              <w:top w:w="50" w:type="dxa"/>
-              <w:left w:w="90" w:type="dxa"/>
-              <w:bottom w:w="50" w:type="dxa"/>
-              <w:right w:w="90" w:type="dxa"/>
-            </w:tcMar>
             <w:vAlign w:val="center"/>
           </w:tcPr>
           <w:p>
@@ -3846,12 +3512,6 @@
               <w:right w:val="single" w:sz="6" w:space="0" w:color="1F3864"/>
             </w:tcBorders>
             <w:shd w:val="clear" w:color="auto" w:fill="D9E2F3"/>
-            <w:tcMar>
-              <w:top w:w="50" w:type="dxa"/>
-              <w:left w:w="90" w:type="dxa"/>
-              <w:bottom w:w="50" w:type="dxa"/>
-              <w:right w:w="90" w:type="dxa"/>
-            </w:tcMar>
             <w:vAlign w:val="center"/>
           </w:tcPr>
           <w:p>
@@ -3950,12 +3610,6 @@
               <w:right w:val="single" w:sz="6" w:space="0" w:color="1F3864"/>
             </w:tcBorders>
             <w:shd w:val="clear" w:color="auto" w:fill="D9E2F3"/>
-            <w:tcMar>
-              <w:top w:w="50" w:type="dxa"/>
-              <w:left w:w="90" w:type="dxa"/>
-              <w:bottom w:w="50" w:type="dxa"/>
-              <w:right w:w="90" w:type="dxa"/>
-            </w:tcMar>
             <w:vAlign w:val="center"/>
           </w:tcPr>
           <w:p>
@@ -4025,12 +3679,6 @@
               <w:right w:val="single" w:sz="6" w:space="0" w:color="1F3864"/>
             </w:tcBorders>
             <w:shd w:val="clear" w:color="auto" w:fill="D9E2F3"/>
-            <w:tcMar>
-              <w:top w:w="50" w:type="dxa"/>
-              <w:left w:w="90" w:type="dxa"/>
-              <w:bottom w:w="50" w:type="dxa"/>
-              <w:right w:w="90" w:type="dxa"/>
-            </w:tcMar>
             <w:vAlign w:val="center"/>
           </w:tcPr>
           <w:p>
@@ -4079,12 +3727,6 @@
               <w:right w:val="single" w:sz="6" w:space="0" w:color="1F3864"/>
             </w:tcBorders>
             <w:shd w:val="clear" w:color="auto" w:fill="D9E2F3"/>
-            <w:tcMar>
-              <w:top w:w="50" w:type="dxa"/>
-              <w:left w:w="90" w:type="dxa"/>
-              <w:bottom w:w="50" w:type="dxa"/>
-              <w:right w:w="90" w:type="dxa"/>
-            </w:tcMar>
             <w:vAlign w:val="center"/>
           </w:tcPr>
           <w:p>
@@ -4153,12 +3795,6 @@
               <w:right w:val="single" w:sz="6" w:space="0" w:color="1F3864"/>
             </w:tcBorders>
             <w:shd w:val="clear" w:color="auto" w:fill="4472C4"/>
-            <w:tcMar>
-              <w:top w:w="50" w:type="dxa"/>
-              <w:left w:w="90" w:type="dxa"/>
-              <w:bottom w:w="50" w:type="dxa"/>
-              <w:right w:w="90" w:type="dxa"/>
-            </w:tcMar>
             <w:vAlign w:val="center"/>
           </w:tcPr>
           <w:p>
@@ -4201,12 +3837,6 @@
               <w:right w:val="single" w:sz="6" w:space="0" w:color="1F3864"/>
             </w:tcBorders>
             <w:shd w:val="clear" w:color="auto" w:fill="4472C4"/>
-            <w:tcMar>
-              <w:top w:w="50" w:type="dxa"/>
-              <w:left w:w="90" w:type="dxa"/>
-              <w:bottom w:w="50" w:type="dxa"/>
-              <w:right w:w="90" w:type="dxa"/>
-            </w:tcMar>
             <w:vAlign w:val="center"/>
           </w:tcPr>
           <w:p>
@@ -4246,12 +3876,6 @@
               <w:right w:val="single" w:sz="6" w:space="0" w:color="1F3864"/>
             </w:tcBorders>
             <w:shd w:val="clear" w:color="auto" w:fill="D9E2F3"/>
-            <w:tcMar>
-              <w:top w:w="50" w:type="dxa"/>
-              <w:left w:w="90" w:type="dxa"/>
-              <w:bottom w:w="50" w:type="dxa"/>
-              <w:right w:w="90" w:type="dxa"/>
-            </w:tcMar>
             <w:vAlign w:val="center"/>
           </w:tcPr>
           <w:p>
@@ -4310,12 +3934,6 @@
               <w:right w:val="single" w:sz="6" w:space="0" w:color="1F3864"/>
             </w:tcBorders>
             <w:shd w:val="clear" w:color="auto" w:fill="4472C4"/>
-            <w:tcMar>
-              <w:top w:w="50" w:type="dxa"/>
-              <w:left w:w="90" w:type="dxa"/>
-              <w:bottom w:w="50" w:type="dxa"/>
-              <w:right w:w="90" w:type="dxa"/>
-            </w:tcMar>
             <w:vAlign w:val="center"/>
           </w:tcPr>
           <w:p>
@@ -4357,12 +3975,6 @@
               <w:right w:val="single" w:sz="6" w:space="0" w:color="1F3864"/>
             </w:tcBorders>
             <w:shd w:val="clear" w:color="auto" w:fill="D9E2F3"/>
-            <w:tcMar>
-              <w:top w:w="50" w:type="dxa"/>
-              <w:left w:w="90" w:type="dxa"/>
-              <w:bottom w:w="50" w:type="dxa"/>
-              <w:right w:w="90" w:type="dxa"/>
-            </w:tcMar>
             <w:vAlign w:val="center"/>
           </w:tcPr>
           <w:p>
@@ -4396,12 +4008,6 @@
               <w:right w:val="single" w:sz="6" w:space="0" w:color="1F3864"/>
             </w:tcBorders>
             <w:shd w:val="clear" w:color="auto" w:fill="D9E2F3"/>
-            <w:tcMar>
-              <w:top w:w="50" w:type="dxa"/>
-              <w:left w:w="90" w:type="dxa"/>
-              <w:bottom w:w="50" w:type="dxa"/>
-              <w:right w:w="90" w:type="dxa"/>
-            </w:tcMar>
             <w:vAlign w:val="center"/>
           </w:tcPr>
           <w:p>
@@ -4710,12 +4316,6 @@
               <w:right w:val="single" w:sz="6" w:space="0" w:color="1F3864"/>
             </w:tcBorders>
             <w:shd w:val="clear" w:color="auto" w:fill="D9E2F3"/>
-            <w:tcMar>
-              <w:top w:w="50" w:type="dxa"/>
-              <w:left w:w="90" w:type="dxa"/>
-              <w:bottom w:w="50" w:type="dxa"/>
-              <w:right w:w="90" w:type="dxa"/>
-            </w:tcMar>
             <w:vAlign w:val="center"/>
           </w:tcPr>
           <w:p>
@@ -4756,12 +4356,6 @@
               <w:right w:val="single" w:sz="6" w:space="0" w:color="1F3864"/>
             </w:tcBorders>
             <w:shd w:val="clear" w:color="auto" w:fill="D9E2F3"/>
-            <w:tcMar>
-              <w:top w:w="50" w:type="dxa"/>
-              <w:left w:w="90" w:type="dxa"/>
-              <w:bottom w:w="50" w:type="dxa"/>
-              <w:right w:w="90" w:type="dxa"/>
-            </w:tcMar>
             <w:vAlign w:val="center"/>
           </w:tcPr>
           <w:p>
@@ -4875,12 +4469,6 @@
               <w:right w:val="single" w:sz="6" w:space="0" w:color="1F3864"/>
             </w:tcBorders>
             <w:shd w:val="clear" w:color="auto" w:fill="4472C4"/>
-            <w:tcMar>
-              <w:top w:w="50" w:type="dxa"/>
-              <w:left w:w="90" w:type="dxa"/>
-              <w:bottom w:w="50" w:type="dxa"/>
-              <w:right w:w="90" w:type="dxa"/>
-            </w:tcMar>
             <w:vAlign w:val="center"/>
           </w:tcPr>
           <w:p>
@@ -4921,12 +4509,6 @@
               <w:right w:val="single" w:sz="6" w:space="0" w:color="1F3864"/>
             </w:tcBorders>
             <w:shd w:val="clear" w:color="auto" w:fill="4472C4"/>
-            <w:tcMar>
-              <w:top w:w="50" w:type="dxa"/>
-              <w:left w:w="90" w:type="dxa"/>
-              <w:bottom w:w="50" w:type="dxa"/>
-              <w:right w:w="90" w:type="dxa"/>
-            </w:tcMar>
             <w:vAlign w:val="center"/>
           </w:tcPr>
           <w:p>
@@ -4967,12 +4549,6 @@
               <w:right w:val="single" w:sz="6" w:space="0" w:color="1F3864"/>
             </w:tcBorders>
             <w:shd w:val="clear" w:color="auto" w:fill="4472C4"/>
-            <w:tcMar>
-              <w:top w:w="50" w:type="dxa"/>
-              <w:left w:w="90" w:type="dxa"/>
-              <w:bottom w:w="50" w:type="dxa"/>
-              <w:right w:w="90" w:type="dxa"/>
-            </w:tcMar>
             <w:vAlign w:val="center"/>
           </w:tcPr>
           <w:p>
@@ -5017,12 +4593,6 @@
               <w:right w:val="single" w:sz="6" w:space="0" w:color="1F3864"/>
             </w:tcBorders>
             <w:shd w:val="clear" w:color="auto" w:fill="D9E2F3"/>
-            <w:tcMar>
-              <w:top w:w="50" w:type="dxa"/>
-              <w:left w:w="90" w:type="dxa"/>
-              <w:bottom w:w="50" w:type="dxa"/>
-              <w:right w:w="90" w:type="dxa"/>
-            </w:tcMar>
             <w:vAlign w:val="center"/>
           </w:tcPr>
           <w:p>
@@ -5071,12 +4641,6 @@
               <w:right w:val="single" w:sz="6" w:space="0" w:color="1F3864"/>
             </w:tcBorders>
             <w:shd w:val="clear" w:color="auto" w:fill="D9E2F3"/>
-            <w:tcMar>
-              <w:top w:w="50" w:type="dxa"/>
-              <w:left w:w="90" w:type="dxa"/>
-              <w:bottom w:w="50" w:type="dxa"/>
-              <w:right w:w="90" w:type="dxa"/>
-            </w:tcMar>
             <w:vAlign w:val="center"/>
           </w:tcPr>
           <w:p>
@@ -5109,12 +4673,6 @@
               <w:right w:val="single" w:sz="6" w:space="0" w:color="1F3864"/>
             </w:tcBorders>
             <w:shd w:val="clear" w:color="auto" w:fill="D9E2F3"/>
-            <w:tcMar>
-              <w:top w:w="50" w:type="dxa"/>
-              <w:left w:w="90" w:type="dxa"/>
-              <w:bottom w:w="50" w:type="dxa"/>
-              <w:right w:w="90" w:type="dxa"/>
-            </w:tcMar>
             <w:vAlign w:val="center"/>
           </w:tcPr>
           <w:p>
@@ -5184,12 +4742,6 @@
               <w:right w:val="single" w:sz="6" w:space="0" w:color="1F3864"/>
             </w:tcBorders>
             <w:shd w:val="clear" w:color="auto" w:fill="D9E2F3"/>
-            <w:tcMar>
-              <w:top w:w="50" w:type="dxa"/>
-              <w:left w:w="90" w:type="dxa"/>
-              <w:bottom w:w="50" w:type="dxa"/>
-              <w:right w:w="90" w:type="dxa"/>
-            </w:tcMar>
             <w:vAlign w:val="center"/>
           </w:tcPr>
           <w:p>
@@ -5248,12 +4800,6 @@
               <w:right w:val="single" w:sz="6" w:space="0" w:color="1F3864"/>
             </w:tcBorders>
             <w:shd w:val="clear" w:color="auto" w:fill="D9E2F3"/>
-            <w:tcMar>
-              <w:top w:w="50" w:type="dxa"/>
-              <w:left w:w="90" w:type="dxa"/>
-              <w:bottom w:w="50" w:type="dxa"/>
-              <w:right w:w="90" w:type="dxa"/>
-            </w:tcMar>
             <w:vAlign w:val="center"/>
           </w:tcPr>
           <w:p>
@@ -5300,12 +4846,6 @@
               <w:right w:val="single" w:sz="6" w:space="0" w:color="1F3864"/>
             </w:tcBorders>
             <w:shd w:val="clear" w:color="auto" w:fill="D9E2F3"/>
-            <w:tcMar>
-              <w:top w:w="50" w:type="dxa"/>
-              <w:left w:w="90" w:type="dxa"/>
-              <w:bottom w:w="50" w:type="dxa"/>
-              <w:right w:w="90" w:type="dxa"/>
-            </w:tcMar>
             <w:vAlign w:val="center"/>
           </w:tcPr>
           <w:p>
@@ -5346,12 +4886,6 @@
               <w:right w:val="single" w:sz="6" w:space="0" w:color="1F3864"/>
             </w:tcBorders>
             <w:shd w:val="clear" w:color="auto" w:fill="D9E2F3"/>
-            <w:tcMar>
-              <w:top w:w="50" w:type="dxa"/>
-              <w:left w:w="90" w:type="dxa"/>
-              <w:bottom w:w="50" w:type="dxa"/>
-              <w:right w:w="90" w:type="dxa"/>
-            </w:tcMar>
             <w:vAlign w:val="center"/>
           </w:tcPr>
           <w:p>
@@ -5416,12 +4950,6 @@
               <w:right w:val="single" w:sz="6" w:space="0" w:color="1F3864"/>
             </w:tcBorders>
             <w:shd w:val="clear" w:color="auto" w:fill="D9E2F3"/>
-            <w:tcMar>
-              <w:top w:w="50" w:type="dxa"/>
-              <w:left w:w="90" w:type="dxa"/>
-              <w:bottom w:w="50" w:type="dxa"/>
-              <w:right w:w="90" w:type="dxa"/>
-            </w:tcMar>
             <w:vAlign w:val="center"/>
           </w:tcPr>
           <w:p>
@@ -5523,12 +5051,6 @@
               <w:right w:val="single" w:sz="6" w:space="0" w:color="1F3864"/>
             </w:tcBorders>
             <w:shd w:val="clear" w:color="auto" w:fill="D9E2F3"/>
-            <w:tcMar>
-              <w:top w:w="50" w:type="dxa"/>
-              <w:left w:w="90" w:type="dxa"/>
-              <w:bottom w:w="50" w:type="dxa"/>
-              <w:right w:w="90" w:type="dxa"/>
-            </w:tcMar>
             <w:vAlign w:val="center"/>
           </w:tcPr>
           <w:p>
@@ -5611,12 +5133,6 @@
               <w:right w:val="single" w:sz="6" w:space="0" w:color="1F3864"/>
             </w:tcBorders>
             <w:shd w:val="clear" w:color="auto" w:fill="D9E2F3"/>
-            <w:tcMar>
-              <w:top w:w="50" w:type="dxa"/>
-              <w:left w:w="90" w:type="dxa"/>
-              <w:bottom w:w="50" w:type="dxa"/>
-              <w:right w:w="90" w:type="dxa"/>
-            </w:tcMar>
             <w:vAlign w:val="center"/>
           </w:tcPr>
           <w:p>
@@ -5669,12 +5185,6 @@
               <w:right w:val="single" w:sz="6" w:space="0" w:color="1F3864"/>
             </w:tcBorders>
             <w:shd w:val="clear" w:color="auto" w:fill="4472C4"/>
-            <w:tcMar>
-              <w:top w:w="50" w:type="dxa"/>
-              <w:left w:w="90" w:type="dxa"/>
-              <w:bottom w:w="50" w:type="dxa"/>
-              <w:right w:w="90" w:type="dxa"/>
-            </w:tcMar>
             <w:vAlign w:val="center"/>
           </w:tcPr>
           <w:p>
@@ -5717,12 +5227,6 @@
               <w:right w:val="single" w:sz="6" w:space="0" w:color="1F3864"/>
             </w:tcBorders>
             <w:shd w:val="clear" w:color="auto" w:fill="4472C4"/>
-            <w:tcMar>
-              <w:top w:w="50" w:type="dxa"/>
-              <w:left w:w="90" w:type="dxa"/>
-              <w:bottom w:w="50" w:type="dxa"/>
-              <w:right w:w="90" w:type="dxa"/>
-            </w:tcMar>
             <w:vAlign w:val="center"/>
           </w:tcPr>
           <w:p>
@@ -5763,12 +5267,6 @@
               <w:right w:val="single" w:sz="6" w:space="0" w:color="1F3864"/>
             </w:tcBorders>
             <w:shd w:val="clear" w:color="auto" w:fill="D9E2F3"/>
-            <w:tcMar>
-              <w:top w:w="50" w:type="dxa"/>
-              <w:left w:w="90" w:type="dxa"/>
-              <w:bottom w:w="50" w:type="dxa"/>
-              <w:right w:w="90" w:type="dxa"/>
-            </w:tcMar>
             <w:vAlign w:val="center"/>
           </w:tcPr>
           <w:p>
@@ -5827,12 +5325,6 @@
               <w:right w:val="single" w:sz="6" w:space="0" w:color="1F3864"/>
             </w:tcBorders>
             <w:shd w:val="clear" w:color="auto" w:fill="4472C4"/>
-            <w:tcMar>
-              <w:top w:w="50" w:type="dxa"/>
-              <w:left w:w="90" w:type="dxa"/>
-              <w:bottom w:w="50" w:type="dxa"/>
-              <w:right w:w="90" w:type="dxa"/>
-            </w:tcMar>
             <w:vAlign w:val="center"/>
           </w:tcPr>
           <w:p>
@@ -5874,12 +5366,6 @@
               <w:right w:val="single" w:sz="6" w:space="0" w:color="1F3864"/>
             </w:tcBorders>
             <w:shd w:val="clear" w:color="auto" w:fill="D9E2F3"/>
-            <w:tcMar>
-              <w:top w:w="50" w:type="dxa"/>
-              <w:left w:w="90" w:type="dxa"/>
-              <w:bottom w:w="50" w:type="dxa"/>
-              <w:right w:w="90" w:type="dxa"/>
-            </w:tcMar>
             <w:vAlign w:val="center"/>
           </w:tcPr>
           <w:p>
@@ -5930,12 +5416,6 @@
               <w:right w:val="single" w:sz="6" w:space="0" w:color="1F3864"/>
             </w:tcBorders>
             <w:shd w:val="clear" w:color="auto" w:fill="D9E2F3"/>
-            <w:tcMar>
-              <w:top w:w="50" w:type="dxa"/>
-              <w:left w:w="90" w:type="dxa"/>
-              <w:bottom w:w="50" w:type="dxa"/>
-              <w:right w:w="90" w:type="dxa"/>
-            </w:tcMar>
             <w:vAlign w:val="center"/>
           </w:tcPr>
           <w:p>
@@ -6404,12 +5884,6 @@
               <w:right w:val="single" w:sz="6" w:space="0" w:color="1F3864"/>
             </w:tcBorders>
             <w:shd w:val="clear" w:color="auto" w:fill="D9E2F3"/>
-            <w:tcMar>
-              <w:top w:w="50" w:type="dxa"/>
-              <w:left w:w="90" w:type="dxa"/>
-              <w:bottom w:w="50" w:type="dxa"/>
-              <w:right w:w="90" w:type="dxa"/>
-            </w:tcMar>
             <w:vAlign w:val="center"/>
           </w:tcPr>
           <w:p>
@@ -6473,12 +5947,6 @@
               <w:right w:val="single" w:sz="6" w:space="0" w:color="1F3864"/>
             </w:tcBorders>
             <w:shd w:val="clear" w:color="auto" w:fill="D9E2F3"/>
-            <w:tcMar>
-              <w:top w:w="50" w:type="dxa"/>
-              <w:left w:w="90" w:type="dxa"/>
-              <w:bottom w:w="50" w:type="dxa"/>
-              <w:right w:w="90" w:type="dxa"/>
-            </w:tcMar>
             <w:vAlign w:val="center"/>
           </w:tcPr>
           <w:p>
@@ -6526,12 +5994,6 @@
               <w:right w:val="single" w:sz="6" w:space="0" w:color="1F3864"/>
             </w:tcBorders>
             <w:shd w:val="clear" w:color="auto" w:fill="4472C4"/>
-            <w:tcMar>
-              <w:top w:w="50" w:type="dxa"/>
-              <w:left w:w="90" w:type="dxa"/>
-              <w:bottom w:w="50" w:type="dxa"/>
-              <w:right w:w="90" w:type="dxa"/>
-            </w:tcMar>
             <w:vAlign w:val="center"/>
           </w:tcPr>
           <w:p>
@@ -6572,12 +6034,6 @@
               <w:right w:val="single" w:sz="6" w:space="0" w:color="1F3864"/>
             </w:tcBorders>
             <w:shd w:val="clear" w:color="auto" w:fill="4472C4"/>
-            <w:tcMar>
-              <w:top w:w="50" w:type="dxa"/>
-              <w:left w:w="90" w:type="dxa"/>
-              <w:bottom w:w="50" w:type="dxa"/>
-              <w:right w:w="90" w:type="dxa"/>
-            </w:tcMar>
             <w:vAlign w:val="center"/>
           </w:tcPr>
           <w:p>
@@ -6618,12 +6074,6 @@
               <w:right w:val="single" w:sz="6" w:space="0" w:color="1F3864"/>
             </w:tcBorders>
             <w:shd w:val="clear" w:color="auto" w:fill="4472C4"/>
-            <w:tcMar>
-              <w:top w:w="50" w:type="dxa"/>
-              <w:left w:w="90" w:type="dxa"/>
-              <w:bottom w:w="50" w:type="dxa"/>
-              <w:right w:w="90" w:type="dxa"/>
-            </w:tcMar>
             <w:vAlign w:val="center"/>
           </w:tcPr>
           <w:p>
@@ -6668,12 +6118,6 @@
               <w:right w:val="single" w:sz="6" w:space="0" w:color="1F3864"/>
             </w:tcBorders>
             <w:shd w:val="clear" w:color="auto" w:fill="D9E2F3"/>
-            <w:tcMar>
-              <w:top w:w="50" w:type="dxa"/>
-              <w:left w:w="90" w:type="dxa"/>
-              <w:bottom w:w="50" w:type="dxa"/>
-              <w:right w:w="90" w:type="dxa"/>
-            </w:tcMar>
             <w:vAlign w:val="center"/>
           </w:tcPr>
           <w:p>
@@ -6707,12 +6151,6 @@
               <w:right w:val="single" w:sz="6" w:space="0" w:color="1F3864"/>
             </w:tcBorders>
             <w:shd w:val="clear" w:color="auto" w:fill="D9E2F3"/>
-            <w:tcMar>
-              <w:top w:w="50" w:type="dxa"/>
-              <w:left w:w="90" w:type="dxa"/>
-              <w:bottom w:w="50" w:type="dxa"/>
-              <w:right w:w="90" w:type="dxa"/>
-            </w:tcMar>
             <w:vAlign w:val="center"/>
           </w:tcPr>
           <w:p>
@@ -6745,12 +6183,6 @@
               <w:right w:val="single" w:sz="6" w:space="0" w:color="1F3864"/>
             </w:tcBorders>
             <w:shd w:val="clear" w:color="auto" w:fill="D9E2F3"/>
-            <w:tcMar>
-              <w:top w:w="50" w:type="dxa"/>
-              <w:left w:w="90" w:type="dxa"/>
-              <w:bottom w:w="50" w:type="dxa"/>
-              <w:right w:w="90" w:type="dxa"/>
-            </w:tcMar>
             <w:vAlign w:val="center"/>
           </w:tcPr>
           <w:p>
@@ -6820,12 +6252,6 @@
               <w:right w:val="single" w:sz="6" w:space="0" w:color="1F3864"/>
             </w:tcBorders>
             <w:shd w:val="clear" w:color="auto" w:fill="D9E2F3"/>
-            <w:tcMar>
-              <w:top w:w="50" w:type="dxa"/>
-              <w:left w:w="90" w:type="dxa"/>
-              <w:bottom w:w="50" w:type="dxa"/>
-              <w:right w:w="90" w:type="dxa"/>
-            </w:tcMar>
             <w:vAlign w:val="center"/>
           </w:tcPr>
           <w:p>
@@ -6858,12 +6284,6 @@
               <w:right w:val="single" w:sz="6" w:space="0" w:color="1F3864"/>
             </w:tcBorders>
             <w:shd w:val="clear" w:color="auto" w:fill="D9E2F3"/>
-            <w:tcMar>
-              <w:top w:w="50" w:type="dxa"/>
-              <w:left w:w="90" w:type="dxa"/>
-              <w:bottom w:w="50" w:type="dxa"/>
-              <w:right w:w="90" w:type="dxa"/>
-            </w:tcMar>
             <w:vAlign w:val="center"/>
           </w:tcPr>
           <w:p>
@@ -6910,12 +6330,6 @@
               <w:right w:val="single" w:sz="6" w:space="0" w:color="1F3864"/>
             </w:tcBorders>
             <w:shd w:val="clear" w:color="auto" w:fill="D9E2F3"/>
-            <w:tcMar>
-              <w:top w:w="50" w:type="dxa"/>
-              <w:left w:w="90" w:type="dxa"/>
-              <w:bottom w:w="50" w:type="dxa"/>
-              <w:right w:w="90" w:type="dxa"/>
-            </w:tcMar>
             <w:vAlign w:val="center"/>
           </w:tcPr>
           <w:p>
@@ -6948,12 +6362,6 @@
               <w:right w:val="single" w:sz="6" w:space="0" w:color="1F3864"/>
             </w:tcBorders>
             <w:shd w:val="clear" w:color="auto" w:fill="D9E2F3"/>
-            <w:tcMar>
-              <w:top w:w="50" w:type="dxa"/>
-              <w:left w:w="90" w:type="dxa"/>
-              <w:bottom w:w="50" w:type="dxa"/>
-              <w:right w:w="90" w:type="dxa"/>
-            </w:tcMar>
             <w:vAlign w:val="center"/>
           </w:tcPr>
           <w:p>
@@ -6986,12 +6394,6 @@
               <w:right w:val="single" w:sz="6" w:space="0" w:color="1F3864"/>
             </w:tcBorders>
             <w:shd w:val="clear" w:color="auto" w:fill="D9E2F3"/>
-            <w:tcMar>
-              <w:top w:w="50" w:type="dxa"/>
-              <w:left w:w="90" w:type="dxa"/>
-              <w:bottom w:w="50" w:type="dxa"/>
-              <w:right w:w="90" w:type="dxa"/>
-            </w:tcMar>
             <w:vAlign w:val="center"/>
           </w:tcPr>
           <w:p>
@@ -7061,12 +6463,6 @@
               <w:right w:val="single" w:sz="6" w:space="0" w:color="1F3864"/>
             </w:tcBorders>
             <w:shd w:val="clear" w:color="auto" w:fill="D9E2F3"/>
-            <w:tcMar>
-              <w:top w:w="50" w:type="dxa"/>
-              <w:left w:w="90" w:type="dxa"/>
-              <w:bottom w:w="50" w:type="dxa"/>
-              <w:right w:w="90" w:type="dxa"/>
-            </w:tcMar>
             <w:vAlign w:val="center"/>
           </w:tcPr>
           <w:p>
@@ -7099,12 +6495,6 @@
               <w:right w:val="single" w:sz="6" w:space="0" w:color="1F3864"/>
             </w:tcBorders>
             <w:shd w:val="clear" w:color="auto" w:fill="D9E2F3"/>
-            <w:tcMar>
-              <w:top w:w="50" w:type="dxa"/>
-              <w:left w:w="90" w:type="dxa"/>
-              <w:bottom w:w="50" w:type="dxa"/>
-              <w:right w:w="90" w:type="dxa"/>
-            </w:tcMar>
             <w:vAlign w:val="center"/>
           </w:tcPr>
           <w:p>
@@ -7149,12 +6539,6 @@
               <w:right w:val="single" w:sz="6" w:space="0" w:color="1F3864"/>
             </w:tcBorders>
             <w:shd w:val="clear" w:color="auto" w:fill="4472C4"/>
-            <w:tcMar>
-              <w:top w:w="50" w:type="dxa"/>
-              <w:left w:w="90" w:type="dxa"/>
-              <w:bottom w:w="50" w:type="dxa"/>
-              <w:right w:w="90" w:type="dxa"/>
-            </w:tcMar>
             <w:vAlign w:val="center"/>
           </w:tcPr>
           <w:p>
@@ -7197,12 +6581,6 @@
               <w:right w:val="single" w:sz="6" w:space="0" w:color="1F3864"/>
             </w:tcBorders>
             <w:shd w:val="clear" w:color="auto" w:fill="4472C4"/>
-            <w:tcMar>
-              <w:top w:w="50" w:type="dxa"/>
-              <w:left w:w="90" w:type="dxa"/>
-              <w:bottom w:w="50" w:type="dxa"/>
-              <w:right w:w="90" w:type="dxa"/>
-            </w:tcMar>
             <w:vAlign w:val="center"/>
           </w:tcPr>
           <w:p>
@@ -7242,12 +6620,6 @@
               <w:right w:val="single" w:sz="6" w:space="0" w:color="1F3864"/>
             </w:tcBorders>
             <w:shd w:val="clear" w:color="auto" w:fill="D9E2F3"/>
-            <w:tcMar>
-              <w:top w:w="50" w:type="dxa"/>
-              <w:left w:w="90" w:type="dxa"/>
-              <w:bottom w:w="50" w:type="dxa"/>
-              <w:right w:w="90" w:type="dxa"/>
-            </w:tcMar>
             <w:vAlign w:val="center"/>
           </w:tcPr>
           <w:p>
@@ -7306,12 +6678,6 @@
               <w:right w:val="single" w:sz="6" w:space="0" w:color="1F3864"/>
             </w:tcBorders>
             <w:shd w:val="clear" w:color="auto" w:fill="4472C4"/>
-            <w:tcMar>
-              <w:top w:w="50" w:type="dxa"/>
-              <w:left w:w="90" w:type="dxa"/>
-              <w:bottom w:w="50" w:type="dxa"/>
-              <w:right w:w="90" w:type="dxa"/>
-            </w:tcMar>
             <w:vAlign w:val="center"/>
           </w:tcPr>
           <w:p>
@@ -7353,12 +6719,6 @@
               <w:right w:val="single" w:sz="6" w:space="0" w:color="1F3864"/>
             </w:tcBorders>
             <w:shd w:val="clear" w:color="auto" w:fill="D9E2F3"/>
-            <w:tcMar>
-              <w:top w:w="50" w:type="dxa"/>
-              <w:left w:w="90" w:type="dxa"/>
-              <w:bottom w:w="50" w:type="dxa"/>
-              <w:right w:w="90" w:type="dxa"/>
-            </w:tcMar>
             <w:vAlign w:val="center"/>
           </w:tcPr>
           <w:p>
@@ -7409,12 +6769,6 @@
               <w:right w:val="single" w:sz="6" w:space="0" w:color="1F3864"/>
             </w:tcBorders>
             <w:shd w:val="clear" w:color="auto" w:fill="D9E2F3"/>
-            <w:tcMar>
-              <w:top w:w="50" w:type="dxa"/>
-              <w:left w:w="90" w:type="dxa"/>
-              <w:bottom w:w="50" w:type="dxa"/>
-              <w:right w:w="90" w:type="dxa"/>
-            </w:tcMar>
             <w:vAlign w:val="center"/>
           </w:tcPr>
           <w:p>
@@ -7770,12 +7124,6 @@
               <w:right w:val="single" w:sz="6" w:space="0" w:color="1F3864"/>
             </w:tcBorders>
             <w:shd w:val="clear" w:color="auto" w:fill="D9E2F3"/>
-            <w:tcMar>
-              <w:top w:w="50" w:type="dxa"/>
-              <w:left w:w="90" w:type="dxa"/>
-              <w:bottom w:w="50" w:type="dxa"/>
-              <w:right w:w="90" w:type="dxa"/>
-            </w:tcMar>
             <w:vAlign w:val="center"/>
           </w:tcPr>
           <w:p>
@@ -7817,12 +7165,6 @@
               <w:right w:val="single" w:sz="6" w:space="0" w:color="1F3864"/>
             </w:tcBorders>
             <w:shd w:val="clear" w:color="auto" w:fill="D9E2F3"/>
-            <w:tcMar>
-              <w:top w:w="50" w:type="dxa"/>
-              <w:left w:w="90" w:type="dxa"/>
-              <w:bottom w:w="50" w:type="dxa"/>
-              <w:right w:w="90" w:type="dxa"/>
-            </w:tcMar>
             <w:vAlign w:val="center"/>
           </w:tcPr>
           <w:p>
@@ -7942,12 +7284,6 @@
               <w:right w:val="single" w:sz="6" w:space="0" w:color="1F3864"/>
             </w:tcBorders>
             <w:shd w:val="clear" w:color="auto" w:fill="4472C4"/>
-            <w:tcMar>
-              <w:top w:w="50" w:type="dxa"/>
-              <w:left w:w="90" w:type="dxa"/>
-              <w:bottom w:w="50" w:type="dxa"/>
-              <w:right w:w="90" w:type="dxa"/>
-            </w:tcMar>
             <w:vAlign w:val="center"/>
           </w:tcPr>
           <w:p>
@@ -7988,12 +7324,6 @@
               <w:right w:val="single" w:sz="6" w:space="0" w:color="1F3864"/>
             </w:tcBorders>
             <w:shd w:val="clear" w:color="auto" w:fill="4472C4"/>
-            <w:tcMar>
-              <w:top w:w="50" w:type="dxa"/>
-              <w:left w:w="90" w:type="dxa"/>
-              <w:bottom w:w="50" w:type="dxa"/>
-              <w:right w:w="90" w:type="dxa"/>
-            </w:tcMar>
             <w:vAlign w:val="center"/>
           </w:tcPr>
           <w:p>
@@ -8034,12 +7364,6 @@
               <w:right w:val="single" w:sz="6" w:space="0" w:color="1F3864"/>
             </w:tcBorders>
             <w:shd w:val="clear" w:color="auto" w:fill="4472C4"/>
-            <w:tcMar>
-              <w:top w:w="50" w:type="dxa"/>
-              <w:left w:w="90" w:type="dxa"/>
-              <w:bottom w:w="50" w:type="dxa"/>
-              <w:right w:w="90" w:type="dxa"/>
-            </w:tcMar>
             <w:vAlign w:val="center"/>
           </w:tcPr>
           <w:p>
@@ -8084,12 +7408,6 @@
               <w:right w:val="single" w:sz="6" w:space="0" w:color="1F3864"/>
             </w:tcBorders>
             <w:shd w:val="clear" w:color="auto" w:fill="D9E2F3"/>
-            <w:tcMar>
-              <w:top w:w="50" w:type="dxa"/>
-              <w:left w:w="90" w:type="dxa"/>
-              <w:bottom w:w="50" w:type="dxa"/>
-              <w:right w:w="90" w:type="dxa"/>
-            </w:tcMar>
             <w:vAlign w:val="center"/>
           </w:tcPr>
           <w:p>
@@ -8122,12 +7440,6 @@
               <w:right w:val="single" w:sz="6" w:space="0" w:color="1F3864"/>
             </w:tcBorders>
             <w:shd w:val="clear" w:color="auto" w:fill="D9E2F3"/>
-            <w:tcMar>
-              <w:top w:w="50" w:type="dxa"/>
-              <w:left w:w="90" w:type="dxa"/>
-              <w:bottom w:w="50" w:type="dxa"/>
-              <w:right w:w="90" w:type="dxa"/>
-            </w:tcMar>
             <w:vAlign w:val="center"/>
           </w:tcPr>
           <w:p>
@@ -8160,12 +7472,6 @@
               <w:right w:val="single" w:sz="6" w:space="0" w:color="1F3864"/>
             </w:tcBorders>
             <w:shd w:val="clear" w:color="auto" w:fill="D9E2F3"/>
-            <w:tcMar>
-              <w:top w:w="50" w:type="dxa"/>
-              <w:left w:w="90" w:type="dxa"/>
-              <w:bottom w:w="50" w:type="dxa"/>
-              <w:right w:w="90" w:type="dxa"/>
-            </w:tcMar>
             <w:vAlign w:val="center"/>
           </w:tcPr>
           <w:p>
@@ -8235,12 +7541,6 @@
               <w:right w:val="single" w:sz="6" w:space="0" w:color="1F3864"/>
             </w:tcBorders>
             <w:shd w:val="clear" w:color="auto" w:fill="D9E2F3"/>
-            <w:tcMar>
-              <w:top w:w="50" w:type="dxa"/>
-              <w:left w:w="90" w:type="dxa"/>
-              <w:bottom w:w="50" w:type="dxa"/>
-              <w:right w:w="90" w:type="dxa"/>
-            </w:tcMar>
             <w:vAlign w:val="center"/>
           </w:tcPr>
           <w:p>
@@ -8273,12 +7573,6 @@
               <w:right w:val="single" w:sz="6" w:space="0" w:color="1F3864"/>
             </w:tcBorders>
             <w:shd w:val="clear" w:color="auto" w:fill="D9E2F3"/>
-            <w:tcMar>
-              <w:top w:w="50" w:type="dxa"/>
-              <w:left w:w="90" w:type="dxa"/>
-              <w:bottom w:w="50" w:type="dxa"/>
-              <w:right w:w="90" w:type="dxa"/>
-            </w:tcMar>
             <w:vAlign w:val="center"/>
           </w:tcPr>
           <w:p>
@@ -8325,12 +7619,6 @@
               <w:right w:val="single" w:sz="6" w:space="0" w:color="1F3864"/>
             </w:tcBorders>
             <w:shd w:val="clear" w:color="auto" w:fill="D9E2F3"/>
-            <w:tcMar>
-              <w:top w:w="50" w:type="dxa"/>
-              <w:left w:w="90" w:type="dxa"/>
-              <w:bottom w:w="50" w:type="dxa"/>
-              <w:right w:w="90" w:type="dxa"/>
-            </w:tcMar>
             <w:vAlign w:val="center"/>
           </w:tcPr>
           <w:p>
@@ -8363,12 +7651,6 @@
               <w:right w:val="single" w:sz="6" w:space="0" w:color="1F3864"/>
             </w:tcBorders>
             <w:shd w:val="clear" w:color="auto" w:fill="D9E2F3"/>
-            <w:tcMar>
-              <w:top w:w="50" w:type="dxa"/>
-              <w:left w:w="90" w:type="dxa"/>
-              <w:bottom w:w="50" w:type="dxa"/>
-              <w:right w:w="90" w:type="dxa"/>
-            </w:tcMar>
             <w:vAlign w:val="center"/>
           </w:tcPr>
           <w:p>
@@ -8401,12 +7683,6 @@
               <w:right w:val="single" w:sz="6" w:space="0" w:color="1F3864"/>
             </w:tcBorders>
             <w:shd w:val="clear" w:color="auto" w:fill="D9E2F3"/>
-            <w:tcMar>
-              <w:top w:w="50" w:type="dxa"/>
-              <w:left w:w="90" w:type="dxa"/>
-              <w:bottom w:w="50" w:type="dxa"/>
-              <w:right w:w="90" w:type="dxa"/>
-            </w:tcMar>
             <w:vAlign w:val="center"/>
           </w:tcPr>
           <w:p>
@@ -8476,12 +7752,6 @@
               <w:right w:val="single" w:sz="6" w:space="0" w:color="1F3864"/>
             </w:tcBorders>
             <w:shd w:val="clear" w:color="auto" w:fill="D9E2F3"/>
-            <w:tcMar>
-              <w:top w:w="50" w:type="dxa"/>
-              <w:left w:w="90" w:type="dxa"/>
-              <w:bottom w:w="50" w:type="dxa"/>
-              <w:right w:w="90" w:type="dxa"/>
-            </w:tcMar>
             <w:vAlign w:val="center"/>
           </w:tcPr>
           <w:p>
@@ -8514,12 +7784,6 @@
               <w:right w:val="single" w:sz="6" w:space="0" w:color="1F3864"/>
             </w:tcBorders>
             <w:shd w:val="clear" w:color="auto" w:fill="D9E2F3"/>
-            <w:tcMar>
-              <w:top w:w="50" w:type="dxa"/>
-              <w:left w:w="90" w:type="dxa"/>
-              <w:bottom w:w="50" w:type="dxa"/>
-              <w:right w:w="90" w:type="dxa"/>
-            </w:tcMar>
             <w:vAlign w:val="center"/>
           </w:tcPr>
           <w:p>
@@ -8564,12 +7828,6 @@
               <w:right w:val="single" w:sz="6" w:space="0" w:color="1F3864"/>
             </w:tcBorders>
             <w:shd w:val="clear" w:color="auto" w:fill="4472C4"/>
-            <w:tcMar>
-              <w:top w:w="50" w:type="dxa"/>
-              <w:left w:w="90" w:type="dxa"/>
-              <w:bottom w:w="50" w:type="dxa"/>
-              <w:right w:w="90" w:type="dxa"/>
-            </w:tcMar>
             <w:vAlign w:val="center"/>
           </w:tcPr>
           <w:p>
@@ -8612,12 +7870,6 @@
               <w:right w:val="single" w:sz="6" w:space="0" w:color="1F3864"/>
             </w:tcBorders>
             <w:shd w:val="clear" w:color="auto" w:fill="4472C4"/>
-            <w:tcMar>
-              <w:top w:w="50" w:type="dxa"/>
-              <w:left w:w="90" w:type="dxa"/>
-              <w:bottom w:w="50" w:type="dxa"/>
-              <w:right w:w="90" w:type="dxa"/>
-            </w:tcMar>
             <w:vAlign w:val="center"/>
           </w:tcPr>
           <w:p>
@@ -8657,12 +7909,6 @@
               <w:right w:val="single" w:sz="6" w:space="0" w:color="1F3864"/>
             </w:tcBorders>
             <w:shd w:val="clear" w:color="auto" w:fill="D9E2F3"/>
-            <w:tcMar>
-              <w:top w:w="50" w:type="dxa"/>
-              <w:left w:w="90" w:type="dxa"/>
-              <w:bottom w:w="50" w:type="dxa"/>
-              <w:right w:w="90" w:type="dxa"/>
-            </w:tcMar>
             <w:vAlign w:val="center"/>
           </w:tcPr>
           <w:p>
@@ -8721,12 +7967,6 @@
               <w:right w:val="single" w:sz="6" w:space="0" w:color="1F3864"/>
             </w:tcBorders>
             <w:shd w:val="clear" w:color="auto" w:fill="4472C4"/>
-            <w:tcMar>
-              <w:top w:w="50" w:type="dxa"/>
-              <w:left w:w="90" w:type="dxa"/>
-              <w:bottom w:w="50" w:type="dxa"/>
-              <w:right w:w="90" w:type="dxa"/>
-            </w:tcMar>
             <w:vAlign w:val="center"/>
           </w:tcPr>
           <w:p>
@@ -8768,12 +8008,6 @@
               <w:right w:val="single" w:sz="6" w:space="0" w:color="1F3864"/>
             </w:tcBorders>
             <w:shd w:val="clear" w:color="auto" w:fill="D9E2F3"/>
-            <w:tcMar>
-              <w:top w:w="50" w:type="dxa"/>
-              <w:left w:w="90" w:type="dxa"/>
-              <w:bottom w:w="50" w:type="dxa"/>
-              <w:right w:w="90" w:type="dxa"/>
-            </w:tcMar>
             <w:vAlign w:val="center"/>
           </w:tcPr>
           <w:p>
@@ -8860,12 +8094,6 @@
               <w:right w:val="single" w:sz="6" w:space="0" w:color="1F3864"/>
             </w:tcBorders>
             <w:shd w:val="clear" w:color="auto" w:fill="D9E2F3"/>
-            <w:tcMar>
-              <w:top w:w="50" w:type="dxa"/>
-              <w:left w:w="90" w:type="dxa"/>
-              <w:bottom w:w="50" w:type="dxa"/>
-              <w:right w:w="90" w:type="dxa"/>
-            </w:tcMar>
             <w:vAlign w:val="center"/>
           </w:tcPr>
           <w:p>
@@ -9318,12 +8546,6 @@
               <w:right w:val="single" w:sz="6" w:space="0" w:color="1F3864"/>
             </w:tcBorders>
             <w:shd w:val="clear" w:color="auto" w:fill="D9E2F3"/>
-            <w:tcMar>
-              <w:top w:w="50" w:type="dxa"/>
-              <w:left w:w="90" w:type="dxa"/>
-              <w:bottom w:w="50" w:type="dxa"/>
-              <w:right w:w="90" w:type="dxa"/>
-            </w:tcMar>
             <w:vAlign w:val="center"/>
           </w:tcPr>
           <w:p>
@@ -9375,6 +8597,55 @@
           </w:p>
         </w:tc>
       </w:tr>
+    </w:tbl>
+    <w:p>
+      <w:pPr>
+        <w:spacing w:before="0" w:after="0" w:line="240" w:lineRule="auto"/>
+        <w:rPr>
+          <w:sz w:val="18"/>
+          <w:szCs w:val="18"/>
+        </w:rPr>
+      </w:pPr>
+    </w:p>
+    <w:tbl>
+      <w:tblPr>
+        <w:tblW w:w="9405" w:type="dxa"/>
+        <w:jc w:val="center"/>
+        <w:tblBorders>
+          <w:top w:val="single" w:sz="6" w:space="0" w:color="1F3864"/>
+          <w:left w:val="single" w:sz="6" w:space="0" w:color="1F3864"/>
+          <w:bottom w:val="single" w:sz="6" w:space="0" w:color="1F3864"/>
+          <w:right w:val="single" w:sz="6" w:space="0" w:color="1F3864"/>
+          <w:insideH w:val="single" w:sz="6" w:space="0" w:color="1F3864"/>
+          <w:insideV w:val="single" w:sz="6" w:space="0" w:color="1F3864"/>
+        </w:tblBorders>
+        <w:tblLayout w:type="fixed"/>
+        <w:tblCellMar>
+          <w:top w:w="40" w:type="dxa"/>
+          <w:left w:w="90" w:type="dxa"/>
+          <w:bottom w:w="40" w:type="dxa"/>
+          <w:right w:w="90" w:type="dxa"/>
+        </w:tblCellMar>
+        <w:tblLook w:val="04A0" w:firstRow="1" w:lastRow="0" w:firstColumn="1" w:lastColumn="0" w:noHBand="0" w:noVBand="1"/>
+      </w:tblPr>
+      <w:tblGrid>
+        <w:gridCol w:w="1175"/>
+        <w:gridCol w:w="391"/>
+        <w:gridCol w:w="391"/>
+        <w:gridCol w:w="391"/>
+        <w:gridCol w:w="783"/>
+        <w:gridCol w:w="391"/>
+        <w:gridCol w:w="391"/>
+        <w:gridCol w:w="783"/>
+        <w:gridCol w:w="783"/>
+        <w:gridCol w:w="391"/>
+        <w:gridCol w:w="391"/>
+        <w:gridCol w:w="391"/>
+        <w:gridCol w:w="391"/>
+        <w:gridCol w:w="391"/>
+        <w:gridCol w:w="391"/>
+        <w:gridCol w:w="1567"/>
+      </w:tblGrid>
       <w:tr>
         <w:tc>
           <w:tcPr>
@@ -9387,12 +8658,6 @@
               <w:right w:val="single" w:sz="6" w:space="0" w:color="1F3864"/>
             </w:tcBorders>
             <w:shd w:val="clear" w:color="auto" w:fill="4472C4"/>
-            <w:tcMar>
-              <w:top w:w="50" w:type="dxa"/>
-              <w:left w:w="90" w:type="dxa"/>
-              <w:bottom w:w="50" w:type="dxa"/>
-              <w:right w:w="90" w:type="dxa"/>
-            </w:tcMar>
             <w:vAlign w:val="center"/>
           </w:tcPr>
           <w:p>
@@ -9435,12 +8700,6 @@
               <w:right w:val="single" w:sz="6" w:space="0" w:color="1F3864"/>
             </w:tcBorders>
             <w:shd w:val="clear" w:color="auto" w:fill="4472C4"/>
-            <w:tcMar>
-              <w:top w:w="50" w:type="dxa"/>
-              <w:left w:w="90" w:type="dxa"/>
-              <w:bottom w:w="50" w:type="dxa"/>
-              <w:right w:w="90" w:type="dxa"/>
-            </w:tcMar>
             <w:vAlign w:val="center"/>
           </w:tcPr>
           <w:p>
@@ -9481,12 +8740,6 @@
               <w:right w:val="single" w:sz="6" w:space="0" w:color="1F3864"/>
             </w:tcBorders>
             <w:shd w:val="clear" w:color="auto" w:fill="4472C4"/>
-            <w:tcMar>
-              <w:top w:w="50" w:type="dxa"/>
-              <w:left w:w="90" w:type="dxa"/>
-              <w:bottom w:w="50" w:type="dxa"/>
-              <w:right w:w="90" w:type="dxa"/>
-            </w:tcMar>
             <w:vAlign w:val="center"/>
           </w:tcPr>
           <w:p>
@@ -9527,12 +8780,6 @@
               <w:right w:val="single" w:sz="6" w:space="0" w:color="1F3864"/>
             </w:tcBorders>
             <w:shd w:val="clear" w:color="auto" w:fill="4472C4"/>
-            <w:tcMar>
-              <w:top w:w="50" w:type="dxa"/>
-              <w:left w:w="90" w:type="dxa"/>
-              <w:bottom w:w="50" w:type="dxa"/>
-              <w:right w:w="90" w:type="dxa"/>
-            </w:tcMar>
             <w:vAlign w:val="center"/>
           </w:tcPr>
           <w:p>
@@ -9588,12 +8835,6 @@
               <w:right w:val="single" w:sz="6" w:space="0" w:color="1F3864"/>
             </w:tcBorders>
             <w:shd w:val="clear" w:color="auto" w:fill="4472C4"/>
-            <w:tcMar>
-              <w:top w:w="50" w:type="dxa"/>
-              <w:left w:w="90" w:type="dxa"/>
-              <w:bottom w:w="50" w:type="dxa"/>
-              <w:right w:w="90" w:type="dxa"/>
-            </w:tcMar>
             <w:vAlign w:val="center"/>
           </w:tcPr>
           <w:p>
@@ -9634,12 +8875,6 @@
               <w:right w:val="single" w:sz="6" w:space="0" w:color="1F3864"/>
             </w:tcBorders>
             <w:shd w:val="clear" w:color="auto" w:fill="4472C4"/>
-            <w:tcMar>
-              <w:top w:w="50" w:type="dxa"/>
-              <w:left w:w="90" w:type="dxa"/>
-              <w:bottom w:w="50" w:type="dxa"/>
-              <w:right w:w="90" w:type="dxa"/>
-            </w:tcMar>
             <w:vAlign w:val="center"/>
           </w:tcPr>
           <w:p>
@@ -9682,12 +8917,6 @@
               <w:right w:val="single" w:sz="6" w:space="0" w:color="1F3864"/>
             </w:tcBorders>
             <w:shd w:val="clear" w:color="auto" w:fill="D9E2F3"/>
-            <w:tcMar>
-              <w:top w:w="50" w:type="dxa"/>
-              <w:left w:w="90" w:type="dxa"/>
-              <w:bottom w:w="50" w:type="dxa"/>
-              <w:right w:w="90" w:type="dxa"/>
-            </w:tcMar>
             <w:vAlign w:val="center"/>
           </w:tcPr>
           <w:p>
@@ -9806,12 +9035,6 @@
               <w:right w:val="single" w:sz="6" w:space="0" w:color="1F3864"/>
             </w:tcBorders>
             <w:shd w:val="clear" w:color="auto" w:fill="D9E2F3"/>
-            <w:tcMar>
-              <w:top w:w="50" w:type="dxa"/>
-              <w:left w:w="90" w:type="dxa"/>
-              <w:bottom w:w="50" w:type="dxa"/>
-              <w:right w:w="90" w:type="dxa"/>
-            </w:tcMar>
             <w:vAlign w:val="center"/>
           </w:tcPr>
           <w:p>
@@ -9893,12 +9116,6 @@
               <w:right w:val="single" w:sz="6" w:space="0" w:color="1F3864"/>
             </w:tcBorders>
             <w:shd w:val="clear" w:color="auto" w:fill="D9E2F3"/>
-            <w:tcMar>
-              <w:top w:w="50" w:type="dxa"/>
-              <w:left w:w="90" w:type="dxa"/>
-              <w:bottom w:w="50" w:type="dxa"/>
-              <w:right w:w="90" w:type="dxa"/>
-            </w:tcMar>
             <w:vAlign w:val="center"/>
           </w:tcPr>
           <w:p>
@@ -9999,12 +9216,6 @@
               <w:right w:val="single" w:sz="6" w:space="0" w:color="1F3864"/>
             </w:tcBorders>
             <w:shd w:val="clear" w:color="auto" w:fill="D9E2F3"/>
-            <w:tcMar>
-              <w:top w:w="50" w:type="dxa"/>
-              <w:left w:w="90" w:type="dxa"/>
-              <w:bottom w:w="50" w:type="dxa"/>
-              <w:right w:w="90" w:type="dxa"/>
-            </w:tcMar>
             <w:vAlign w:val="center"/>
           </w:tcPr>
           <w:p>
@@ -10116,12 +9327,6 @@
               <w:right w:val="single" w:sz="6" w:space="0" w:color="1F3864"/>
             </w:tcBorders>
             <w:shd w:val="clear" w:color="auto" w:fill="D9E2F3"/>
-            <w:tcMar>
-              <w:top w:w="50" w:type="dxa"/>
-              <w:left w:w="90" w:type="dxa"/>
-              <w:bottom w:w="50" w:type="dxa"/>
-              <w:right w:w="90" w:type="dxa"/>
-            </w:tcMar>
             <w:vAlign w:val="center"/>
           </w:tcPr>
           <w:p>
@@ -10231,6 +9436,55 @@
           </w:p>
         </w:tc>
       </w:tr>
+    </w:tbl>
+    <w:p>
+      <w:pPr>
+        <w:spacing w:before="0" w:after="0" w:line="240" w:lineRule="auto"/>
+        <w:rPr>
+          <w:sz w:val="18"/>
+          <w:szCs w:val="18"/>
+        </w:rPr>
+      </w:pPr>
+    </w:p>
+    <w:tbl>
+      <w:tblPr>
+        <w:tblW w:w="9405" w:type="dxa"/>
+        <w:jc w:val="center"/>
+        <w:tblBorders>
+          <w:top w:val="single" w:sz="6" w:space="0" w:color="1F3864"/>
+          <w:left w:val="single" w:sz="6" w:space="0" w:color="1F3864"/>
+          <w:bottom w:val="single" w:sz="6" w:space="0" w:color="1F3864"/>
+          <w:right w:val="single" w:sz="6" w:space="0" w:color="1F3864"/>
+          <w:insideH w:val="single" w:sz="6" w:space="0" w:color="1F3864"/>
+          <w:insideV w:val="single" w:sz="6" w:space="0" w:color="1F3864"/>
+        </w:tblBorders>
+        <w:tblLayout w:type="fixed"/>
+        <w:tblCellMar>
+          <w:top w:w="40" w:type="dxa"/>
+          <w:left w:w="90" w:type="dxa"/>
+          <w:bottom w:w="40" w:type="dxa"/>
+          <w:right w:w="90" w:type="dxa"/>
+        </w:tblCellMar>
+        <w:tblLook w:val="04A0" w:firstRow="1" w:lastRow="0" w:firstColumn="1" w:lastColumn="0" w:noHBand="0" w:noVBand="1"/>
+      </w:tblPr>
+      <w:tblGrid>
+        <w:gridCol w:w="1175"/>
+        <w:gridCol w:w="391"/>
+        <w:gridCol w:w="391"/>
+        <w:gridCol w:w="391"/>
+        <w:gridCol w:w="783"/>
+        <w:gridCol w:w="391"/>
+        <w:gridCol w:w="391"/>
+        <w:gridCol w:w="783"/>
+        <w:gridCol w:w="783"/>
+        <w:gridCol w:w="391"/>
+        <w:gridCol w:w="391"/>
+        <w:gridCol w:w="391"/>
+        <w:gridCol w:w="391"/>
+        <w:gridCol w:w="391"/>
+        <w:gridCol w:w="391"/>
+        <w:gridCol w:w="1567"/>
+      </w:tblGrid>
       <w:tr>
         <w:tc>
           <w:tcPr>
@@ -10243,12 +9497,6 @@
               <w:right w:val="single" w:sz="6" w:space="0" w:color="1F3864"/>
             </w:tcBorders>
             <w:shd w:val="clear" w:color="auto" w:fill="4472C4"/>
-            <w:tcMar>
-              <w:top w:w="50" w:type="dxa"/>
-              <w:left w:w="90" w:type="dxa"/>
-              <w:bottom w:w="50" w:type="dxa"/>
-              <w:right w:w="90" w:type="dxa"/>
-            </w:tcMar>
             <w:vAlign w:val="center"/>
           </w:tcPr>
           <w:p>
@@ -10289,12 +9537,6 @@
               <w:right w:val="single" w:sz="6" w:space="0" w:color="1F3864"/>
             </w:tcBorders>
             <w:shd w:val="clear" w:color="auto" w:fill="D9E2F3"/>
-            <w:tcMar>
-              <w:top w:w="50" w:type="dxa"/>
-              <w:left w:w="90" w:type="dxa"/>
-              <w:bottom w:w="50" w:type="dxa"/>
-              <w:right w:w="90" w:type="dxa"/>
-            </w:tcMar>
             <w:vAlign w:val="center"/>
           </w:tcPr>
           <w:p>
@@ -10472,12 +9714,6 @@
               <w:right w:val="single" w:sz="6" w:space="0" w:color="1F3864"/>
             </w:tcBorders>
             <w:shd w:val="clear" w:color="auto" w:fill="4472C4"/>
-            <w:tcMar>
-              <w:top w:w="50" w:type="dxa"/>
-              <w:left w:w="90" w:type="dxa"/>
-              <w:bottom w:w="50" w:type="dxa"/>
-              <w:right w:w="90" w:type="dxa"/>
-            </w:tcMar>
             <w:vAlign w:val="center"/>
           </w:tcPr>
           <w:p>
@@ -10517,12 +9753,6 @@
               <w:right w:val="single" w:sz="6" w:space="0" w:color="1F3864"/>
             </w:tcBorders>
             <w:shd w:val="clear" w:color="auto" w:fill="D9E2F3"/>
-            <w:tcMar>
-              <w:top w:w="50" w:type="dxa"/>
-              <w:left w:w="90" w:type="dxa"/>
-              <w:bottom w:w="50" w:type="dxa"/>
-              <w:right w:w="90" w:type="dxa"/>
-            </w:tcMar>
             <w:vAlign w:val="center"/>
           </w:tcPr>
           <w:p>
@@ -10700,12 +9930,6 @@
               <w:right w:val="single" w:sz="6" w:space="0" w:color="1F3864"/>
             </w:tcBorders>
             <w:shd w:val="clear" w:color="auto" w:fill="4472C4"/>
-            <w:tcMar>
-              <w:top w:w="50" w:type="dxa"/>
-              <w:left w:w="90" w:type="dxa"/>
-              <w:bottom w:w="50" w:type="dxa"/>
-              <w:right w:w="90" w:type="dxa"/>
-            </w:tcMar>
             <w:vAlign w:val="center"/>
           </w:tcPr>
           <w:p>
@@ -10745,12 +9969,6 @@
               <w:right w:val="single" w:sz="6" w:space="0" w:color="1F3864"/>
             </w:tcBorders>
             <w:shd w:val="clear" w:color="auto" w:fill="D9E2F3"/>
-            <w:tcMar>
-              <w:top w:w="50" w:type="dxa"/>
-              <w:left w:w="90" w:type="dxa"/>
-              <w:bottom w:w="50" w:type="dxa"/>
-              <w:right w:w="90" w:type="dxa"/>
-            </w:tcMar>
             <w:vAlign w:val="center"/>
           </w:tcPr>
           <w:p>
@@ -10836,12 +10054,6 @@
               <w:right w:val="single" w:sz="6" w:space="0" w:color="1F3864"/>
             </w:tcBorders>
             <w:shd w:val="clear" w:color="auto" w:fill="4472C4"/>
-            <w:tcMar>
-              <w:top w:w="50" w:type="dxa"/>
-              <w:left w:w="90" w:type="dxa"/>
-              <w:bottom w:w="50" w:type="dxa"/>
-              <w:right w:w="90" w:type="dxa"/>
-            </w:tcMar>
             <w:vAlign w:val="center"/>
           </w:tcPr>
           <w:p>
@@ -10881,12 +10093,6 @@
               <w:right w:val="single" w:sz="6" w:space="0" w:color="1F3864"/>
             </w:tcBorders>
             <w:shd w:val="clear" w:color="auto" w:fill="D9E2F3"/>
-            <w:tcMar>
-              <w:top w:w="50" w:type="dxa"/>
-              <w:left w:w="90" w:type="dxa"/>
-              <w:bottom w:w="50" w:type="dxa"/>
-              <w:right w:w="90" w:type="dxa"/>
-            </w:tcMar>
             <w:vAlign w:val="center"/>
           </w:tcPr>
           <w:p>
@@ -10997,12 +10203,6 @@
               <w:right w:val="single" w:sz="6" w:space="0" w:color="1F3864"/>
             </w:tcBorders>
             <w:shd w:val="clear" w:color="auto" w:fill="4472C4"/>
-            <w:tcMar>
-              <w:top w:w="50" w:type="dxa"/>
-              <w:left w:w="90" w:type="dxa"/>
-              <w:bottom w:w="50" w:type="dxa"/>
-              <w:right w:w="90" w:type="dxa"/>
-            </w:tcMar>
             <w:vAlign w:val="center"/>
           </w:tcPr>
           <w:p>
@@ -11043,12 +10243,6 @@
               <w:right w:val="single" w:sz="6" w:space="0" w:color="1F3864"/>
             </w:tcBorders>
             <w:shd w:val="clear" w:color="auto" w:fill="D9E2F3"/>
-            <w:tcMar>
-              <w:top w:w="50" w:type="dxa"/>
-              <w:left w:w="90" w:type="dxa"/>
-              <w:bottom w:w="50" w:type="dxa"/>
-              <w:right w:w="90" w:type="dxa"/>
-            </w:tcMar>
             <w:vAlign w:val="center"/>
           </w:tcPr>
           <w:p>
@@ -11093,12 +10287,6 @@
               <w:right w:val="single" w:sz="6" w:space="0" w:color="1F3864"/>
             </w:tcBorders>
             <w:shd w:val="clear" w:color="auto" w:fill="4472C4"/>
-            <w:tcMar>
-              <w:top w:w="50" w:type="dxa"/>
-              <w:left w:w="90" w:type="dxa"/>
-              <w:bottom w:w="50" w:type="dxa"/>
-              <w:right w:w="90" w:type="dxa"/>
-            </w:tcMar>
             <w:vAlign w:val="center"/>
           </w:tcPr>
           <w:p>
@@ -11165,12 +10353,6 @@
               <w:right w:val="single" w:sz="6" w:space="0" w:color="1F3864"/>
             </w:tcBorders>
             <w:shd w:val="clear" w:color="auto" w:fill="4472C4"/>
-            <w:tcMar>
-              <w:top w:w="50" w:type="dxa"/>
-              <w:left w:w="90" w:type="dxa"/>
-              <w:bottom w:w="50" w:type="dxa"/>
-              <w:right w:w="90" w:type="dxa"/>
-            </w:tcMar>
             <w:vAlign w:val="center"/>
           </w:tcPr>
           <w:p>
@@ -11210,12 +10392,6 @@
               <w:right w:val="single" w:sz="6" w:space="0" w:color="1F3864"/>
             </w:tcBorders>
             <w:shd w:val="clear" w:color="auto" w:fill="4472C4"/>
-            <w:tcMar>
-              <w:top w:w="50" w:type="dxa"/>
-              <w:left w:w="90" w:type="dxa"/>
-              <w:bottom w:w="50" w:type="dxa"/>
-              <w:right w:w="90" w:type="dxa"/>
-            </w:tcMar>
             <w:vAlign w:val="center"/>
           </w:tcPr>
           <w:p>
@@ -11255,12 +10431,6 @@
               <w:right w:val="single" w:sz="6" w:space="0" w:color="1F3864"/>
             </w:tcBorders>
             <w:shd w:val="clear" w:color="auto" w:fill="4472C4"/>
-            <w:tcMar>
-              <w:top w:w="50" w:type="dxa"/>
-              <w:left w:w="90" w:type="dxa"/>
-              <w:bottom w:w="50" w:type="dxa"/>
-              <w:right w:w="90" w:type="dxa"/>
-            </w:tcMar>
             <w:vAlign w:val="center"/>
           </w:tcPr>
           <w:p>
@@ -11300,12 +10470,6 @@
               <w:right w:val="single" w:sz="6" w:space="0" w:color="1F3864"/>
             </w:tcBorders>
             <w:shd w:val="clear" w:color="auto" w:fill="4472C4"/>
-            <w:tcMar>
-              <w:top w:w="50" w:type="dxa"/>
-              <w:left w:w="90" w:type="dxa"/>
-              <w:bottom w:w="50" w:type="dxa"/>
-              <w:right w:w="90" w:type="dxa"/>
-            </w:tcMar>
             <w:vAlign w:val="center"/>
           </w:tcPr>
           <w:p>
@@ -11372,12 +10536,6 @@
               <w:right w:val="single" w:sz="6" w:space="0" w:color="1F3864"/>
             </w:tcBorders>
             <w:shd w:val="clear" w:color="auto" w:fill="D9E2F3"/>
-            <w:tcMar>
-              <w:top w:w="50" w:type="dxa"/>
-              <w:left w:w="90" w:type="dxa"/>
-              <w:bottom w:w="50" w:type="dxa"/>
-              <w:right w:w="90" w:type="dxa"/>
-            </w:tcMar>
             <w:vAlign w:val="center"/>
           </w:tcPr>
           <w:p>
@@ -11410,12 +10568,6 @@
               <w:right w:val="single" w:sz="6" w:space="0" w:color="1F3864"/>
             </w:tcBorders>
             <w:shd w:val="clear" w:color="auto" w:fill="D9E2F3"/>
-            <w:tcMar>
-              <w:top w:w="50" w:type="dxa"/>
-              <w:left w:w="90" w:type="dxa"/>
-              <w:bottom w:w="50" w:type="dxa"/>
-              <w:right w:w="90" w:type="dxa"/>
-            </w:tcMar>
             <w:vAlign w:val="center"/>
           </w:tcPr>
           <w:p>
@@ -11448,12 +10600,6 @@
               <w:right w:val="single" w:sz="6" w:space="0" w:color="1F3864"/>
             </w:tcBorders>
             <w:shd w:val="clear" w:color="auto" w:fill="D9E2F3"/>
-            <w:tcMar>
-              <w:top w:w="50" w:type="dxa"/>
-              <w:left w:w="90" w:type="dxa"/>
-              <w:bottom w:w="50" w:type="dxa"/>
-              <w:right w:w="90" w:type="dxa"/>
-            </w:tcMar>
             <w:vAlign w:val="center"/>
           </w:tcPr>
           <w:p>
@@ -11486,12 +10632,6 @@
               <w:right w:val="single" w:sz="6" w:space="0" w:color="1F3864"/>
             </w:tcBorders>
             <w:shd w:val="clear" w:color="auto" w:fill="D9E2F3"/>
-            <w:tcMar>
-              <w:top w:w="50" w:type="dxa"/>
-              <w:left w:w="90" w:type="dxa"/>
-              <w:bottom w:w="50" w:type="dxa"/>
-              <w:right w:w="90" w:type="dxa"/>
-            </w:tcMar>
             <w:vAlign w:val="center"/>
           </w:tcPr>
           <w:p>
@@ -11551,12 +10691,6 @@
               <w:right w:val="single" w:sz="6" w:space="0" w:color="1F3864"/>
             </w:tcBorders>
             <w:shd w:val="clear" w:color="auto" w:fill="D9E2F3"/>
-            <w:tcMar>
-              <w:top w:w="50" w:type="dxa"/>
-              <w:left w:w="90" w:type="dxa"/>
-              <w:bottom w:w="50" w:type="dxa"/>
-              <w:right w:w="90" w:type="dxa"/>
-            </w:tcMar>
             <w:vAlign w:val="center"/>
           </w:tcPr>
           <w:p>
@@ -11589,12 +10723,6 @@
               <w:right w:val="single" w:sz="6" w:space="0" w:color="1F3864"/>
             </w:tcBorders>
             <w:shd w:val="clear" w:color="auto" w:fill="D9E2F3"/>
-            <w:tcMar>
-              <w:top w:w="50" w:type="dxa"/>
-              <w:left w:w="90" w:type="dxa"/>
-              <w:bottom w:w="50" w:type="dxa"/>
-              <w:right w:w="90" w:type="dxa"/>
-            </w:tcMar>
             <w:vAlign w:val="center"/>
           </w:tcPr>
           <w:p>
@@ -11627,12 +10755,6 @@
               <w:right w:val="single" w:sz="6" w:space="0" w:color="1F3864"/>
             </w:tcBorders>
             <w:shd w:val="clear" w:color="auto" w:fill="D9E2F3"/>
-            <w:tcMar>
-              <w:top w:w="50" w:type="dxa"/>
-              <w:left w:w="90" w:type="dxa"/>
-              <w:bottom w:w="50" w:type="dxa"/>
-              <w:right w:w="90" w:type="dxa"/>
-            </w:tcMar>
             <w:vAlign w:val="center"/>
           </w:tcPr>
           <w:p>
@@ -11665,12 +10787,6 @@
               <w:right w:val="single" w:sz="6" w:space="0" w:color="1F3864"/>
             </w:tcBorders>
             <w:shd w:val="clear" w:color="auto" w:fill="D9E2F3"/>
-            <w:tcMar>
-              <w:top w:w="50" w:type="dxa"/>
-              <w:left w:w="90" w:type="dxa"/>
-              <w:bottom w:w="50" w:type="dxa"/>
-              <w:right w:w="90" w:type="dxa"/>
-            </w:tcMar>
             <w:vAlign w:val="center"/>
           </w:tcPr>
           <w:p>
@@ -11730,12 +10846,6 @@
               <w:right w:val="single" w:sz="6" w:space="0" w:color="1F3864"/>
             </w:tcBorders>
             <w:shd w:val="clear" w:color="auto" w:fill="D9E2F3"/>
-            <w:tcMar>
-              <w:top w:w="50" w:type="dxa"/>
-              <w:left w:w="90" w:type="dxa"/>
-              <w:bottom w:w="50" w:type="dxa"/>
-              <w:right w:w="90" w:type="dxa"/>
-            </w:tcMar>
             <w:vAlign w:val="center"/>
           </w:tcPr>
           <w:p>
@@ -11768,12 +10878,6 @@
               <w:right w:val="single" w:sz="6" w:space="0" w:color="1F3864"/>
             </w:tcBorders>
             <w:shd w:val="clear" w:color="auto" w:fill="D9E2F3"/>
-            <w:tcMar>
-              <w:top w:w="50" w:type="dxa"/>
-              <w:left w:w="90" w:type="dxa"/>
-              <w:bottom w:w="50" w:type="dxa"/>
-              <w:right w:w="90" w:type="dxa"/>
-            </w:tcMar>
             <w:vAlign w:val="center"/>
           </w:tcPr>
           <w:p>
@@ -11806,12 +10910,6 @@
               <w:right w:val="single" w:sz="6" w:space="0" w:color="1F3864"/>
             </w:tcBorders>
             <w:shd w:val="clear" w:color="auto" w:fill="D9E2F3"/>
-            <w:tcMar>
-              <w:top w:w="50" w:type="dxa"/>
-              <w:left w:w="90" w:type="dxa"/>
-              <w:bottom w:w="50" w:type="dxa"/>
-              <w:right w:w="90" w:type="dxa"/>
-            </w:tcMar>
             <w:vAlign w:val="center"/>
           </w:tcPr>
           <w:p>
@@ -11844,12 +10942,6 @@
               <w:right w:val="single" w:sz="6" w:space="0" w:color="1F3864"/>
             </w:tcBorders>
             <w:shd w:val="clear" w:color="auto" w:fill="D9E2F3"/>
-            <w:tcMar>
-              <w:top w:w="50" w:type="dxa"/>
-              <w:left w:w="90" w:type="dxa"/>
-              <w:bottom w:w="50" w:type="dxa"/>
-              <w:right w:w="90" w:type="dxa"/>
-            </w:tcMar>
             <w:vAlign w:val="center"/>
           </w:tcPr>
           <w:p>
@@ -11909,12 +11001,6 @@
               <w:right w:val="single" w:sz="6" w:space="0" w:color="1F3864"/>
             </w:tcBorders>
             <w:shd w:val="clear" w:color="auto" w:fill="D9E2F3"/>
-            <w:tcMar>
-              <w:top w:w="50" w:type="dxa"/>
-              <w:left w:w="90" w:type="dxa"/>
-              <w:bottom w:w="50" w:type="dxa"/>
-              <w:right w:w="90" w:type="dxa"/>
-            </w:tcMar>
             <w:vAlign w:val="center"/>
           </w:tcPr>
           <w:p>
@@ -11959,12 +11045,6 @@
               <w:right w:val="single" w:sz="6" w:space="0" w:color="1F3864"/>
             </w:tcBorders>
             <w:shd w:val="clear" w:color="auto" w:fill="4472C4"/>
-            <w:tcMar>
-              <w:top w:w="50" w:type="dxa"/>
-              <w:left w:w="90" w:type="dxa"/>
-              <w:bottom w:w="50" w:type="dxa"/>
-              <w:right w:w="90" w:type="dxa"/>
-            </w:tcMar>
             <w:vAlign w:val="center"/>
           </w:tcPr>
           <w:p>
@@ -12031,12 +11111,6 @@
               <w:right w:val="single" w:sz="6" w:space="0" w:color="1F3864"/>
             </w:tcBorders>
             <w:shd w:val="clear" w:color="auto" w:fill="4472C4"/>
-            <w:tcMar>
-              <w:top w:w="50" w:type="dxa"/>
-              <w:left w:w="90" w:type="dxa"/>
-              <w:bottom w:w="50" w:type="dxa"/>
-              <w:right w:w="90" w:type="dxa"/>
-            </w:tcMar>
             <w:vAlign w:val="center"/>
           </w:tcPr>
           <w:p>
@@ -12076,12 +11150,6 @@
               <w:right w:val="single" w:sz="6" w:space="0" w:color="1F3864"/>
             </w:tcBorders>
             <w:shd w:val="clear" w:color="auto" w:fill="4472C4"/>
-            <w:tcMar>
-              <w:top w:w="50" w:type="dxa"/>
-              <w:left w:w="90" w:type="dxa"/>
-              <w:bottom w:w="50" w:type="dxa"/>
-              <w:right w:w="90" w:type="dxa"/>
-            </w:tcMar>
             <w:vAlign w:val="center"/>
           </w:tcPr>
           <w:p>
@@ -12121,12 +11189,6 @@
               <w:right w:val="single" w:sz="6" w:space="0" w:color="1F3864"/>
             </w:tcBorders>
             <w:shd w:val="clear" w:color="auto" w:fill="4472C4"/>
-            <w:tcMar>
-              <w:top w:w="50" w:type="dxa"/>
-              <w:left w:w="90" w:type="dxa"/>
-              <w:bottom w:w="50" w:type="dxa"/>
-              <w:right w:w="90" w:type="dxa"/>
-            </w:tcMar>
             <w:vAlign w:val="center"/>
           </w:tcPr>
           <w:p>
@@ -12166,12 +11228,6 @@
               <w:right w:val="single" w:sz="6" w:space="0" w:color="1F3864"/>
             </w:tcBorders>
             <w:shd w:val="clear" w:color="auto" w:fill="4472C4"/>
-            <w:tcMar>
-              <w:top w:w="50" w:type="dxa"/>
-              <w:left w:w="90" w:type="dxa"/>
-              <w:bottom w:w="50" w:type="dxa"/>
-              <w:right w:w="90" w:type="dxa"/>
-            </w:tcMar>
             <w:vAlign w:val="center"/>
           </w:tcPr>
           <w:p>
@@ -12238,12 +11294,6 @@
               <w:right w:val="single" w:sz="6" w:space="0" w:color="1F3864"/>
             </w:tcBorders>
             <w:shd w:val="clear" w:color="auto" w:fill="D9E2F3"/>
-            <w:tcMar>
-              <w:top w:w="50" w:type="dxa"/>
-              <w:left w:w="90" w:type="dxa"/>
-              <w:bottom w:w="50" w:type="dxa"/>
-              <w:right w:w="90" w:type="dxa"/>
-            </w:tcMar>
             <w:vAlign w:val="center"/>
           </w:tcPr>
           <w:p>
@@ -12276,12 +11326,6 @@
               <w:right w:val="single" w:sz="6" w:space="0" w:color="1F3864"/>
             </w:tcBorders>
             <w:shd w:val="clear" w:color="auto" w:fill="D9E2F3"/>
-            <w:tcMar>
-              <w:top w:w="50" w:type="dxa"/>
-              <w:left w:w="90" w:type="dxa"/>
-              <w:bottom w:w="50" w:type="dxa"/>
-              <w:right w:w="90" w:type="dxa"/>
-            </w:tcMar>
             <w:vAlign w:val="center"/>
           </w:tcPr>
           <w:p>
@@ -12314,12 +11358,6 @@
               <w:right w:val="single" w:sz="6" w:space="0" w:color="1F3864"/>
             </w:tcBorders>
             <w:shd w:val="clear" w:color="auto" w:fill="D9E2F3"/>
-            <w:tcMar>
-              <w:top w:w="50" w:type="dxa"/>
-              <w:left w:w="90" w:type="dxa"/>
-              <w:bottom w:w="50" w:type="dxa"/>
-              <w:right w:w="90" w:type="dxa"/>
-            </w:tcMar>
             <w:vAlign w:val="center"/>
           </w:tcPr>
           <w:p>
@@ -12352,12 +11390,6 @@
               <w:right w:val="single" w:sz="6" w:space="0" w:color="1F3864"/>
             </w:tcBorders>
             <w:shd w:val="clear" w:color="auto" w:fill="D9E2F3"/>
-            <w:tcMar>
-              <w:top w:w="50" w:type="dxa"/>
-              <w:left w:w="90" w:type="dxa"/>
-              <w:bottom w:w="50" w:type="dxa"/>
-              <w:right w:w="90" w:type="dxa"/>
-            </w:tcMar>
             <w:vAlign w:val="center"/>
           </w:tcPr>
           <w:p>
@@ -12417,12 +11449,6 @@
               <w:right w:val="single" w:sz="6" w:space="0" w:color="1F3864"/>
             </w:tcBorders>
             <w:shd w:val="clear" w:color="auto" w:fill="D9E2F3"/>
-            <w:tcMar>
-              <w:top w:w="50" w:type="dxa"/>
-              <w:left w:w="90" w:type="dxa"/>
-              <w:bottom w:w="50" w:type="dxa"/>
-              <w:right w:w="90" w:type="dxa"/>
-            </w:tcMar>
             <w:vAlign w:val="center"/>
           </w:tcPr>
           <w:p>
@@ -12455,12 +11481,6 @@
               <w:right w:val="single" w:sz="6" w:space="0" w:color="1F3864"/>
             </w:tcBorders>
             <w:shd w:val="clear" w:color="auto" w:fill="D9E2F3"/>
-            <w:tcMar>
-              <w:top w:w="50" w:type="dxa"/>
-              <w:left w:w="90" w:type="dxa"/>
-              <w:bottom w:w="50" w:type="dxa"/>
-              <w:right w:w="90" w:type="dxa"/>
-            </w:tcMar>
             <w:vAlign w:val="center"/>
           </w:tcPr>
           <w:p>
@@ -12493,12 +11513,6 @@
               <w:right w:val="single" w:sz="6" w:space="0" w:color="1F3864"/>
             </w:tcBorders>
             <w:shd w:val="clear" w:color="auto" w:fill="D9E2F3"/>
-            <w:tcMar>
-              <w:top w:w="50" w:type="dxa"/>
-              <w:left w:w="90" w:type="dxa"/>
-              <w:bottom w:w="50" w:type="dxa"/>
-              <w:right w:w="90" w:type="dxa"/>
-            </w:tcMar>
             <w:vAlign w:val="center"/>
           </w:tcPr>
           <w:p>
@@ -12531,12 +11545,6 @@
               <w:right w:val="single" w:sz="6" w:space="0" w:color="1F3864"/>
             </w:tcBorders>
             <w:shd w:val="clear" w:color="auto" w:fill="D9E2F3"/>
-            <w:tcMar>
-              <w:top w:w="50" w:type="dxa"/>
-              <w:left w:w="90" w:type="dxa"/>
-              <w:bottom w:w="50" w:type="dxa"/>
-              <w:right w:w="90" w:type="dxa"/>
-            </w:tcMar>
             <w:vAlign w:val="center"/>
           </w:tcPr>
           <w:p>
@@ -12596,12 +11604,6 @@
               <w:right w:val="single" w:sz="6" w:space="0" w:color="1F3864"/>
             </w:tcBorders>
             <w:shd w:val="clear" w:color="auto" w:fill="D9E2F3"/>
-            <w:tcMar>
-              <w:top w:w="50" w:type="dxa"/>
-              <w:left w:w="90" w:type="dxa"/>
-              <w:bottom w:w="50" w:type="dxa"/>
-              <w:right w:w="90" w:type="dxa"/>
-            </w:tcMar>
             <w:vAlign w:val="center"/>
           </w:tcPr>
           <w:p>
@@ -12634,12 +11636,6 @@
               <w:right w:val="single" w:sz="6" w:space="0" w:color="1F3864"/>
             </w:tcBorders>
             <w:shd w:val="clear" w:color="auto" w:fill="D9E2F3"/>
-            <w:tcMar>
-              <w:top w:w="50" w:type="dxa"/>
-              <w:left w:w="90" w:type="dxa"/>
-              <w:bottom w:w="50" w:type="dxa"/>
-              <w:right w:w="90" w:type="dxa"/>
-            </w:tcMar>
             <w:vAlign w:val="center"/>
           </w:tcPr>
           <w:p>
@@ -12672,12 +11668,6 @@
               <w:right w:val="single" w:sz="6" w:space="0" w:color="1F3864"/>
             </w:tcBorders>
             <w:shd w:val="clear" w:color="auto" w:fill="D9E2F3"/>
-            <w:tcMar>
-              <w:top w:w="50" w:type="dxa"/>
-              <w:left w:w="90" w:type="dxa"/>
-              <w:bottom w:w="50" w:type="dxa"/>
-              <w:right w:w="90" w:type="dxa"/>
-            </w:tcMar>
             <w:vAlign w:val="center"/>
           </w:tcPr>
           <w:p>
@@ -12710,12 +11700,6 @@
               <w:right w:val="single" w:sz="6" w:space="0" w:color="1F3864"/>
             </w:tcBorders>
             <w:shd w:val="clear" w:color="auto" w:fill="D9E2F3"/>
-            <w:tcMar>
-              <w:top w:w="50" w:type="dxa"/>
-              <w:left w:w="90" w:type="dxa"/>
-              <w:bottom w:w="50" w:type="dxa"/>
-              <w:right w:w="90" w:type="dxa"/>
-            </w:tcMar>
             <w:vAlign w:val="center"/>
           </w:tcPr>
           <w:p>
@@ -12775,12 +11759,6 @@
               <w:right w:val="single" w:sz="6" w:space="0" w:color="1F3864"/>
             </w:tcBorders>
             <w:shd w:val="clear" w:color="auto" w:fill="D9E2F3"/>
-            <w:tcMar>
-              <w:top w:w="50" w:type="dxa"/>
-              <w:left w:w="90" w:type="dxa"/>
-              <w:bottom w:w="50" w:type="dxa"/>
-              <w:right w:w="90" w:type="dxa"/>
-            </w:tcMar>
             <w:vAlign w:val="center"/>
           </w:tcPr>
           <w:p>
@@ -12825,12 +11803,6 @@
               <w:right w:val="single" w:sz="6" w:space="0" w:color="1F3864"/>
             </w:tcBorders>
             <w:shd w:val="clear" w:color="auto" w:fill="4472C4"/>
-            <w:tcMar>
-              <w:top w:w="50" w:type="dxa"/>
-              <w:left w:w="90" w:type="dxa"/>
-              <w:bottom w:w="50" w:type="dxa"/>
-              <w:right w:w="90" w:type="dxa"/>
-            </w:tcMar>
             <w:vAlign w:val="center"/>
           </w:tcPr>
           <w:p>
@@ -12897,12 +11869,6 @@
               <w:right w:val="single" w:sz="6" w:space="0" w:color="1F3864"/>
             </w:tcBorders>
             <w:shd w:val="clear" w:color="auto" w:fill="4472C4"/>
-            <w:tcMar>
-              <w:top w:w="50" w:type="dxa"/>
-              <w:left w:w="90" w:type="dxa"/>
-              <w:bottom w:w="50" w:type="dxa"/>
-              <w:right w:w="90" w:type="dxa"/>
-            </w:tcMar>
             <w:vAlign w:val="center"/>
           </w:tcPr>
           <w:p>
@@ -12942,12 +11908,6 @@
               <w:right w:val="single" w:sz="6" w:space="0" w:color="1F3864"/>
             </w:tcBorders>
             <w:shd w:val="clear" w:color="auto" w:fill="4472C4"/>
-            <w:tcMar>
-              <w:top w:w="50" w:type="dxa"/>
-              <w:left w:w="90" w:type="dxa"/>
-              <w:bottom w:w="50" w:type="dxa"/>
-              <w:right w:w="90" w:type="dxa"/>
-            </w:tcMar>
             <w:vAlign w:val="center"/>
           </w:tcPr>
           <w:p>
@@ -12987,12 +11947,6 @@
               <w:right w:val="single" w:sz="6" w:space="0" w:color="1F3864"/>
             </w:tcBorders>
             <w:shd w:val="clear" w:color="auto" w:fill="4472C4"/>
-            <w:tcMar>
-              <w:top w:w="50" w:type="dxa"/>
-              <w:left w:w="90" w:type="dxa"/>
-              <w:bottom w:w="50" w:type="dxa"/>
-              <w:right w:w="90" w:type="dxa"/>
-            </w:tcMar>
             <w:vAlign w:val="center"/>
           </w:tcPr>
           <w:p>
@@ -13032,12 +11986,6 @@
               <w:right w:val="single" w:sz="6" w:space="0" w:color="1F3864"/>
             </w:tcBorders>
             <w:shd w:val="clear" w:color="auto" w:fill="4472C4"/>
-            <w:tcMar>
-              <w:top w:w="50" w:type="dxa"/>
-              <w:left w:w="90" w:type="dxa"/>
-              <w:bottom w:w="50" w:type="dxa"/>
-              <w:right w:w="90" w:type="dxa"/>
-            </w:tcMar>
             <w:vAlign w:val="center"/>
           </w:tcPr>
           <w:p>
@@ -13104,12 +12052,6 @@
               <w:right w:val="single" w:sz="6" w:space="0" w:color="1F3864"/>
             </w:tcBorders>
             <w:shd w:val="clear" w:color="auto" w:fill="D9E2F3"/>
-            <w:tcMar>
-              <w:top w:w="50" w:type="dxa"/>
-              <w:left w:w="90" w:type="dxa"/>
-              <w:bottom w:w="50" w:type="dxa"/>
-              <w:right w:w="90" w:type="dxa"/>
-            </w:tcMar>
             <w:vAlign w:val="center"/>
           </w:tcPr>
           <w:p>
@@ -13142,12 +12084,6 @@
               <w:right w:val="single" w:sz="6" w:space="0" w:color="1F3864"/>
             </w:tcBorders>
             <w:shd w:val="clear" w:color="auto" w:fill="D9E2F3"/>
-            <w:tcMar>
-              <w:top w:w="50" w:type="dxa"/>
-              <w:left w:w="90" w:type="dxa"/>
-              <w:bottom w:w="50" w:type="dxa"/>
-              <w:right w:w="90" w:type="dxa"/>
-            </w:tcMar>
             <w:vAlign w:val="center"/>
           </w:tcPr>
           <w:p>
@@ -13180,12 +12116,6 @@
               <w:right w:val="single" w:sz="6" w:space="0" w:color="1F3864"/>
             </w:tcBorders>
             <w:shd w:val="clear" w:color="auto" w:fill="D9E2F3"/>
-            <w:tcMar>
-              <w:top w:w="50" w:type="dxa"/>
-              <w:left w:w="90" w:type="dxa"/>
-              <w:bottom w:w="50" w:type="dxa"/>
-              <w:right w:w="90" w:type="dxa"/>
-            </w:tcMar>
             <w:vAlign w:val="center"/>
           </w:tcPr>
           <w:p>
@@ -13218,12 +12148,6 @@
               <w:right w:val="single" w:sz="6" w:space="0" w:color="1F3864"/>
             </w:tcBorders>
             <w:shd w:val="clear" w:color="auto" w:fill="D9E2F3"/>
-            <w:tcMar>
-              <w:top w:w="50" w:type="dxa"/>
-              <w:left w:w="90" w:type="dxa"/>
-              <w:bottom w:w="50" w:type="dxa"/>
-              <w:right w:w="90" w:type="dxa"/>
-            </w:tcMar>
             <w:vAlign w:val="center"/>
           </w:tcPr>
           <w:p>
@@ -13283,12 +12207,6 @@
               <w:right w:val="single" w:sz="6" w:space="0" w:color="1F3864"/>
             </w:tcBorders>
             <w:shd w:val="clear" w:color="auto" w:fill="D9E2F3"/>
-            <w:tcMar>
-              <w:top w:w="50" w:type="dxa"/>
-              <w:left w:w="90" w:type="dxa"/>
-              <w:bottom w:w="50" w:type="dxa"/>
-              <w:right w:w="90" w:type="dxa"/>
-            </w:tcMar>
             <w:vAlign w:val="center"/>
           </w:tcPr>
           <w:p>
@@ -13321,12 +12239,6 @@
               <w:right w:val="single" w:sz="6" w:space="0" w:color="1F3864"/>
             </w:tcBorders>
             <w:shd w:val="clear" w:color="auto" w:fill="D9E2F3"/>
-            <w:tcMar>
-              <w:top w:w="50" w:type="dxa"/>
-              <w:left w:w="90" w:type="dxa"/>
-              <w:bottom w:w="50" w:type="dxa"/>
-              <w:right w:w="90" w:type="dxa"/>
-            </w:tcMar>
             <w:vAlign w:val="center"/>
           </w:tcPr>
           <w:p>
@@ -13359,12 +12271,6 @@
               <w:right w:val="single" w:sz="6" w:space="0" w:color="1F3864"/>
             </w:tcBorders>
             <w:shd w:val="clear" w:color="auto" w:fill="D9E2F3"/>
-            <w:tcMar>
-              <w:top w:w="50" w:type="dxa"/>
-              <w:left w:w="90" w:type="dxa"/>
-              <w:bottom w:w="50" w:type="dxa"/>
-              <w:right w:w="90" w:type="dxa"/>
-            </w:tcMar>
             <w:vAlign w:val="center"/>
           </w:tcPr>
           <w:p>
@@ -13397,12 +12303,6 @@
               <w:right w:val="single" w:sz="6" w:space="0" w:color="1F3864"/>
             </w:tcBorders>
             <w:shd w:val="clear" w:color="auto" w:fill="D9E2F3"/>
-            <w:tcMar>
-              <w:top w:w="50" w:type="dxa"/>
-              <w:left w:w="90" w:type="dxa"/>
-              <w:bottom w:w="50" w:type="dxa"/>
-              <w:right w:w="90" w:type="dxa"/>
-            </w:tcMar>
             <w:vAlign w:val="center"/>
           </w:tcPr>
           <w:p>
@@ -13462,12 +12362,6 @@
               <w:right w:val="single" w:sz="6" w:space="0" w:color="1F3864"/>
             </w:tcBorders>
             <w:shd w:val="clear" w:color="auto" w:fill="D9E2F3"/>
-            <w:tcMar>
-              <w:top w:w="50" w:type="dxa"/>
-              <w:left w:w="90" w:type="dxa"/>
-              <w:bottom w:w="50" w:type="dxa"/>
-              <w:right w:w="90" w:type="dxa"/>
-            </w:tcMar>
             <w:vAlign w:val="center"/>
           </w:tcPr>
           <w:p>
@@ -13500,12 +12394,6 @@
               <w:right w:val="single" w:sz="6" w:space="0" w:color="1F3864"/>
             </w:tcBorders>
             <w:shd w:val="clear" w:color="auto" w:fill="D9E2F3"/>
-            <w:tcMar>
-              <w:top w:w="50" w:type="dxa"/>
-              <w:left w:w="90" w:type="dxa"/>
-              <w:bottom w:w="50" w:type="dxa"/>
-              <w:right w:w="90" w:type="dxa"/>
-            </w:tcMar>
             <w:vAlign w:val="center"/>
           </w:tcPr>
           <w:p>
@@ -13538,12 +12426,6 @@
               <w:right w:val="single" w:sz="6" w:space="0" w:color="1F3864"/>
             </w:tcBorders>
             <w:shd w:val="clear" w:color="auto" w:fill="D9E2F3"/>
-            <w:tcMar>
-              <w:top w:w="50" w:type="dxa"/>
-              <w:left w:w="90" w:type="dxa"/>
-              <w:bottom w:w="50" w:type="dxa"/>
-              <w:right w:w="90" w:type="dxa"/>
-            </w:tcMar>
             <w:vAlign w:val="center"/>
           </w:tcPr>
           <w:p>
@@ -13576,12 +12458,6 @@
               <w:right w:val="single" w:sz="6" w:space="0" w:color="1F3864"/>
             </w:tcBorders>
             <w:shd w:val="clear" w:color="auto" w:fill="D9E2F3"/>
-            <w:tcMar>
-              <w:top w:w="50" w:type="dxa"/>
-              <w:left w:w="90" w:type="dxa"/>
-              <w:bottom w:w="50" w:type="dxa"/>
-              <w:right w:w="90" w:type="dxa"/>
-            </w:tcMar>
             <w:vAlign w:val="center"/>
           </w:tcPr>
           <w:p>
@@ -13641,12 +12517,6 @@
               <w:right w:val="single" w:sz="6" w:space="0" w:color="1F3864"/>
             </w:tcBorders>
             <w:shd w:val="clear" w:color="auto" w:fill="D9E2F3"/>
-            <w:tcMar>
-              <w:top w:w="50" w:type="dxa"/>
-              <w:left w:w="90" w:type="dxa"/>
-              <w:bottom w:w="50" w:type="dxa"/>
-              <w:right w:w="90" w:type="dxa"/>
-            </w:tcMar>
             <w:vAlign w:val="center"/>
           </w:tcPr>
           <w:p>
@@ -13691,12 +12561,6 @@
               <w:right w:val="single" w:sz="6" w:space="0" w:color="1F3864"/>
             </w:tcBorders>
             <w:shd w:val="clear" w:color="auto" w:fill="4472C4"/>
-            <w:tcMar>
-              <w:top w:w="50" w:type="dxa"/>
-              <w:left w:w="90" w:type="dxa"/>
-              <w:bottom w:w="50" w:type="dxa"/>
-              <w:right w:w="90" w:type="dxa"/>
-            </w:tcMar>
             <w:vAlign w:val="center"/>
           </w:tcPr>
           <w:p>
@@ -13763,12 +12627,6 @@
               <w:right w:val="single" w:sz="6" w:space="0" w:color="1F3864"/>
             </w:tcBorders>
             <w:shd w:val="clear" w:color="auto" w:fill="4472C4"/>
-            <w:tcMar>
-              <w:top w:w="50" w:type="dxa"/>
-              <w:left w:w="90" w:type="dxa"/>
-              <w:bottom w:w="50" w:type="dxa"/>
-              <w:right w:w="90" w:type="dxa"/>
-            </w:tcMar>
             <w:vAlign w:val="center"/>
           </w:tcPr>
           <w:p>
@@ -13808,12 +12666,6 @@
               <w:right w:val="single" w:sz="6" w:space="0" w:color="1F3864"/>
             </w:tcBorders>
             <w:shd w:val="clear" w:color="auto" w:fill="4472C4"/>
-            <w:tcMar>
-              <w:top w:w="50" w:type="dxa"/>
-              <w:left w:w="90" w:type="dxa"/>
-              <w:bottom w:w="50" w:type="dxa"/>
-              <w:right w:w="90" w:type="dxa"/>
-            </w:tcMar>
             <w:vAlign w:val="center"/>
           </w:tcPr>
           <w:p>
@@ -13853,12 +12705,6 @@
               <w:right w:val="single" w:sz="6" w:space="0" w:color="1F3864"/>
             </w:tcBorders>
             <w:shd w:val="clear" w:color="auto" w:fill="4472C4"/>
-            <w:tcMar>
-              <w:top w:w="50" w:type="dxa"/>
-              <w:left w:w="90" w:type="dxa"/>
-              <w:bottom w:w="50" w:type="dxa"/>
-              <w:right w:w="90" w:type="dxa"/>
-            </w:tcMar>
             <w:vAlign w:val="center"/>
           </w:tcPr>
           <w:p>
@@ -13898,12 +12744,6 @@
               <w:right w:val="single" w:sz="6" w:space="0" w:color="1F3864"/>
             </w:tcBorders>
             <w:shd w:val="clear" w:color="auto" w:fill="4472C4"/>
-            <w:tcMar>
-              <w:top w:w="50" w:type="dxa"/>
-              <w:left w:w="90" w:type="dxa"/>
-              <w:bottom w:w="50" w:type="dxa"/>
-              <w:right w:w="90" w:type="dxa"/>
-            </w:tcMar>
             <w:vAlign w:val="center"/>
           </w:tcPr>
           <w:p>
@@ -13970,12 +12810,6 @@
               <w:right w:val="single" w:sz="6" w:space="0" w:color="1F3864"/>
             </w:tcBorders>
             <w:shd w:val="clear" w:color="auto" w:fill="D9E2F3"/>
-            <w:tcMar>
-              <w:top w:w="50" w:type="dxa"/>
-              <w:left w:w="90" w:type="dxa"/>
-              <w:bottom w:w="50" w:type="dxa"/>
-              <w:right w:w="90" w:type="dxa"/>
-            </w:tcMar>
             <w:vAlign w:val="center"/>
           </w:tcPr>
           <w:p>
@@ -14008,12 +12842,6 @@
               <w:right w:val="single" w:sz="6" w:space="0" w:color="1F3864"/>
             </w:tcBorders>
             <w:shd w:val="clear" w:color="auto" w:fill="D9E2F3"/>
-            <w:tcMar>
-              <w:top w:w="50" w:type="dxa"/>
-              <w:left w:w="90" w:type="dxa"/>
-              <w:bottom w:w="50" w:type="dxa"/>
-              <w:right w:w="90" w:type="dxa"/>
-            </w:tcMar>
             <w:vAlign w:val="center"/>
           </w:tcPr>
           <w:p>
@@ -14046,12 +12874,6 @@
               <w:right w:val="single" w:sz="6" w:space="0" w:color="1F3864"/>
             </w:tcBorders>
             <w:shd w:val="clear" w:color="auto" w:fill="D9E2F3"/>
-            <w:tcMar>
-              <w:top w:w="50" w:type="dxa"/>
-              <w:left w:w="90" w:type="dxa"/>
-              <w:bottom w:w="50" w:type="dxa"/>
-              <w:right w:w="90" w:type="dxa"/>
-            </w:tcMar>
             <w:vAlign w:val="center"/>
           </w:tcPr>
           <w:p>
@@ -14084,12 +12906,6 @@
               <w:right w:val="single" w:sz="6" w:space="0" w:color="1F3864"/>
             </w:tcBorders>
             <w:shd w:val="clear" w:color="auto" w:fill="D9E2F3"/>
-            <w:tcMar>
-              <w:top w:w="50" w:type="dxa"/>
-              <w:left w:w="90" w:type="dxa"/>
-              <w:bottom w:w="50" w:type="dxa"/>
-              <w:right w:w="90" w:type="dxa"/>
-            </w:tcMar>
             <w:vAlign w:val="center"/>
           </w:tcPr>
           <w:p>
@@ -14149,12 +12965,6 @@
               <w:right w:val="single" w:sz="6" w:space="0" w:color="1F3864"/>
             </w:tcBorders>
             <w:shd w:val="clear" w:color="auto" w:fill="D9E2F3"/>
-            <w:tcMar>
-              <w:top w:w="50" w:type="dxa"/>
-              <w:left w:w="90" w:type="dxa"/>
-              <w:bottom w:w="50" w:type="dxa"/>
-              <w:right w:w="90" w:type="dxa"/>
-            </w:tcMar>
             <w:vAlign w:val="center"/>
           </w:tcPr>
           <w:p>
@@ -14187,12 +12997,6 @@
               <w:right w:val="single" w:sz="6" w:space="0" w:color="1F3864"/>
             </w:tcBorders>
             <w:shd w:val="clear" w:color="auto" w:fill="D9E2F3"/>
-            <w:tcMar>
-              <w:top w:w="50" w:type="dxa"/>
-              <w:left w:w="90" w:type="dxa"/>
-              <w:bottom w:w="50" w:type="dxa"/>
-              <w:right w:w="90" w:type="dxa"/>
-            </w:tcMar>
             <w:vAlign w:val="center"/>
           </w:tcPr>
           <w:p>
@@ -14225,12 +13029,6 @@
               <w:right w:val="single" w:sz="6" w:space="0" w:color="1F3864"/>
             </w:tcBorders>
             <w:shd w:val="clear" w:color="auto" w:fill="D9E2F3"/>
-            <w:tcMar>
-              <w:top w:w="50" w:type="dxa"/>
-              <w:left w:w="90" w:type="dxa"/>
-              <w:bottom w:w="50" w:type="dxa"/>
-              <w:right w:w="90" w:type="dxa"/>
-            </w:tcMar>
             <w:vAlign w:val="center"/>
           </w:tcPr>
           <w:p>
@@ -14263,12 +13061,6 @@
               <w:right w:val="single" w:sz="6" w:space="0" w:color="1F3864"/>
             </w:tcBorders>
             <w:shd w:val="clear" w:color="auto" w:fill="D9E2F3"/>
-            <w:tcMar>
-              <w:top w:w="50" w:type="dxa"/>
-              <w:left w:w="90" w:type="dxa"/>
-              <w:bottom w:w="50" w:type="dxa"/>
-              <w:right w:w="90" w:type="dxa"/>
-            </w:tcMar>
             <w:vAlign w:val="center"/>
           </w:tcPr>
           <w:p>
@@ -14328,12 +13120,6 @@
               <w:right w:val="single" w:sz="6" w:space="0" w:color="1F3864"/>
             </w:tcBorders>
             <w:shd w:val="clear" w:color="auto" w:fill="D9E2F3"/>
-            <w:tcMar>
-              <w:top w:w="50" w:type="dxa"/>
-              <w:left w:w="90" w:type="dxa"/>
-              <w:bottom w:w="50" w:type="dxa"/>
-              <w:right w:w="90" w:type="dxa"/>
-            </w:tcMar>
             <w:vAlign w:val="center"/>
           </w:tcPr>
           <w:p>
@@ -14366,12 +13152,6 @@
               <w:right w:val="single" w:sz="6" w:space="0" w:color="1F3864"/>
             </w:tcBorders>
             <w:shd w:val="clear" w:color="auto" w:fill="D9E2F3"/>
-            <w:tcMar>
-              <w:top w:w="50" w:type="dxa"/>
-              <w:left w:w="90" w:type="dxa"/>
-              <w:bottom w:w="50" w:type="dxa"/>
-              <w:right w:w="90" w:type="dxa"/>
-            </w:tcMar>
             <w:vAlign w:val="center"/>
           </w:tcPr>
           <w:p>
@@ -14404,12 +13184,6 @@
               <w:right w:val="single" w:sz="6" w:space="0" w:color="1F3864"/>
             </w:tcBorders>
             <w:shd w:val="clear" w:color="auto" w:fill="D9E2F3"/>
-            <w:tcMar>
-              <w:top w:w="50" w:type="dxa"/>
-              <w:left w:w="90" w:type="dxa"/>
-              <w:bottom w:w="50" w:type="dxa"/>
-              <w:right w:w="90" w:type="dxa"/>
-            </w:tcMar>
             <w:vAlign w:val="center"/>
           </w:tcPr>
           <w:p>
@@ -14442,12 +13216,6 @@
               <w:right w:val="single" w:sz="6" w:space="0" w:color="1F3864"/>
             </w:tcBorders>
             <w:shd w:val="clear" w:color="auto" w:fill="D9E2F3"/>
-            <w:tcMar>
-              <w:top w:w="50" w:type="dxa"/>
-              <w:left w:w="90" w:type="dxa"/>
-              <w:bottom w:w="50" w:type="dxa"/>
-              <w:right w:w="90" w:type="dxa"/>
-            </w:tcMar>
             <w:vAlign w:val="center"/>
           </w:tcPr>
           <w:p>
@@ -14507,12 +13275,6 @@
               <w:right w:val="single" w:sz="6" w:space="0" w:color="1F3864"/>
             </w:tcBorders>
             <w:shd w:val="clear" w:color="auto" w:fill="D9E2F3"/>
-            <w:tcMar>
-              <w:top w:w="50" w:type="dxa"/>
-              <w:left w:w="90" w:type="dxa"/>
-              <w:bottom w:w="50" w:type="dxa"/>
-              <w:right w:w="90" w:type="dxa"/>
-            </w:tcMar>
             <w:vAlign w:val="center"/>
           </w:tcPr>
           <w:p>
@@ -14557,12 +13319,6 @@
               <w:right w:val="single" w:sz="6" w:space="0" w:color="1F3864"/>
             </w:tcBorders>
             <w:shd w:val="clear" w:color="auto" w:fill="4472C4"/>
-            <w:tcMar>
-              <w:top w:w="50" w:type="dxa"/>
-              <w:left w:w="90" w:type="dxa"/>
-              <w:bottom w:w="50" w:type="dxa"/>
-              <w:right w:w="90" w:type="dxa"/>
-            </w:tcMar>
             <w:vAlign w:val="center"/>
           </w:tcPr>
           <w:p>
@@ -14629,12 +13385,6 @@
               <w:right w:val="single" w:sz="6" w:space="0" w:color="1F3864"/>
             </w:tcBorders>
             <w:shd w:val="clear" w:color="auto" w:fill="4472C4"/>
-            <w:tcMar>
-              <w:top w:w="50" w:type="dxa"/>
-              <w:left w:w="90" w:type="dxa"/>
-              <w:bottom w:w="50" w:type="dxa"/>
-              <w:right w:w="90" w:type="dxa"/>
-            </w:tcMar>
             <w:vAlign w:val="center"/>
           </w:tcPr>
           <w:p>
@@ -14674,12 +13424,6 @@
               <w:right w:val="single" w:sz="6" w:space="0" w:color="1F3864"/>
             </w:tcBorders>
             <w:shd w:val="clear" w:color="auto" w:fill="4472C4"/>
-            <w:tcMar>
-              <w:top w:w="50" w:type="dxa"/>
-              <w:left w:w="90" w:type="dxa"/>
-              <w:bottom w:w="50" w:type="dxa"/>
-              <w:right w:w="90" w:type="dxa"/>
-            </w:tcMar>
             <w:vAlign w:val="center"/>
           </w:tcPr>
           <w:p>
@@ -14719,12 +13463,6 @@
               <w:right w:val="single" w:sz="6" w:space="0" w:color="1F3864"/>
             </w:tcBorders>
             <w:shd w:val="clear" w:color="auto" w:fill="4472C4"/>
-            <w:tcMar>
-              <w:top w:w="50" w:type="dxa"/>
-              <w:left w:w="90" w:type="dxa"/>
-              <w:bottom w:w="50" w:type="dxa"/>
-              <w:right w:w="90" w:type="dxa"/>
-            </w:tcMar>
             <w:vAlign w:val="center"/>
           </w:tcPr>
           <w:p>
@@ -14764,12 +13502,6 @@
               <w:right w:val="single" w:sz="6" w:space="0" w:color="1F3864"/>
             </w:tcBorders>
             <w:shd w:val="clear" w:color="auto" w:fill="4472C4"/>
-            <w:tcMar>
-              <w:top w:w="50" w:type="dxa"/>
-              <w:left w:w="90" w:type="dxa"/>
-              <w:bottom w:w="50" w:type="dxa"/>
-              <w:right w:w="90" w:type="dxa"/>
-            </w:tcMar>
             <w:vAlign w:val="center"/>
           </w:tcPr>
           <w:p>
@@ -14836,12 +13568,6 @@
               <w:right w:val="single" w:sz="6" w:space="0" w:color="1F3864"/>
             </w:tcBorders>
             <w:shd w:val="clear" w:color="auto" w:fill="D9E2F3"/>
-            <w:tcMar>
-              <w:top w:w="50" w:type="dxa"/>
-              <w:left w:w="90" w:type="dxa"/>
-              <w:bottom w:w="50" w:type="dxa"/>
-              <w:right w:w="90" w:type="dxa"/>
-            </w:tcMar>
             <w:vAlign w:val="center"/>
           </w:tcPr>
           <w:p>
@@ -14874,12 +13600,6 @@
               <w:right w:val="single" w:sz="6" w:space="0" w:color="1F3864"/>
             </w:tcBorders>
             <w:shd w:val="clear" w:color="auto" w:fill="D9E2F3"/>
-            <w:tcMar>
-              <w:top w:w="50" w:type="dxa"/>
-              <w:left w:w="90" w:type="dxa"/>
-              <w:bottom w:w="50" w:type="dxa"/>
-              <w:right w:w="90" w:type="dxa"/>
-            </w:tcMar>
             <w:vAlign w:val="center"/>
           </w:tcPr>
           <w:p>
@@ -14912,12 +13632,6 @@
               <w:right w:val="single" w:sz="6" w:space="0" w:color="1F3864"/>
             </w:tcBorders>
             <w:shd w:val="clear" w:color="auto" w:fill="D9E2F3"/>
-            <w:tcMar>
-              <w:top w:w="50" w:type="dxa"/>
-              <w:left w:w="90" w:type="dxa"/>
-              <w:bottom w:w="50" w:type="dxa"/>
-              <w:right w:w="90" w:type="dxa"/>
-            </w:tcMar>
             <w:vAlign w:val="center"/>
           </w:tcPr>
           <w:p>
@@ -14950,12 +13664,6 @@
               <w:right w:val="single" w:sz="6" w:space="0" w:color="1F3864"/>
             </w:tcBorders>
             <w:shd w:val="clear" w:color="auto" w:fill="D9E2F3"/>
-            <w:tcMar>
-              <w:top w:w="50" w:type="dxa"/>
-              <w:left w:w="90" w:type="dxa"/>
-              <w:bottom w:w="50" w:type="dxa"/>
-              <w:right w:w="90" w:type="dxa"/>
-            </w:tcMar>
             <w:vAlign w:val="center"/>
           </w:tcPr>
           <w:p>
@@ -15015,12 +13723,6 @@
               <w:right w:val="single" w:sz="6" w:space="0" w:color="1F3864"/>
             </w:tcBorders>
             <w:shd w:val="clear" w:color="auto" w:fill="D9E2F3"/>
-            <w:tcMar>
-              <w:top w:w="50" w:type="dxa"/>
-              <w:left w:w="90" w:type="dxa"/>
-              <w:bottom w:w="50" w:type="dxa"/>
-              <w:right w:w="90" w:type="dxa"/>
-            </w:tcMar>
             <w:vAlign w:val="center"/>
           </w:tcPr>
           <w:p>
@@ -15053,12 +13755,6 @@
               <w:right w:val="single" w:sz="6" w:space="0" w:color="1F3864"/>
             </w:tcBorders>
             <w:shd w:val="clear" w:color="auto" w:fill="D9E2F3"/>
-            <w:tcMar>
-              <w:top w:w="50" w:type="dxa"/>
-              <w:left w:w="90" w:type="dxa"/>
-              <w:bottom w:w="50" w:type="dxa"/>
-              <w:right w:w="90" w:type="dxa"/>
-            </w:tcMar>
             <w:vAlign w:val="center"/>
           </w:tcPr>
           <w:p>
@@ -15091,12 +13787,6 @@
               <w:right w:val="single" w:sz="6" w:space="0" w:color="1F3864"/>
             </w:tcBorders>
             <w:shd w:val="clear" w:color="auto" w:fill="D9E2F3"/>
-            <w:tcMar>
-              <w:top w:w="50" w:type="dxa"/>
-              <w:left w:w="90" w:type="dxa"/>
-              <w:bottom w:w="50" w:type="dxa"/>
-              <w:right w:w="90" w:type="dxa"/>
-            </w:tcMar>
             <w:vAlign w:val="center"/>
           </w:tcPr>
           <w:p>
@@ -15129,12 +13819,6 @@
               <w:right w:val="single" w:sz="6" w:space="0" w:color="1F3864"/>
             </w:tcBorders>
             <w:shd w:val="clear" w:color="auto" w:fill="D9E2F3"/>
-            <w:tcMar>
-              <w:top w:w="50" w:type="dxa"/>
-              <w:left w:w="90" w:type="dxa"/>
-              <w:bottom w:w="50" w:type="dxa"/>
-              <w:right w:w="90" w:type="dxa"/>
-            </w:tcMar>
             <w:vAlign w:val="center"/>
           </w:tcPr>
           <w:p>
@@ -15194,12 +13878,6 @@
               <w:right w:val="single" w:sz="6" w:space="0" w:color="1F3864"/>
             </w:tcBorders>
             <w:shd w:val="clear" w:color="auto" w:fill="D9E2F3"/>
-            <w:tcMar>
-              <w:top w:w="50" w:type="dxa"/>
-              <w:left w:w="90" w:type="dxa"/>
-              <w:bottom w:w="50" w:type="dxa"/>
-              <w:right w:w="90" w:type="dxa"/>
-            </w:tcMar>
             <w:vAlign w:val="center"/>
           </w:tcPr>
           <w:p>
@@ -15232,12 +13910,6 @@
               <w:right w:val="single" w:sz="6" w:space="0" w:color="1F3864"/>
             </w:tcBorders>
             <w:shd w:val="clear" w:color="auto" w:fill="D9E2F3"/>
-            <w:tcMar>
-              <w:top w:w="50" w:type="dxa"/>
-              <w:left w:w="90" w:type="dxa"/>
-              <w:bottom w:w="50" w:type="dxa"/>
-              <w:right w:w="90" w:type="dxa"/>
-            </w:tcMar>
             <w:vAlign w:val="center"/>
           </w:tcPr>
           <w:p>
@@ -15270,12 +13942,6 @@
               <w:right w:val="single" w:sz="6" w:space="0" w:color="1F3864"/>
             </w:tcBorders>
             <w:shd w:val="clear" w:color="auto" w:fill="D9E2F3"/>
-            <w:tcMar>
-              <w:top w:w="50" w:type="dxa"/>
-              <w:left w:w="90" w:type="dxa"/>
-              <w:bottom w:w="50" w:type="dxa"/>
-              <w:right w:w="90" w:type="dxa"/>
-            </w:tcMar>
             <w:vAlign w:val="center"/>
           </w:tcPr>
           <w:p>
@@ -15308,12 +13974,6 @@
               <w:right w:val="single" w:sz="6" w:space="0" w:color="1F3864"/>
             </w:tcBorders>
             <w:shd w:val="clear" w:color="auto" w:fill="D9E2F3"/>
-            <w:tcMar>
-              <w:top w:w="50" w:type="dxa"/>
-              <w:left w:w="90" w:type="dxa"/>
-              <w:bottom w:w="50" w:type="dxa"/>
-              <w:right w:w="90" w:type="dxa"/>
-            </w:tcMar>
             <w:vAlign w:val="center"/>
           </w:tcPr>
           <w:p>
@@ -15373,12 +14033,6 @@
               <w:right w:val="single" w:sz="6" w:space="0" w:color="1F3864"/>
             </w:tcBorders>
             <w:shd w:val="clear" w:color="auto" w:fill="D9E2F3"/>
-            <w:tcMar>
-              <w:top w:w="50" w:type="dxa"/>
-              <w:left w:w="90" w:type="dxa"/>
-              <w:bottom w:w="50" w:type="dxa"/>
-              <w:right w:w="90" w:type="dxa"/>
-            </w:tcMar>
             <w:vAlign w:val="center"/>
           </w:tcPr>
           <w:p>
@@ -15423,12 +14077,6 @@
               <w:right w:val="single" w:sz="6" w:space="0" w:color="1F3864"/>
             </w:tcBorders>
             <w:shd w:val="clear" w:color="auto" w:fill="4472C4"/>
-            <w:tcMar>
-              <w:top w:w="50" w:type="dxa"/>
-              <w:left w:w="90" w:type="dxa"/>
-              <w:bottom w:w="50" w:type="dxa"/>
-              <w:right w:w="90" w:type="dxa"/>
-            </w:tcMar>
             <w:vAlign w:val="center"/>
           </w:tcPr>
           <w:p>
@@ -15495,12 +14143,6 @@
               <w:right w:val="single" w:sz="6" w:space="0" w:color="1F3864"/>
             </w:tcBorders>
             <w:shd w:val="clear" w:color="auto" w:fill="4472C4"/>
-            <w:tcMar>
-              <w:top w:w="50" w:type="dxa"/>
-              <w:left w:w="90" w:type="dxa"/>
-              <w:bottom w:w="50" w:type="dxa"/>
-              <w:right w:w="90" w:type="dxa"/>
-            </w:tcMar>
             <w:vAlign w:val="center"/>
           </w:tcPr>
           <w:p>
@@ -15540,12 +14182,6 @@
               <w:right w:val="single" w:sz="6" w:space="0" w:color="1F3864"/>
             </w:tcBorders>
             <w:shd w:val="clear" w:color="auto" w:fill="4472C4"/>
-            <w:tcMar>
-              <w:top w:w="50" w:type="dxa"/>
-              <w:left w:w="90" w:type="dxa"/>
-              <w:bottom w:w="50" w:type="dxa"/>
-              <w:right w:w="90" w:type="dxa"/>
-            </w:tcMar>
             <w:vAlign w:val="center"/>
           </w:tcPr>
           <w:p>
@@ -15585,12 +14221,6 @@
               <w:right w:val="single" w:sz="6" w:space="0" w:color="1F3864"/>
             </w:tcBorders>
             <w:shd w:val="clear" w:color="auto" w:fill="4472C4"/>
-            <w:tcMar>
-              <w:top w:w="50" w:type="dxa"/>
-              <w:left w:w="90" w:type="dxa"/>
-              <w:bottom w:w="50" w:type="dxa"/>
-              <w:right w:w="90" w:type="dxa"/>
-            </w:tcMar>
             <w:vAlign w:val="center"/>
           </w:tcPr>
           <w:p>
@@ -15630,12 +14260,6 @@
               <w:right w:val="single" w:sz="6" w:space="0" w:color="1F3864"/>
             </w:tcBorders>
             <w:shd w:val="clear" w:color="auto" w:fill="4472C4"/>
-            <w:tcMar>
-              <w:top w:w="50" w:type="dxa"/>
-              <w:left w:w="90" w:type="dxa"/>
-              <w:bottom w:w="50" w:type="dxa"/>
-              <w:right w:w="90" w:type="dxa"/>
-            </w:tcMar>
             <w:vAlign w:val="center"/>
           </w:tcPr>
           <w:p>
@@ -15702,12 +14326,6 @@
               <w:right w:val="single" w:sz="6" w:space="0" w:color="1F3864"/>
             </w:tcBorders>
             <w:shd w:val="clear" w:color="auto" w:fill="D9E2F3"/>
-            <w:tcMar>
-              <w:top w:w="50" w:type="dxa"/>
-              <w:left w:w="90" w:type="dxa"/>
-              <w:bottom w:w="50" w:type="dxa"/>
-              <w:right w:w="90" w:type="dxa"/>
-            </w:tcMar>
             <w:vAlign w:val="center"/>
           </w:tcPr>
           <w:p>
@@ -15740,12 +14358,6 @@
               <w:right w:val="single" w:sz="6" w:space="0" w:color="1F3864"/>
             </w:tcBorders>
             <w:shd w:val="clear" w:color="auto" w:fill="D9E2F3"/>
-            <w:tcMar>
-              <w:top w:w="50" w:type="dxa"/>
-              <w:left w:w="90" w:type="dxa"/>
-              <w:bottom w:w="50" w:type="dxa"/>
-              <w:right w:w="90" w:type="dxa"/>
-            </w:tcMar>
             <w:vAlign w:val="center"/>
           </w:tcPr>
           <w:p>
@@ -15778,12 +14390,6 @@
               <w:right w:val="single" w:sz="6" w:space="0" w:color="1F3864"/>
             </w:tcBorders>
             <w:shd w:val="clear" w:color="auto" w:fill="D9E2F3"/>
-            <w:tcMar>
-              <w:top w:w="50" w:type="dxa"/>
-              <w:left w:w="90" w:type="dxa"/>
-              <w:bottom w:w="50" w:type="dxa"/>
-              <w:right w:w="90" w:type="dxa"/>
-            </w:tcMar>
             <w:vAlign w:val="center"/>
           </w:tcPr>
           <w:p>
@@ -15816,12 +14422,6 @@
               <w:right w:val="single" w:sz="6" w:space="0" w:color="1F3864"/>
             </w:tcBorders>
             <w:shd w:val="clear" w:color="auto" w:fill="D9E2F3"/>
-            <w:tcMar>
-              <w:top w:w="50" w:type="dxa"/>
-              <w:left w:w="90" w:type="dxa"/>
-              <w:bottom w:w="50" w:type="dxa"/>
-              <w:right w:w="90" w:type="dxa"/>
-            </w:tcMar>
             <w:vAlign w:val="center"/>
           </w:tcPr>
           <w:p>
@@ -15881,12 +14481,6 @@
               <w:right w:val="single" w:sz="6" w:space="0" w:color="1F3864"/>
             </w:tcBorders>
             <w:shd w:val="clear" w:color="auto" w:fill="D9E2F3"/>
-            <w:tcMar>
-              <w:top w:w="50" w:type="dxa"/>
-              <w:left w:w="90" w:type="dxa"/>
-              <w:bottom w:w="50" w:type="dxa"/>
-              <w:right w:w="90" w:type="dxa"/>
-            </w:tcMar>
             <w:vAlign w:val="center"/>
           </w:tcPr>
           <w:p>
@@ -15919,12 +14513,6 @@
               <w:right w:val="single" w:sz="6" w:space="0" w:color="1F3864"/>
             </w:tcBorders>
             <w:shd w:val="clear" w:color="auto" w:fill="D9E2F3"/>
-            <w:tcMar>
-              <w:top w:w="50" w:type="dxa"/>
-              <w:left w:w="90" w:type="dxa"/>
-              <w:bottom w:w="50" w:type="dxa"/>
-              <w:right w:w="90" w:type="dxa"/>
-            </w:tcMar>
             <w:vAlign w:val="center"/>
           </w:tcPr>
           <w:p>
@@ -15957,12 +14545,6 @@
               <w:right w:val="single" w:sz="6" w:space="0" w:color="1F3864"/>
             </w:tcBorders>
             <w:shd w:val="clear" w:color="auto" w:fill="D9E2F3"/>
-            <w:tcMar>
-              <w:top w:w="50" w:type="dxa"/>
-              <w:left w:w="90" w:type="dxa"/>
-              <w:bottom w:w="50" w:type="dxa"/>
-              <w:right w:w="90" w:type="dxa"/>
-            </w:tcMar>
             <w:vAlign w:val="center"/>
           </w:tcPr>
           <w:p>
@@ -15995,12 +14577,6 @@
               <w:right w:val="single" w:sz="6" w:space="0" w:color="1F3864"/>
             </w:tcBorders>
             <w:shd w:val="clear" w:color="auto" w:fill="D9E2F3"/>
-            <w:tcMar>
-              <w:top w:w="50" w:type="dxa"/>
-              <w:left w:w="90" w:type="dxa"/>
-              <w:bottom w:w="50" w:type="dxa"/>
-              <w:right w:w="90" w:type="dxa"/>
-            </w:tcMar>
             <w:vAlign w:val="center"/>
           </w:tcPr>
           <w:p>
@@ -16060,12 +14636,6 @@
               <w:right w:val="single" w:sz="6" w:space="0" w:color="1F3864"/>
             </w:tcBorders>
             <w:shd w:val="clear" w:color="auto" w:fill="D9E2F3"/>
-            <w:tcMar>
-              <w:top w:w="50" w:type="dxa"/>
-              <w:left w:w="90" w:type="dxa"/>
-              <w:bottom w:w="50" w:type="dxa"/>
-              <w:right w:w="90" w:type="dxa"/>
-            </w:tcMar>
             <w:vAlign w:val="center"/>
           </w:tcPr>
           <w:p>
@@ -16098,12 +14668,6 @@
               <w:right w:val="single" w:sz="6" w:space="0" w:color="1F3864"/>
             </w:tcBorders>
             <w:shd w:val="clear" w:color="auto" w:fill="D9E2F3"/>
-            <w:tcMar>
-              <w:top w:w="50" w:type="dxa"/>
-              <w:left w:w="90" w:type="dxa"/>
-              <w:bottom w:w="50" w:type="dxa"/>
-              <w:right w:w="90" w:type="dxa"/>
-            </w:tcMar>
             <w:vAlign w:val="center"/>
           </w:tcPr>
           <w:p>
@@ -16136,12 +14700,6 @@
               <w:right w:val="single" w:sz="6" w:space="0" w:color="1F3864"/>
             </w:tcBorders>
             <w:shd w:val="clear" w:color="auto" w:fill="D9E2F3"/>
-            <w:tcMar>
-              <w:top w:w="50" w:type="dxa"/>
-              <w:left w:w="90" w:type="dxa"/>
-              <w:bottom w:w="50" w:type="dxa"/>
-              <w:right w:w="90" w:type="dxa"/>
-            </w:tcMar>
             <w:vAlign w:val="center"/>
           </w:tcPr>
           <w:p>
@@ -16174,12 +14732,6 @@
               <w:right w:val="single" w:sz="6" w:space="0" w:color="1F3864"/>
             </w:tcBorders>
             <w:shd w:val="clear" w:color="auto" w:fill="D9E2F3"/>
-            <w:tcMar>
-              <w:top w:w="50" w:type="dxa"/>
-              <w:left w:w="90" w:type="dxa"/>
-              <w:bottom w:w="50" w:type="dxa"/>
-              <w:right w:w="90" w:type="dxa"/>
-            </w:tcMar>
             <w:vAlign w:val="center"/>
           </w:tcPr>
           <w:p>
@@ -16239,12 +14791,6 @@
               <w:right w:val="single" w:sz="6" w:space="0" w:color="1F3864"/>
             </w:tcBorders>
             <w:shd w:val="clear" w:color="auto" w:fill="D9E2F3"/>
-            <w:tcMar>
-              <w:top w:w="50" w:type="dxa"/>
-              <w:left w:w="90" w:type="dxa"/>
-              <w:bottom w:w="50" w:type="dxa"/>
-              <w:right w:w="90" w:type="dxa"/>
-            </w:tcMar>
             <w:vAlign w:val="center"/>
           </w:tcPr>
           <w:p>
@@ -16289,12 +14835,6 @@
               <w:right w:val="single" w:sz="6" w:space="0" w:color="1F3864"/>
             </w:tcBorders>
             <w:shd w:val="clear" w:color="auto" w:fill="4472C4"/>
-            <w:tcMar>
-              <w:top w:w="50" w:type="dxa"/>
-              <w:left w:w="90" w:type="dxa"/>
-              <w:bottom w:w="50" w:type="dxa"/>
-              <w:right w:w="90" w:type="dxa"/>
-            </w:tcMar>
             <w:vAlign w:val="center"/>
           </w:tcPr>
           <w:p>
@@ -16361,12 +14901,6 @@
               <w:right w:val="single" w:sz="6" w:space="0" w:color="1F3864"/>
             </w:tcBorders>
             <w:shd w:val="clear" w:color="auto" w:fill="4472C4"/>
-            <w:tcMar>
-              <w:top w:w="50" w:type="dxa"/>
-              <w:left w:w="90" w:type="dxa"/>
-              <w:bottom w:w="50" w:type="dxa"/>
-              <w:right w:w="90" w:type="dxa"/>
-            </w:tcMar>
             <w:vAlign w:val="center"/>
           </w:tcPr>
           <w:p>
@@ -16406,12 +14940,6 @@
               <w:right w:val="single" w:sz="6" w:space="0" w:color="1F3864"/>
             </w:tcBorders>
             <w:shd w:val="clear" w:color="auto" w:fill="4472C4"/>
-            <w:tcMar>
-              <w:top w:w="50" w:type="dxa"/>
-              <w:left w:w="90" w:type="dxa"/>
-              <w:bottom w:w="50" w:type="dxa"/>
-              <w:right w:w="90" w:type="dxa"/>
-            </w:tcMar>
             <w:vAlign w:val="center"/>
           </w:tcPr>
           <w:p>
@@ -16451,12 +14979,6 @@
               <w:right w:val="single" w:sz="6" w:space="0" w:color="1F3864"/>
             </w:tcBorders>
             <w:shd w:val="clear" w:color="auto" w:fill="4472C4"/>
-            <w:tcMar>
-              <w:top w:w="50" w:type="dxa"/>
-              <w:left w:w="90" w:type="dxa"/>
-              <w:bottom w:w="50" w:type="dxa"/>
-              <w:right w:w="90" w:type="dxa"/>
-            </w:tcMar>
             <w:vAlign w:val="center"/>
           </w:tcPr>
           <w:p>
@@ -16496,12 +15018,6 @@
               <w:right w:val="single" w:sz="6" w:space="0" w:color="1F3864"/>
             </w:tcBorders>
             <w:shd w:val="clear" w:color="auto" w:fill="4472C4"/>
-            <w:tcMar>
-              <w:top w:w="50" w:type="dxa"/>
-              <w:left w:w="90" w:type="dxa"/>
-              <w:bottom w:w="50" w:type="dxa"/>
-              <w:right w:w="90" w:type="dxa"/>
-            </w:tcMar>
             <w:vAlign w:val="center"/>
           </w:tcPr>
           <w:p>
@@ -16568,12 +15084,6 @@
               <w:right w:val="single" w:sz="6" w:space="0" w:color="1F3864"/>
             </w:tcBorders>
             <w:shd w:val="clear" w:color="auto" w:fill="D9E2F3"/>
-            <w:tcMar>
-              <w:top w:w="50" w:type="dxa"/>
-              <w:left w:w="90" w:type="dxa"/>
-              <w:bottom w:w="50" w:type="dxa"/>
-              <w:right w:w="90" w:type="dxa"/>
-            </w:tcMar>
             <w:vAlign w:val="center"/>
           </w:tcPr>
           <w:p>
@@ -16606,12 +15116,6 @@
               <w:right w:val="single" w:sz="6" w:space="0" w:color="1F3864"/>
             </w:tcBorders>
             <w:shd w:val="clear" w:color="auto" w:fill="D9E2F3"/>
-            <w:tcMar>
-              <w:top w:w="50" w:type="dxa"/>
-              <w:left w:w="90" w:type="dxa"/>
-              <w:bottom w:w="50" w:type="dxa"/>
-              <w:right w:w="90" w:type="dxa"/>
-            </w:tcMar>
             <w:vAlign w:val="center"/>
           </w:tcPr>
           <w:p>
@@ -16644,12 +15148,6 @@
               <w:right w:val="single" w:sz="6" w:space="0" w:color="1F3864"/>
             </w:tcBorders>
             <w:shd w:val="clear" w:color="auto" w:fill="D9E2F3"/>
-            <w:tcMar>
-              <w:top w:w="50" w:type="dxa"/>
-              <w:left w:w="90" w:type="dxa"/>
-              <w:bottom w:w="50" w:type="dxa"/>
-              <w:right w:w="90" w:type="dxa"/>
-            </w:tcMar>
             <w:vAlign w:val="center"/>
           </w:tcPr>
           <w:p>
@@ -16682,12 +15180,6 @@
               <w:right w:val="single" w:sz="6" w:space="0" w:color="1F3864"/>
             </w:tcBorders>
             <w:shd w:val="clear" w:color="auto" w:fill="D9E2F3"/>
-            <w:tcMar>
-              <w:top w:w="50" w:type="dxa"/>
-              <w:left w:w="90" w:type="dxa"/>
-              <w:bottom w:w="50" w:type="dxa"/>
-              <w:right w:w="90" w:type="dxa"/>
-            </w:tcMar>
             <w:vAlign w:val="center"/>
           </w:tcPr>
           <w:p>
@@ -16747,12 +15239,6 @@
               <w:right w:val="single" w:sz="6" w:space="0" w:color="1F3864"/>
             </w:tcBorders>
             <w:shd w:val="clear" w:color="auto" w:fill="D9E2F3"/>
-            <w:tcMar>
-              <w:top w:w="50" w:type="dxa"/>
-              <w:left w:w="90" w:type="dxa"/>
-              <w:bottom w:w="50" w:type="dxa"/>
-              <w:right w:w="90" w:type="dxa"/>
-            </w:tcMar>
             <w:vAlign w:val="center"/>
           </w:tcPr>
           <w:p>
@@ -16785,12 +15271,6 @@
               <w:right w:val="single" w:sz="6" w:space="0" w:color="1F3864"/>
             </w:tcBorders>
             <w:shd w:val="clear" w:color="auto" w:fill="D9E2F3"/>
-            <w:tcMar>
-              <w:top w:w="50" w:type="dxa"/>
-              <w:left w:w="90" w:type="dxa"/>
-              <w:bottom w:w="50" w:type="dxa"/>
-              <w:right w:w="90" w:type="dxa"/>
-            </w:tcMar>
             <w:vAlign w:val="center"/>
           </w:tcPr>
           <w:p>
@@ -16823,12 +15303,6 @@
               <w:right w:val="single" w:sz="6" w:space="0" w:color="1F3864"/>
             </w:tcBorders>
             <w:shd w:val="clear" w:color="auto" w:fill="D9E2F3"/>
-            <w:tcMar>
-              <w:top w:w="50" w:type="dxa"/>
-              <w:left w:w="90" w:type="dxa"/>
-              <w:bottom w:w="50" w:type="dxa"/>
-              <w:right w:w="90" w:type="dxa"/>
-            </w:tcMar>
             <w:vAlign w:val="center"/>
           </w:tcPr>
           <w:p>
@@ -16861,12 +15335,6 @@
               <w:right w:val="single" w:sz="6" w:space="0" w:color="1F3864"/>
             </w:tcBorders>
             <w:shd w:val="clear" w:color="auto" w:fill="D9E2F3"/>
-            <w:tcMar>
-              <w:top w:w="50" w:type="dxa"/>
-              <w:left w:w="90" w:type="dxa"/>
-              <w:bottom w:w="50" w:type="dxa"/>
-              <w:right w:w="90" w:type="dxa"/>
-            </w:tcMar>
             <w:vAlign w:val="center"/>
           </w:tcPr>
           <w:p>
@@ -16926,12 +15394,6 @@
               <w:right w:val="single" w:sz="6" w:space="0" w:color="1F3864"/>
             </w:tcBorders>
             <w:shd w:val="clear" w:color="auto" w:fill="D9E2F3"/>
-            <w:tcMar>
-              <w:top w:w="50" w:type="dxa"/>
-              <w:left w:w="90" w:type="dxa"/>
-              <w:bottom w:w="50" w:type="dxa"/>
-              <w:right w:w="90" w:type="dxa"/>
-            </w:tcMar>
             <w:vAlign w:val="center"/>
           </w:tcPr>
           <w:p>
@@ -16964,12 +15426,6 @@
               <w:right w:val="single" w:sz="6" w:space="0" w:color="1F3864"/>
             </w:tcBorders>
             <w:shd w:val="clear" w:color="auto" w:fill="D9E2F3"/>
-            <w:tcMar>
-              <w:top w:w="50" w:type="dxa"/>
-              <w:left w:w="90" w:type="dxa"/>
-              <w:bottom w:w="50" w:type="dxa"/>
-              <w:right w:w="90" w:type="dxa"/>
-            </w:tcMar>
             <w:vAlign w:val="center"/>
           </w:tcPr>
           <w:p>
@@ -17002,12 +15458,6 @@
               <w:right w:val="single" w:sz="6" w:space="0" w:color="1F3864"/>
             </w:tcBorders>
             <w:shd w:val="clear" w:color="auto" w:fill="D9E2F3"/>
-            <w:tcMar>
-              <w:top w:w="50" w:type="dxa"/>
-              <w:left w:w="90" w:type="dxa"/>
-              <w:bottom w:w="50" w:type="dxa"/>
-              <w:right w:w="90" w:type="dxa"/>
-            </w:tcMar>
             <w:vAlign w:val="center"/>
           </w:tcPr>
           <w:p>
@@ -17040,12 +15490,6 @@
               <w:right w:val="single" w:sz="6" w:space="0" w:color="1F3864"/>
             </w:tcBorders>
             <w:shd w:val="clear" w:color="auto" w:fill="D9E2F3"/>
-            <w:tcMar>
-              <w:top w:w="50" w:type="dxa"/>
-              <w:left w:w="90" w:type="dxa"/>
-              <w:bottom w:w="50" w:type="dxa"/>
-              <w:right w:w="90" w:type="dxa"/>
-            </w:tcMar>
             <w:vAlign w:val="center"/>
           </w:tcPr>
           <w:p>
@@ -17105,12 +15549,6 @@
               <w:right w:val="single" w:sz="6" w:space="0" w:color="1F3864"/>
             </w:tcBorders>
             <w:shd w:val="clear" w:color="auto" w:fill="D9E2F3"/>
-            <w:tcMar>
-              <w:top w:w="50" w:type="dxa"/>
-              <w:left w:w="90" w:type="dxa"/>
-              <w:bottom w:w="50" w:type="dxa"/>
-              <w:right w:w="90" w:type="dxa"/>
-            </w:tcMar>
             <w:vAlign w:val="center"/>
           </w:tcPr>
           <w:p>
@@ -17155,12 +15593,6 @@
               <w:right w:val="single" w:sz="6" w:space="0" w:color="1F3864"/>
             </w:tcBorders>
             <w:shd w:val="clear" w:color="auto" w:fill="4472C4"/>
-            <w:tcMar>
-              <w:top w:w="50" w:type="dxa"/>
-              <w:left w:w="90" w:type="dxa"/>
-              <w:bottom w:w="50" w:type="dxa"/>
-              <w:right w:w="90" w:type="dxa"/>
-            </w:tcMar>
             <w:vAlign w:val="center"/>
           </w:tcPr>
           <w:p>
@@ -17227,12 +15659,6 @@
               <w:right w:val="single" w:sz="6" w:space="0" w:color="1F3864"/>
             </w:tcBorders>
             <w:shd w:val="clear" w:color="auto" w:fill="4472C4"/>
-            <w:tcMar>
-              <w:top w:w="50" w:type="dxa"/>
-              <w:left w:w="90" w:type="dxa"/>
-              <w:bottom w:w="50" w:type="dxa"/>
-              <w:right w:w="90" w:type="dxa"/>
-            </w:tcMar>
             <w:vAlign w:val="center"/>
           </w:tcPr>
           <w:p>
@@ -17272,12 +15698,6 @@
               <w:right w:val="single" w:sz="6" w:space="0" w:color="1F3864"/>
             </w:tcBorders>
             <w:shd w:val="clear" w:color="auto" w:fill="4472C4"/>
-            <w:tcMar>
-              <w:top w:w="50" w:type="dxa"/>
-              <w:left w:w="90" w:type="dxa"/>
-              <w:bottom w:w="50" w:type="dxa"/>
-              <w:right w:w="90" w:type="dxa"/>
-            </w:tcMar>
             <w:vAlign w:val="center"/>
           </w:tcPr>
           <w:p>
@@ -17317,12 +15737,6 @@
               <w:right w:val="single" w:sz="6" w:space="0" w:color="1F3864"/>
             </w:tcBorders>
             <w:shd w:val="clear" w:color="auto" w:fill="4472C4"/>
-            <w:tcMar>
-              <w:top w:w="50" w:type="dxa"/>
-              <w:left w:w="90" w:type="dxa"/>
-              <w:bottom w:w="50" w:type="dxa"/>
-              <w:right w:w="90" w:type="dxa"/>
-            </w:tcMar>
             <w:vAlign w:val="center"/>
           </w:tcPr>
           <w:p>
@@ -17362,12 +15776,6 @@
               <w:right w:val="single" w:sz="6" w:space="0" w:color="1F3864"/>
             </w:tcBorders>
             <w:shd w:val="clear" w:color="auto" w:fill="4472C4"/>
-            <w:tcMar>
-              <w:top w:w="50" w:type="dxa"/>
-              <w:left w:w="90" w:type="dxa"/>
-              <w:bottom w:w="50" w:type="dxa"/>
-              <w:right w:w="90" w:type="dxa"/>
-            </w:tcMar>
             <w:vAlign w:val="center"/>
           </w:tcPr>
           <w:p>
@@ -17434,12 +15842,6 @@
               <w:right w:val="single" w:sz="6" w:space="0" w:color="1F3864"/>
             </w:tcBorders>
             <w:shd w:val="clear" w:color="auto" w:fill="D9E2F3"/>
-            <w:tcMar>
-              <w:top w:w="50" w:type="dxa"/>
-              <w:left w:w="90" w:type="dxa"/>
-              <w:bottom w:w="50" w:type="dxa"/>
-              <w:right w:w="90" w:type="dxa"/>
-            </w:tcMar>
             <w:vAlign w:val="center"/>
           </w:tcPr>
           <w:p>
@@ -17472,12 +15874,6 @@
               <w:right w:val="single" w:sz="6" w:space="0" w:color="1F3864"/>
             </w:tcBorders>
             <w:shd w:val="clear" w:color="auto" w:fill="D9E2F3"/>
-            <w:tcMar>
-              <w:top w:w="50" w:type="dxa"/>
-              <w:left w:w="90" w:type="dxa"/>
-              <w:bottom w:w="50" w:type="dxa"/>
-              <w:right w:w="90" w:type="dxa"/>
-            </w:tcMar>
             <w:vAlign w:val="center"/>
           </w:tcPr>
           <w:p>
@@ -17510,12 +15906,6 @@
               <w:right w:val="single" w:sz="6" w:space="0" w:color="1F3864"/>
             </w:tcBorders>
             <w:shd w:val="clear" w:color="auto" w:fill="D9E2F3"/>
-            <w:tcMar>
-              <w:top w:w="50" w:type="dxa"/>
-              <w:left w:w="90" w:type="dxa"/>
-              <w:bottom w:w="50" w:type="dxa"/>
-              <w:right w:w="90" w:type="dxa"/>
-            </w:tcMar>
             <w:vAlign w:val="center"/>
           </w:tcPr>
           <w:p>
@@ -17548,12 +15938,6 @@
               <w:right w:val="single" w:sz="6" w:space="0" w:color="1F3864"/>
             </w:tcBorders>
             <w:shd w:val="clear" w:color="auto" w:fill="D9E2F3"/>
-            <w:tcMar>
-              <w:top w:w="50" w:type="dxa"/>
-              <w:left w:w="90" w:type="dxa"/>
-              <w:bottom w:w="50" w:type="dxa"/>
-              <w:right w:w="90" w:type="dxa"/>
-            </w:tcMar>
             <w:vAlign w:val="center"/>
           </w:tcPr>
           <w:p>
@@ -17613,12 +15997,6 @@
               <w:right w:val="single" w:sz="6" w:space="0" w:color="1F3864"/>
             </w:tcBorders>
             <w:shd w:val="clear" w:color="auto" w:fill="D9E2F3"/>
-            <w:tcMar>
-              <w:top w:w="50" w:type="dxa"/>
-              <w:left w:w="90" w:type="dxa"/>
-              <w:bottom w:w="50" w:type="dxa"/>
-              <w:right w:w="90" w:type="dxa"/>
-            </w:tcMar>
             <w:vAlign w:val="center"/>
           </w:tcPr>
           <w:p>
@@ -17651,12 +16029,6 @@
               <w:right w:val="single" w:sz="6" w:space="0" w:color="1F3864"/>
             </w:tcBorders>
             <w:shd w:val="clear" w:color="auto" w:fill="D9E2F3"/>
-            <w:tcMar>
-              <w:top w:w="50" w:type="dxa"/>
-              <w:left w:w="90" w:type="dxa"/>
-              <w:bottom w:w="50" w:type="dxa"/>
-              <w:right w:w="90" w:type="dxa"/>
-            </w:tcMar>
             <w:vAlign w:val="center"/>
           </w:tcPr>
           <w:p>
@@ -17689,12 +16061,6 @@
               <w:right w:val="single" w:sz="6" w:space="0" w:color="1F3864"/>
             </w:tcBorders>
             <w:shd w:val="clear" w:color="auto" w:fill="D9E2F3"/>
-            <w:tcMar>
-              <w:top w:w="50" w:type="dxa"/>
-              <w:left w:w="90" w:type="dxa"/>
-              <w:bottom w:w="50" w:type="dxa"/>
-              <w:right w:w="90" w:type="dxa"/>
-            </w:tcMar>
             <w:vAlign w:val="center"/>
           </w:tcPr>
           <w:p>
@@ -17727,12 +16093,6 @@
               <w:right w:val="single" w:sz="6" w:space="0" w:color="1F3864"/>
             </w:tcBorders>
             <w:shd w:val="clear" w:color="auto" w:fill="D9E2F3"/>
-            <w:tcMar>
-              <w:top w:w="50" w:type="dxa"/>
-              <w:left w:w="90" w:type="dxa"/>
-              <w:bottom w:w="50" w:type="dxa"/>
-              <w:right w:w="90" w:type="dxa"/>
-            </w:tcMar>
             <w:vAlign w:val="center"/>
           </w:tcPr>
           <w:p>
@@ -17792,12 +16152,6 @@
               <w:right w:val="single" w:sz="6" w:space="0" w:color="1F3864"/>
             </w:tcBorders>
             <w:shd w:val="clear" w:color="auto" w:fill="D9E2F3"/>
-            <w:tcMar>
-              <w:top w:w="50" w:type="dxa"/>
-              <w:left w:w="90" w:type="dxa"/>
-              <w:bottom w:w="50" w:type="dxa"/>
-              <w:right w:w="90" w:type="dxa"/>
-            </w:tcMar>
             <w:vAlign w:val="center"/>
           </w:tcPr>
           <w:p>
@@ -17830,12 +16184,6 @@
               <w:right w:val="single" w:sz="6" w:space="0" w:color="1F3864"/>
             </w:tcBorders>
             <w:shd w:val="clear" w:color="auto" w:fill="D9E2F3"/>
-            <w:tcMar>
-              <w:top w:w="50" w:type="dxa"/>
-              <w:left w:w="90" w:type="dxa"/>
-              <w:bottom w:w="50" w:type="dxa"/>
-              <w:right w:w="90" w:type="dxa"/>
-            </w:tcMar>
             <w:vAlign w:val="center"/>
           </w:tcPr>
           <w:p>
@@ -17868,12 +16216,6 @@
               <w:right w:val="single" w:sz="6" w:space="0" w:color="1F3864"/>
             </w:tcBorders>
             <w:shd w:val="clear" w:color="auto" w:fill="D9E2F3"/>
-            <w:tcMar>
-              <w:top w:w="50" w:type="dxa"/>
-              <w:left w:w="90" w:type="dxa"/>
-              <w:bottom w:w="50" w:type="dxa"/>
-              <w:right w:w="90" w:type="dxa"/>
-            </w:tcMar>
             <w:vAlign w:val="center"/>
           </w:tcPr>
           <w:p>
@@ -17906,12 +16248,6 @@
               <w:right w:val="single" w:sz="6" w:space="0" w:color="1F3864"/>
             </w:tcBorders>
             <w:shd w:val="clear" w:color="auto" w:fill="D9E2F3"/>
-            <w:tcMar>
-              <w:top w:w="50" w:type="dxa"/>
-              <w:left w:w="90" w:type="dxa"/>
-              <w:bottom w:w="50" w:type="dxa"/>
-              <w:right w:w="90" w:type="dxa"/>
-            </w:tcMar>
             <w:vAlign w:val="center"/>
           </w:tcPr>
           <w:p>
@@ -17971,12 +16307,6 @@
               <w:right w:val="single" w:sz="6" w:space="0" w:color="1F3864"/>
             </w:tcBorders>
             <w:shd w:val="clear" w:color="auto" w:fill="D9E2F3"/>
-            <w:tcMar>
-              <w:top w:w="50" w:type="dxa"/>
-              <w:left w:w="90" w:type="dxa"/>
-              <w:bottom w:w="50" w:type="dxa"/>
-              <w:right w:w="90" w:type="dxa"/>
-            </w:tcMar>
             <w:vAlign w:val="center"/>
           </w:tcPr>
           <w:p>
@@ -18021,12 +16351,6 @@
               <w:right w:val="single" w:sz="6" w:space="0" w:color="1F3864"/>
             </w:tcBorders>
             <w:shd w:val="clear" w:color="auto" w:fill="4472C4"/>
-            <w:tcMar>
-              <w:top w:w="50" w:type="dxa"/>
-              <w:left w:w="90" w:type="dxa"/>
-              <w:bottom w:w="50" w:type="dxa"/>
-              <w:right w:w="90" w:type="dxa"/>
-            </w:tcMar>
             <w:vAlign w:val="center"/>
           </w:tcPr>
           <w:p>
@@ -18093,12 +16417,6 @@
               <w:right w:val="single" w:sz="6" w:space="0" w:color="1F3864"/>
             </w:tcBorders>
             <w:shd w:val="clear" w:color="auto" w:fill="4472C4"/>
-            <w:tcMar>
-              <w:top w:w="50" w:type="dxa"/>
-              <w:left w:w="90" w:type="dxa"/>
-              <w:bottom w:w="50" w:type="dxa"/>
-              <w:right w:w="90" w:type="dxa"/>
-            </w:tcMar>
             <w:vAlign w:val="center"/>
           </w:tcPr>
           <w:p>
@@ -18138,12 +16456,6 @@
               <w:right w:val="single" w:sz="6" w:space="0" w:color="1F3864"/>
             </w:tcBorders>
             <w:shd w:val="clear" w:color="auto" w:fill="4472C4"/>
-            <w:tcMar>
-              <w:top w:w="50" w:type="dxa"/>
-              <w:left w:w="90" w:type="dxa"/>
-              <w:bottom w:w="50" w:type="dxa"/>
-              <w:right w:w="90" w:type="dxa"/>
-            </w:tcMar>
             <w:vAlign w:val="center"/>
           </w:tcPr>
           <w:p>
@@ -18183,12 +16495,6 @@
               <w:right w:val="single" w:sz="6" w:space="0" w:color="1F3864"/>
             </w:tcBorders>
             <w:shd w:val="clear" w:color="auto" w:fill="4472C4"/>
-            <w:tcMar>
-              <w:top w:w="50" w:type="dxa"/>
-              <w:left w:w="90" w:type="dxa"/>
-              <w:bottom w:w="50" w:type="dxa"/>
-              <w:right w:w="90" w:type="dxa"/>
-            </w:tcMar>
             <w:vAlign w:val="center"/>
           </w:tcPr>
           <w:p>
@@ -18228,12 +16534,6 @@
               <w:right w:val="single" w:sz="6" w:space="0" w:color="1F3864"/>
             </w:tcBorders>
             <w:shd w:val="clear" w:color="auto" w:fill="4472C4"/>
-            <w:tcMar>
-              <w:top w:w="50" w:type="dxa"/>
-              <w:left w:w="90" w:type="dxa"/>
-              <w:bottom w:w="50" w:type="dxa"/>
-              <w:right w:w="90" w:type="dxa"/>
-            </w:tcMar>
             <w:vAlign w:val="center"/>
           </w:tcPr>
           <w:p>
@@ -18300,12 +16600,6 @@
               <w:right w:val="single" w:sz="6" w:space="0" w:color="1F3864"/>
             </w:tcBorders>
             <w:shd w:val="clear" w:color="auto" w:fill="D9E2F3"/>
-            <w:tcMar>
-              <w:top w:w="50" w:type="dxa"/>
-              <w:left w:w="90" w:type="dxa"/>
-              <w:bottom w:w="50" w:type="dxa"/>
-              <w:right w:w="90" w:type="dxa"/>
-            </w:tcMar>
             <w:vAlign w:val="center"/>
           </w:tcPr>
           <w:p>
@@ -18338,12 +16632,6 @@
               <w:right w:val="single" w:sz="6" w:space="0" w:color="1F3864"/>
             </w:tcBorders>
             <w:shd w:val="clear" w:color="auto" w:fill="D9E2F3"/>
-            <w:tcMar>
-              <w:top w:w="50" w:type="dxa"/>
-              <w:left w:w="90" w:type="dxa"/>
-              <w:bottom w:w="50" w:type="dxa"/>
-              <w:right w:w="90" w:type="dxa"/>
-            </w:tcMar>
             <w:vAlign w:val="center"/>
           </w:tcPr>
           <w:p>
@@ -18376,12 +16664,6 @@
               <w:right w:val="single" w:sz="6" w:space="0" w:color="1F3864"/>
             </w:tcBorders>
             <w:shd w:val="clear" w:color="auto" w:fill="D9E2F3"/>
-            <w:tcMar>
-              <w:top w:w="50" w:type="dxa"/>
-              <w:left w:w="90" w:type="dxa"/>
-              <w:bottom w:w="50" w:type="dxa"/>
-              <w:right w:w="90" w:type="dxa"/>
-            </w:tcMar>
             <w:vAlign w:val="center"/>
           </w:tcPr>
           <w:p>
@@ -18414,12 +16696,6 @@
               <w:right w:val="single" w:sz="6" w:space="0" w:color="1F3864"/>
             </w:tcBorders>
             <w:shd w:val="clear" w:color="auto" w:fill="D9E2F3"/>
-            <w:tcMar>
-              <w:top w:w="50" w:type="dxa"/>
-              <w:left w:w="90" w:type="dxa"/>
-              <w:bottom w:w="50" w:type="dxa"/>
-              <w:right w:w="90" w:type="dxa"/>
-            </w:tcMar>
             <w:vAlign w:val="center"/>
           </w:tcPr>
           <w:p>
@@ -18479,12 +16755,6 @@
               <w:right w:val="single" w:sz="6" w:space="0" w:color="1F3864"/>
             </w:tcBorders>
             <w:shd w:val="clear" w:color="auto" w:fill="D9E2F3"/>
-            <w:tcMar>
-              <w:top w:w="50" w:type="dxa"/>
-              <w:left w:w="90" w:type="dxa"/>
-              <w:bottom w:w="50" w:type="dxa"/>
-              <w:right w:w="90" w:type="dxa"/>
-            </w:tcMar>
             <w:vAlign w:val="center"/>
           </w:tcPr>
           <w:p>
@@ -18517,12 +16787,6 @@
               <w:right w:val="single" w:sz="6" w:space="0" w:color="1F3864"/>
             </w:tcBorders>
             <w:shd w:val="clear" w:color="auto" w:fill="D9E2F3"/>
-            <w:tcMar>
-              <w:top w:w="50" w:type="dxa"/>
-              <w:left w:w="90" w:type="dxa"/>
-              <w:bottom w:w="50" w:type="dxa"/>
-              <w:right w:w="90" w:type="dxa"/>
-            </w:tcMar>
             <w:vAlign w:val="center"/>
           </w:tcPr>
           <w:p>
@@ -18555,12 +16819,6 @@
               <w:right w:val="single" w:sz="6" w:space="0" w:color="1F3864"/>
             </w:tcBorders>
             <w:shd w:val="clear" w:color="auto" w:fill="D9E2F3"/>
-            <w:tcMar>
-              <w:top w:w="50" w:type="dxa"/>
-              <w:left w:w="90" w:type="dxa"/>
-              <w:bottom w:w="50" w:type="dxa"/>
-              <w:right w:w="90" w:type="dxa"/>
-            </w:tcMar>
             <w:vAlign w:val="center"/>
           </w:tcPr>
           <w:p>
@@ -18593,12 +16851,6 @@
               <w:right w:val="single" w:sz="6" w:space="0" w:color="1F3864"/>
             </w:tcBorders>
             <w:shd w:val="clear" w:color="auto" w:fill="D9E2F3"/>
-            <w:tcMar>
-              <w:top w:w="50" w:type="dxa"/>
-              <w:left w:w="90" w:type="dxa"/>
-              <w:bottom w:w="50" w:type="dxa"/>
-              <w:right w:w="90" w:type="dxa"/>
-            </w:tcMar>
             <w:vAlign w:val="center"/>
           </w:tcPr>
           <w:p>
@@ -18658,12 +16910,6 @@
               <w:right w:val="single" w:sz="6" w:space="0" w:color="1F3864"/>
             </w:tcBorders>
             <w:shd w:val="clear" w:color="auto" w:fill="D9E2F3"/>
-            <w:tcMar>
-              <w:top w:w="50" w:type="dxa"/>
-              <w:left w:w="90" w:type="dxa"/>
-              <w:bottom w:w="50" w:type="dxa"/>
-              <w:right w:w="90" w:type="dxa"/>
-            </w:tcMar>
             <w:vAlign w:val="center"/>
           </w:tcPr>
           <w:p>
@@ -18696,12 +16942,6 @@
               <w:right w:val="single" w:sz="6" w:space="0" w:color="1F3864"/>
             </w:tcBorders>
             <w:shd w:val="clear" w:color="auto" w:fill="D9E2F3"/>
-            <w:tcMar>
-              <w:top w:w="50" w:type="dxa"/>
-              <w:left w:w="90" w:type="dxa"/>
-              <w:bottom w:w="50" w:type="dxa"/>
-              <w:right w:w="90" w:type="dxa"/>
-            </w:tcMar>
             <w:vAlign w:val="center"/>
           </w:tcPr>
           <w:p>
@@ -18734,12 +16974,6 @@
               <w:right w:val="single" w:sz="6" w:space="0" w:color="1F3864"/>
             </w:tcBorders>
             <w:shd w:val="clear" w:color="auto" w:fill="D9E2F3"/>
-            <w:tcMar>
-              <w:top w:w="50" w:type="dxa"/>
-              <w:left w:w="90" w:type="dxa"/>
-              <w:bottom w:w="50" w:type="dxa"/>
-              <w:right w:w="90" w:type="dxa"/>
-            </w:tcMar>
             <w:vAlign w:val="center"/>
           </w:tcPr>
           <w:p>
@@ -18772,12 +17006,6 @@
               <w:right w:val="single" w:sz="6" w:space="0" w:color="1F3864"/>
             </w:tcBorders>
             <w:shd w:val="clear" w:color="auto" w:fill="D9E2F3"/>
-            <w:tcMar>
-              <w:top w:w="50" w:type="dxa"/>
-              <w:left w:w="90" w:type="dxa"/>
-              <w:bottom w:w="50" w:type="dxa"/>
-              <w:right w:w="90" w:type="dxa"/>
-            </w:tcMar>
             <w:vAlign w:val="center"/>
           </w:tcPr>
           <w:p>
@@ -18837,12 +17065,6 @@
               <w:right w:val="single" w:sz="6" w:space="0" w:color="1F3864"/>
             </w:tcBorders>
             <w:shd w:val="clear" w:color="auto" w:fill="D9E2F3"/>
-            <w:tcMar>
-              <w:top w:w="50" w:type="dxa"/>
-              <w:left w:w="90" w:type="dxa"/>
-              <w:bottom w:w="50" w:type="dxa"/>
-              <w:right w:w="90" w:type="dxa"/>
-            </w:tcMar>
             <w:vAlign w:val="center"/>
           </w:tcPr>
           <w:p>
@@ -18895,12 +17117,6 @@
               <w:right w:val="single" w:sz="6" w:space="0" w:color="1F3864"/>
             </w:tcBorders>
             <w:shd w:val="clear" w:color="auto" w:fill="4472C4"/>
-            <w:tcMar>
-              <w:top w:w="50" w:type="dxa"/>
-              <w:left w:w="90" w:type="dxa"/>
-              <w:bottom w:w="50" w:type="dxa"/>
-              <w:right w:w="90" w:type="dxa"/>
-            </w:tcMar>
             <w:vAlign w:val="center"/>
           </w:tcPr>
           <w:p>
@@ -18967,12 +17183,6 @@
               <w:right w:val="single" w:sz="6" w:space="0" w:color="1F3864"/>
             </w:tcBorders>
             <w:shd w:val="clear" w:color="auto" w:fill="4472C4"/>
-            <w:tcMar>
-              <w:top w:w="50" w:type="dxa"/>
-              <w:left w:w="90" w:type="dxa"/>
-              <w:bottom w:w="50" w:type="dxa"/>
-              <w:right w:w="90" w:type="dxa"/>
-            </w:tcMar>
             <w:vAlign w:val="center"/>
           </w:tcPr>
           <w:p>
@@ -19012,12 +17222,6 @@
               <w:right w:val="single" w:sz="6" w:space="0" w:color="1F3864"/>
             </w:tcBorders>
             <w:shd w:val="clear" w:color="auto" w:fill="4472C4"/>
-            <w:tcMar>
-              <w:top w:w="50" w:type="dxa"/>
-              <w:left w:w="90" w:type="dxa"/>
-              <w:bottom w:w="50" w:type="dxa"/>
-              <w:right w:w="90" w:type="dxa"/>
-            </w:tcMar>
             <w:vAlign w:val="center"/>
           </w:tcPr>
           <w:p>
@@ -19057,12 +17261,6 @@
               <w:right w:val="single" w:sz="6" w:space="0" w:color="1F3864"/>
             </w:tcBorders>
             <w:shd w:val="clear" w:color="auto" w:fill="4472C4"/>
-            <w:tcMar>
-              <w:top w:w="50" w:type="dxa"/>
-              <w:left w:w="90" w:type="dxa"/>
-              <w:bottom w:w="50" w:type="dxa"/>
-              <w:right w:w="90" w:type="dxa"/>
-            </w:tcMar>
             <w:vAlign w:val="center"/>
           </w:tcPr>
           <w:p>
@@ -19102,12 +17300,6 @@
               <w:right w:val="single" w:sz="6" w:space="0" w:color="1F3864"/>
             </w:tcBorders>
             <w:shd w:val="clear" w:color="auto" w:fill="4472C4"/>
-            <w:tcMar>
-              <w:top w:w="50" w:type="dxa"/>
-              <w:left w:w="90" w:type="dxa"/>
-              <w:bottom w:w="50" w:type="dxa"/>
-              <w:right w:w="90" w:type="dxa"/>
-            </w:tcMar>
             <w:vAlign w:val="center"/>
           </w:tcPr>
           <w:p>
@@ -19174,12 +17366,6 @@
               <w:right w:val="single" w:sz="6" w:space="0" w:color="1F3864"/>
             </w:tcBorders>
             <w:shd w:val="clear" w:color="auto" w:fill="D9E2F3"/>
-            <w:tcMar>
-              <w:top w:w="50" w:type="dxa"/>
-              <w:left w:w="90" w:type="dxa"/>
-              <w:bottom w:w="50" w:type="dxa"/>
-              <w:right w:w="90" w:type="dxa"/>
-            </w:tcMar>
             <w:vAlign w:val="center"/>
           </w:tcPr>
           <w:p>
@@ -19212,12 +17398,6 @@
               <w:right w:val="single" w:sz="6" w:space="0" w:color="1F3864"/>
             </w:tcBorders>
             <w:shd w:val="clear" w:color="auto" w:fill="D9E2F3"/>
-            <w:tcMar>
-              <w:top w:w="50" w:type="dxa"/>
-              <w:left w:w="90" w:type="dxa"/>
-              <w:bottom w:w="50" w:type="dxa"/>
-              <w:right w:w="90" w:type="dxa"/>
-            </w:tcMar>
             <w:vAlign w:val="center"/>
           </w:tcPr>
           <w:p>
@@ -19250,12 +17430,6 @@
               <w:right w:val="single" w:sz="6" w:space="0" w:color="1F3864"/>
             </w:tcBorders>
             <w:shd w:val="clear" w:color="auto" w:fill="D9E2F3"/>
-            <w:tcMar>
-              <w:top w:w="50" w:type="dxa"/>
-              <w:left w:w="90" w:type="dxa"/>
-              <w:bottom w:w="50" w:type="dxa"/>
-              <w:right w:w="90" w:type="dxa"/>
-            </w:tcMar>
             <w:vAlign w:val="center"/>
           </w:tcPr>
           <w:p>
@@ -19288,12 +17462,6 @@
               <w:right w:val="single" w:sz="6" w:space="0" w:color="1F3864"/>
             </w:tcBorders>
             <w:shd w:val="clear" w:color="auto" w:fill="D9E2F3"/>
-            <w:tcMar>
-              <w:top w:w="50" w:type="dxa"/>
-              <w:left w:w="90" w:type="dxa"/>
-              <w:bottom w:w="50" w:type="dxa"/>
-              <w:right w:w="90" w:type="dxa"/>
-            </w:tcMar>
             <w:vAlign w:val="center"/>
           </w:tcPr>
           <w:p>
@@ -19353,12 +17521,6 @@
               <w:right w:val="single" w:sz="6" w:space="0" w:color="1F3864"/>
             </w:tcBorders>
             <w:shd w:val="clear" w:color="auto" w:fill="D9E2F3"/>
-            <w:tcMar>
-              <w:top w:w="50" w:type="dxa"/>
-              <w:left w:w="90" w:type="dxa"/>
-              <w:bottom w:w="50" w:type="dxa"/>
-              <w:right w:w="90" w:type="dxa"/>
-            </w:tcMar>
             <w:vAlign w:val="center"/>
           </w:tcPr>
           <w:p>
@@ -19391,12 +17553,6 @@
               <w:right w:val="single" w:sz="6" w:space="0" w:color="1F3864"/>
             </w:tcBorders>
             <w:shd w:val="clear" w:color="auto" w:fill="D9E2F3"/>
-            <w:tcMar>
-              <w:top w:w="50" w:type="dxa"/>
-              <w:left w:w="90" w:type="dxa"/>
-              <w:bottom w:w="50" w:type="dxa"/>
-              <w:right w:w="90" w:type="dxa"/>
-            </w:tcMar>
             <w:vAlign w:val="center"/>
           </w:tcPr>
           <w:p>
@@ -19429,12 +17585,6 @@
               <w:right w:val="single" w:sz="6" w:space="0" w:color="1F3864"/>
             </w:tcBorders>
             <w:shd w:val="clear" w:color="auto" w:fill="D9E2F3"/>
-            <w:tcMar>
-              <w:top w:w="50" w:type="dxa"/>
-              <w:left w:w="90" w:type="dxa"/>
-              <w:bottom w:w="50" w:type="dxa"/>
-              <w:right w:w="90" w:type="dxa"/>
-            </w:tcMar>
             <w:vAlign w:val="center"/>
           </w:tcPr>
           <w:p>
@@ -19467,12 +17617,6 @@
               <w:right w:val="single" w:sz="6" w:space="0" w:color="1F3864"/>
             </w:tcBorders>
             <w:shd w:val="clear" w:color="auto" w:fill="D9E2F3"/>
-            <w:tcMar>
-              <w:top w:w="50" w:type="dxa"/>
-              <w:left w:w="90" w:type="dxa"/>
-              <w:bottom w:w="50" w:type="dxa"/>
-              <w:right w:w="90" w:type="dxa"/>
-            </w:tcMar>
             <w:vAlign w:val="center"/>
           </w:tcPr>
           <w:p>
@@ -19532,12 +17676,6 @@
               <w:right w:val="single" w:sz="6" w:space="0" w:color="1F3864"/>
             </w:tcBorders>
             <w:shd w:val="clear" w:color="auto" w:fill="D9E2F3"/>
-            <w:tcMar>
-              <w:top w:w="50" w:type="dxa"/>
-              <w:left w:w="90" w:type="dxa"/>
-              <w:bottom w:w="50" w:type="dxa"/>
-              <w:right w:w="90" w:type="dxa"/>
-            </w:tcMar>
             <w:vAlign w:val="center"/>
           </w:tcPr>
           <w:p>
@@ -19570,12 +17708,6 @@
               <w:right w:val="single" w:sz="6" w:space="0" w:color="1F3864"/>
             </w:tcBorders>
             <w:shd w:val="clear" w:color="auto" w:fill="D9E2F3"/>
-            <w:tcMar>
-              <w:top w:w="50" w:type="dxa"/>
-              <w:left w:w="90" w:type="dxa"/>
-              <w:bottom w:w="50" w:type="dxa"/>
-              <w:right w:w="90" w:type="dxa"/>
-            </w:tcMar>
             <w:vAlign w:val="center"/>
           </w:tcPr>
           <w:p>
@@ -19608,12 +17740,6 @@
               <w:right w:val="single" w:sz="6" w:space="0" w:color="1F3864"/>
             </w:tcBorders>
             <w:shd w:val="clear" w:color="auto" w:fill="D9E2F3"/>
-            <w:tcMar>
-              <w:top w:w="50" w:type="dxa"/>
-              <w:left w:w="90" w:type="dxa"/>
-              <w:bottom w:w="50" w:type="dxa"/>
-              <w:right w:w="90" w:type="dxa"/>
-            </w:tcMar>
             <w:vAlign w:val="center"/>
           </w:tcPr>
           <w:p>
@@ -19646,12 +17772,6 @@
               <w:right w:val="single" w:sz="6" w:space="0" w:color="1F3864"/>
             </w:tcBorders>
             <w:shd w:val="clear" w:color="auto" w:fill="D9E2F3"/>
-            <w:tcMar>
-              <w:top w:w="50" w:type="dxa"/>
-              <w:left w:w="90" w:type="dxa"/>
-              <w:bottom w:w="50" w:type="dxa"/>
-              <w:right w:w="90" w:type="dxa"/>
-            </w:tcMar>
             <w:vAlign w:val="center"/>
           </w:tcPr>
           <w:p>
@@ -19711,12 +17831,6 @@
               <w:right w:val="single" w:sz="6" w:space="0" w:color="1F3864"/>
             </w:tcBorders>
             <w:shd w:val="clear" w:color="auto" w:fill="D9E2F3"/>
-            <w:tcMar>
-              <w:top w:w="50" w:type="dxa"/>
-              <w:left w:w="90" w:type="dxa"/>
-              <w:bottom w:w="50" w:type="dxa"/>
-              <w:right w:w="90" w:type="dxa"/>
-            </w:tcMar>
             <w:vAlign w:val="center"/>
           </w:tcPr>
           <w:p>
@@ -19761,12 +17875,6 @@
               <w:right w:val="single" w:sz="6" w:space="0" w:color="1F3864"/>
             </w:tcBorders>
             <w:shd w:val="clear" w:color="auto" w:fill="4472C4"/>
-            <w:tcMar>
-              <w:top w:w="50" w:type="dxa"/>
-              <w:left w:w="90" w:type="dxa"/>
-              <w:bottom w:w="50" w:type="dxa"/>
-              <w:right w:w="90" w:type="dxa"/>
-            </w:tcMar>
             <w:vAlign w:val="center"/>
           </w:tcPr>
           <w:p>
@@ -19833,12 +17941,6 @@
               <w:right w:val="single" w:sz="6" w:space="0" w:color="1F3864"/>
             </w:tcBorders>
             <w:shd w:val="clear" w:color="auto" w:fill="4472C4"/>
-            <w:tcMar>
-              <w:top w:w="50" w:type="dxa"/>
-              <w:left w:w="90" w:type="dxa"/>
-              <w:bottom w:w="50" w:type="dxa"/>
-              <w:right w:w="90" w:type="dxa"/>
-            </w:tcMar>
             <w:vAlign w:val="center"/>
           </w:tcPr>
           <w:p>
@@ -19878,12 +17980,6 @@
               <w:right w:val="single" w:sz="6" w:space="0" w:color="1F3864"/>
             </w:tcBorders>
             <w:shd w:val="clear" w:color="auto" w:fill="4472C4"/>
-            <w:tcMar>
-              <w:top w:w="50" w:type="dxa"/>
-              <w:left w:w="90" w:type="dxa"/>
-              <w:bottom w:w="50" w:type="dxa"/>
-              <w:right w:w="90" w:type="dxa"/>
-            </w:tcMar>
             <w:vAlign w:val="center"/>
           </w:tcPr>
           <w:p>
@@ -19923,12 +18019,6 @@
               <w:right w:val="single" w:sz="6" w:space="0" w:color="1F3864"/>
             </w:tcBorders>
             <w:shd w:val="clear" w:color="auto" w:fill="4472C4"/>
-            <w:tcMar>
-              <w:top w:w="50" w:type="dxa"/>
-              <w:left w:w="90" w:type="dxa"/>
-              <w:bottom w:w="50" w:type="dxa"/>
-              <w:right w:w="90" w:type="dxa"/>
-            </w:tcMar>
             <w:vAlign w:val="center"/>
           </w:tcPr>
           <w:p>
@@ -19968,12 +18058,6 @@
               <w:right w:val="single" w:sz="6" w:space="0" w:color="1F3864"/>
             </w:tcBorders>
             <w:shd w:val="clear" w:color="auto" w:fill="4472C4"/>
-            <w:tcMar>
-              <w:top w:w="50" w:type="dxa"/>
-              <w:left w:w="90" w:type="dxa"/>
-              <w:bottom w:w="50" w:type="dxa"/>
-              <w:right w:w="90" w:type="dxa"/>
-            </w:tcMar>
             <w:vAlign w:val="center"/>
           </w:tcPr>
           <w:p>
@@ -20040,12 +18124,6 @@
               <w:right w:val="single" w:sz="6" w:space="0" w:color="1F3864"/>
             </w:tcBorders>
             <w:shd w:val="clear" w:color="auto" w:fill="D9E2F3"/>
-            <w:tcMar>
-              <w:top w:w="50" w:type="dxa"/>
-              <w:left w:w="90" w:type="dxa"/>
-              <w:bottom w:w="50" w:type="dxa"/>
-              <w:right w:w="90" w:type="dxa"/>
-            </w:tcMar>
             <w:vAlign w:val="center"/>
           </w:tcPr>
           <w:p>
@@ -20078,12 +18156,6 @@
               <w:right w:val="single" w:sz="6" w:space="0" w:color="1F3864"/>
             </w:tcBorders>
             <w:shd w:val="clear" w:color="auto" w:fill="D9E2F3"/>
-            <w:tcMar>
-              <w:top w:w="50" w:type="dxa"/>
-              <w:left w:w="90" w:type="dxa"/>
-              <w:bottom w:w="50" w:type="dxa"/>
-              <w:right w:w="90" w:type="dxa"/>
-            </w:tcMar>
             <w:vAlign w:val="center"/>
           </w:tcPr>
           <w:p>
@@ -20116,12 +18188,6 @@
               <w:right w:val="single" w:sz="6" w:space="0" w:color="1F3864"/>
             </w:tcBorders>
             <w:shd w:val="clear" w:color="auto" w:fill="D9E2F3"/>
-            <w:tcMar>
-              <w:top w:w="50" w:type="dxa"/>
-              <w:left w:w="90" w:type="dxa"/>
-              <w:bottom w:w="50" w:type="dxa"/>
-              <w:right w:w="90" w:type="dxa"/>
-            </w:tcMar>
             <w:vAlign w:val="center"/>
           </w:tcPr>
           <w:p>
@@ -20154,12 +18220,6 @@
               <w:right w:val="single" w:sz="6" w:space="0" w:color="1F3864"/>
             </w:tcBorders>
             <w:shd w:val="clear" w:color="auto" w:fill="D9E2F3"/>
-            <w:tcMar>
-              <w:top w:w="50" w:type="dxa"/>
-              <w:left w:w="90" w:type="dxa"/>
-              <w:bottom w:w="50" w:type="dxa"/>
-              <w:right w:w="90" w:type="dxa"/>
-            </w:tcMar>
             <w:vAlign w:val="center"/>
           </w:tcPr>
           <w:p>
@@ -20219,12 +18279,6 @@
               <w:right w:val="single" w:sz="6" w:space="0" w:color="1F3864"/>
             </w:tcBorders>
             <w:shd w:val="clear" w:color="auto" w:fill="D9E2F3"/>
-            <w:tcMar>
-              <w:top w:w="50" w:type="dxa"/>
-              <w:left w:w="90" w:type="dxa"/>
-              <w:bottom w:w="50" w:type="dxa"/>
-              <w:right w:w="90" w:type="dxa"/>
-            </w:tcMar>
             <w:vAlign w:val="center"/>
           </w:tcPr>
           <w:p>
@@ -20257,12 +18311,6 @@
               <w:right w:val="single" w:sz="6" w:space="0" w:color="1F3864"/>
             </w:tcBorders>
             <w:shd w:val="clear" w:color="auto" w:fill="D9E2F3"/>
-            <w:tcMar>
-              <w:top w:w="50" w:type="dxa"/>
-              <w:left w:w="90" w:type="dxa"/>
-              <w:bottom w:w="50" w:type="dxa"/>
-              <w:right w:w="90" w:type="dxa"/>
-            </w:tcMar>
             <w:vAlign w:val="center"/>
           </w:tcPr>
           <w:p>
@@ -20295,12 +18343,6 @@
               <w:right w:val="single" w:sz="6" w:space="0" w:color="1F3864"/>
             </w:tcBorders>
             <w:shd w:val="clear" w:color="auto" w:fill="D9E2F3"/>
-            <w:tcMar>
-              <w:top w:w="50" w:type="dxa"/>
-              <w:left w:w="90" w:type="dxa"/>
-              <w:bottom w:w="50" w:type="dxa"/>
-              <w:right w:w="90" w:type="dxa"/>
-            </w:tcMar>
             <w:vAlign w:val="center"/>
           </w:tcPr>
           <w:p>
@@ -20333,12 +18375,6 @@
               <w:right w:val="single" w:sz="6" w:space="0" w:color="1F3864"/>
             </w:tcBorders>
             <w:shd w:val="clear" w:color="auto" w:fill="D9E2F3"/>
-            <w:tcMar>
-              <w:top w:w="50" w:type="dxa"/>
-              <w:left w:w="90" w:type="dxa"/>
-              <w:bottom w:w="50" w:type="dxa"/>
-              <w:right w:w="90" w:type="dxa"/>
-            </w:tcMar>
             <w:vAlign w:val="center"/>
           </w:tcPr>
           <w:p>
@@ -20398,12 +18434,6 @@
               <w:right w:val="single" w:sz="6" w:space="0" w:color="1F3864"/>
             </w:tcBorders>
             <w:shd w:val="clear" w:color="auto" w:fill="D9E2F3"/>
-            <w:tcMar>
-              <w:top w:w="50" w:type="dxa"/>
-              <w:left w:w="90" w:type="dxa"/>
-              <w:bottom w:w="50" w:type="dxa"/>
-              <w:right w:w="90" w:type="dxa"/>
-            </w:tcMar>
             <w:vAlign w:val="center"/>
           </w:tcPr>
           <w:p>
@@ -20436,12 +18466,6 @@
               <w:right w:val="single" w:sz="6" w:space="0" w:color="1F3864"/>
             </w:tcBorders>
             <w:shd w:val="clear" w:color="auto" w:fill="D9E2F3"/>
-            <w:tcMar>
-              <w:top w:w="50" w:type="dxa"/>
-              <w:left w:w="90" w:type="dxa"/>
-              <w:bottom w:w="50" w:type="dxa"/>
-              <w:right w:w="90" w:type="dxa"/>
-            </w:tcMar>
             <w:vAlign w:val="center"/>
           </w:tcPr>
           <w:p>
@@ -20474,12 +18498,6 @@
               <w:right w:val="single" w:sz="6" w:space="0" w:color="1F3864"/>
             </w:tcBorders>
             <w:shd w:val="clear" w:color="auto" w:fill="D9E2F3"/>
-            <w:tcMar>
-              <w:top w:w="50" w:type="dxa"/>
-              <w:left w:w="90" w:type="dxa"/>
-              <w:bottom w:w="50" w:type="dxa"/>
-              <w:right w:w="90" w:type="dxa"/>
-            </w:tcMar>
             <w:vAlign w:val="center"/>
           </w:tcPr>
           <w:p>
@@ -20512,12 +18530,6 @@
               <w:right w:val="single" w:sz="6" w:space="0" w:color="1F3864"/>
             </w:tcBorders>
             <w:shd w:val="clear" w:color="auto" w:fill="D9E2F3"/>
-            <w:tcMar>
-              <w:top w:w="50" w:type="dxa"/>
-              <w:left w:w="90" w:type="dxa"/>
-              <w:bottom w:w="50" w:type="dxa"/>
-              <w:right w:w="90" w:type="dxa"/>
-            </w:tcMar>
             <w:vAlign w:val="center"/>
           </w:tcPr>
           <w:p>
@@ -20577,12 +18589,6 @@
               <w:right w:val="single" w:sz="6" w:space="0" w:color="1F3864"/>
             </w:tcBorders>
             <w:shd w:val="clear" w:color="auto" w:fill="D9E2F3"/>
-            <w:tcMar>
-              <w:top w:w="50" w:type="dxa"/>
-              <w:left w:w="90" w:type="dxa"/>
-              <w:bottom w:w="50" w:type="dxa"/>
-              <w:right w:w="90" w:type="dxa"/>
-            </w:tcMar>
             <w:vAlign w:val="center"/>
           </w:tcPr>
           <w:p>
@@ -20627,12 +18633,6 @@
               <w:right w:val="single" w:sz="6" w:space="0" w:color="1F3864"/>
             </w:tcBorders>
             <w:shd w:val="clear" w:color="auto" w:fill="4472C4"/>
-            <w:tcMar>
-              <w:top w:w="50" w:type="dxa"/>
-              <w:left w:w="90" w:type="dxa"/>
-              <w:bottom w:w="50" w:type="dxa"/>
-              <w:right w:w="90" w:type="dxa"/>
-            </w:tcMar>
             <w:vAlign w:val="center"/>
           </w:tcPr>
           <w:p>
@@ -20699,12 +18699,6 @@
               <w:right w:val="single" w:sz="6" w:space="0" w:color="1F3864"/>
             </w:tcBorders>
             <w:shd w:val="clear" w:color="auto" w:fill="4472C4"/>
-            <w:tcMar>
-              <w:top w:w="50" w:type="dxa"/>
-              <w:left w:w="90" w:type="dxa"/>
-              <w:bottom w:w="50" w:type="dxa"/>
-              <w:right w:w="90" w:type="dxa"/>
-            </w:tcMar>
             <w:vAlign w:val="center"/>
           </w:tcPr>
           <w:p>
@@ -20744,12 +18738,6 @@
               <w:right w:val="single" w:sz="6" w:space="0" w:color="1F3864"/>
             </w:tcBorders>
             <w:shd w:val="clear" w:color="auto" w:fill="4472C4"/>
-            <w:tcMar>
-              <w:top w:w="50" w:type="dxa"/>
-              <w:left w:w="90" w:type="dxa"/>
-              <w:bottom w:w="50" w:type="dxa"/>
-              <w:right w:w="90" w:type="dxa"/>
-            </w:tcMar>
             <w:vAlign w:val="center"/>
           </w:tcPr>
           <w:p>
@@ -20789,12 +18777,6 @@
               <w:right w:val="single" w:sz="6" w:space="0" w:color="1F3864"/>
             </w:tcBorders>
             <w:shd w:val="clear" w:color="auto" w:fill="4472C4"/>
-            <w:tcMar>
-              <w:top w:w="50" w:type="dxa"/>
-              <w:left w:w="90" w:type="dxa"/>
-              <w:bottom w:w="50" w:type="dxa"/>
-              <w:right w:w="90" w:type="dxa"/>
-            </w:tcMar>
             <w:vAlign w:val="center"/>
           </w:tcPr>
           <w:p>
@@ -20834,12 +18816,6 @@
               <w:right w:val="single" w:sz="6" w:space="0" w:color="1F3864"/>
             </w:tcBorders>
             <w:shd w:val="clear" w:color="auto" w:fill="4472C4"/>
-            <w:tcMar>
-              <w:top w:w="50" w:type="dxa"/>
-              <w:left w:w="90" w:type="dxa"/>
-              <w:bottom w:w="50" w:type="dxa"/>
-              <w:right w:w="90" w:type="dxa"/>
-            </w:tcMar>
             <w:vAlign w:val="center"/>
           </w:tcPr>
           <w:p>
@@ -20906,12 +18882,6 @@
               <w:right w:val="single" w:sz="6" w:space="0" w:color="1F3864"/>
             </w:tcBorders>
             <w:shd w:val="clear" w:color="auto" w:fill="D9E2F3"/>
-            <w:tcMar>
-              <w:top w:w="50" w:type="dxa"/>
-              <w:left w:w="90" w:type="dxa"/>
-              <w:bottom w:w="50" w:type="dxa"/>
-              <w:right w:w="90" w:type="dxa"/>
-            </w:tcMar>
             <w:vAlign w:val="center"/>
           </w:tcPr>
           <w:p>
@@ -20944,12 +18914,6 @@
               <w:right w:val="single" w:sz="6" w:space="0" w:color="1F3864"/>
             </w:tcBorders>
             <w:shd w:val="clear" w:color="auto" w:fill="D9E2F3"/>
-            <w:tcMar>
-              <w:top w:w="50" w:type="dxa"/>
-              <w:left w:w="90" w:type="dxa"/>
-              <w:bottom w:w="50" w:type="dxa"/>
-              <w:right w:w="90" w:type="dxa"/>
-            </w:tcMar>
             <w:vAlign w:val="center"/>
           </w:tcPr>
           <w:p>
@@ -20982,12 +18946,6 @@
               <w:right w:val="single" w:sz="6" w:space="0" w:color="1F3864"/>
             </w:tcBorders>
             <w:shd w:val="clear" w:color="auto" w:fill="D9E2F3"/>
-            <w:tcMar>
-              <w:top w:w="50" w:type="dxa"/>
-              <w:left w:w="90" w:type="dxa"/>
-              <w:bottom w:w="50" w:type="dxa"/>
-              <w:right w:w="90" w:type="dxa"/>
-            </w:tcMar>
             <w:vAlign w:val="center"/>
           </w:tcPr>
           <w:p>
@@ -21020,12 +18978,6 @@
               <w:right w:val="single" w:sz="6" w:space="0" w:color="1F3864"/>
             </w:tcBorders>
             <w:shd w:val="clear" w:color="auto" w:fill="D9E2F3"/>
-            <w:tcMar>
-              <w:top w:w="50" w:type="dxa"/>
-              <w:left w:w="90" w:type="dxa"/>
-              <w:bottom w:w="50" w:type="dxa"/>
-              <w:right w:w="90" w:type="dxa"/>
-            </w:tcMar>
             <w:vAlign w:val="center"/>
           </w:tcPr>
           <w:p>
@@ -21085,12 +19037,6 @@
               <w:right w:val="single" w:sz="6" w:space="0" w:color="1F3864"/>
             </w:tcBorders>
             <w:shd w:val="clear" w:color="auto" w:fill="D9E2F3"/>
-            <w:tcMar>
-              <w:top w:w="50" w:type="dxa"/>
-              <w:left w:w="90" w:type="dxa"/>
-              <w:bottom w:w="50" w:type="dxa"/>
-              <w:right w:w="90" w:type="dxa"/>
-            </w:tcMar>
             <w:vAlign w:val="center"/>
           </w:tcPr>
           <w:p>
@@ -21123,12 +19069,6 @@
               <w:right w:val="single" w:sz="6" w:space="0" w:color="1F3864"/>
             </w:tcBorders>
             <w:shd w:val="clear" w:color="auto" w:fill="D9E2F3"/>
-            <w:tcMar>
-              <w:top w:w="50" w:type="dxa"/>
-              <w:left w:w="90" w:type="dxa"/>
-              <w:bottom w:w="50" w:type="dxa"/>
-              <w:right w:w="90" w:type="dxa"/>
-            </w:tcMar>
             <w:vAlign w:val="center"/>
           </w:tcPr>
           <w:p>
@@ -21161,12 +19101,6 @@
               <w:right w:val="single" w:sz="6" w:space="0" w:color="1F3864"/>
             </w:tcBorders>
             <w:shd w:val="clear" w:color="auto" w:fill="D9E2F3"/>
-            <w:tcMar>
-              <w:top w:w="50" w:type="dxa"/>
-              <w:left w:w="90" w:type="dxa"/>
-              <w:bottom w:w="50" w:type="dxa"/>
-              <w:right w:w="90" w:type="dxa"/>
-            </w:tcMar>
             <w:vAlign w:val="center"/>
           </w:tcPr>
           <w:p>
@@ -21199,12 +19133,6 @@
               <w:right w:val="single" w:sz="6" w:space="0" w:color="1F3864"/>
             </w:tcBorders>
             <w:shd w:val="clear" w:color="auto" w:fill="D9E2F3"/>
-            <w:tcMar>
-              <w:top w:w="50" w:type="dxa"/>
-              <w:left w:w="90" w:type="dxa"/>
-              <w:bottom w:w="50" w:type="dxa"/>
-              <w:right w:w="90" w:type="dxa"/>
-            </w:tcMar>
             <w:vAlign w:val="center"/>
           </w:tcPr>
           <w:p>
@@ -21264,12 +19192,6 @@
               <w:right w:val="single" w:sz="6" w:space="0" w:color="1F3864"/>
             </w:tcBorders>
             <w:shd w:val="clear" w:color="auto" w:fill="D9E2F3"/>
-            <w:tcMar>
-              <w:top w:w="50" w:type="dxa"/>
-              <w:left w:w="90" w:type="dxa"/>
-              <w:bottom w:w="50" w:type="dxa"/>
-              <w:right w:w="90" w:type="dxa"/>
-            </w:tcMar>
             <w:vAlign w:val="center"/>
           </w:tcPr>
           <w:p>
@@ -21302,12 +19224,6 @@
               <w:right w:val="single" w:sz="6" w:space="0" w:color="1F3864"/>
             </w:tcBorders>
             <w:shd w:val="clear" w:color="auto" w:fill="D9E2F3"/>
-            <w:tcMar>
-              <w:top w:w="50" w:type="dxa"/>
-              <w:left w:w="90" w:type="dxa"/>
-              <w:bottom w:w="50" w:type="dxa"/>
-              <w:right w:w="90" w:type="dxa"/>
-            </w:tcMar>
             <w:vAlign w:val="center"/>
           </w:tcPr>
           <w:p>
@@ -21340,12 +19256,6 @@
               <w:right w:val="single" w:sz="6" w:space="0" w:color="1F3864"/>
             </w:tcBorders>
             <w:shd w:val="clear" w:color="auto" w:fill="D9E2F3"/>
-            <w:tcMar>
-              <w:top w:w="50" w:type="dxa"/>
-              <w:left w:w="90" w:type="dxa"/>
-              <w:bottom w:w="50" w:type="dxa"/>
-              <w:right w:w="90" w:type="dxa"/>
-            </w:tcMar>
             <w:vAlign w:val="center"/>
           </w:tcPr>
           <w:p>
@@ -21378,12 +19288,6 @@
               <w:right w:val="single" w:sz="6" w:space="0" w:color="1F3864"/>
             </w:tcBorders>
             <w:shd w:val="clear" w:color="auto" w:fill="D9E2F3"/>
-            <w:tcMar>
-              <w:top w:w="50" w:type="dxa"/>
-              <w:left w:w="90" w:type="dxa"/>
-              <w:bottom w:w="50" w:type="dxa"/>
-              <w:right w:w="90" w:type="dxa"/>
-            </w:tcMar>
             <w:vAlign w:val="center"/>
           </w:tcPr>
           <w:p>
@@ -21443,12 +19347,6 @@
               <w:right w:val="single" w:sz="6" w:space="0" w:color="1F3864"/>
             </w:tcBorders>
             <w:shd w:val="clear" w:color="auto" w:fill="D9E2F3"/>
-            <w:tcMar>
-              <w:top w:w="50" w:type="dxa"/>
-              <w:left w:w="90" w:type="dxa"/>
-              <w:bottom w:w="50" w:type="dxa"/>
-              <w:right w:w="90" w:type="dxa"/>
-            </w:tcMar>
             <w:vAlign w:val="center"/>
           </w:tcPr>
           <w:p>
@@ -21493,12 +19391,6 @@
               <w:right w:val="single" w:sz="6" w:space="0" w:color="1F3864"/>
             </w:tcBorders>
             <w:shd w:val="clear" w:color="auto" w:fill="4472C4"/>
-            <w:tcMar>
-              <w:top w:w="50" w:type="dxa"/>
-              <w:left w:w="90" w:type="dxa"/>
-              <w:bottom w:w="50" w:type="dxa"/>
-              <w:right w:w="90" w:type="dxa"/>
-            </w:tcMar>
             <w:vAlign w:val="center"/>
           </w:tcPr>
           <w:p>
@@ -21565,12 +19457,6 @@
               <w:right w:val="single" w:sz="6" w:space="0" w:color="1F3864"/>
             </w:tcBorders>
             <w:shd w:val="clear" w:color="auto" w:fill="4472C4"/>
-            <w:tcMar>
-              <w:top w:w="50" w:type="dxa"/>
-              <w:left w:w="90" w:type="dxa"/>
-              <w:bottom w:w="50" w:type="dxa"/>
-              <w:right w:w="90" w:type="dxa"/>
-            </w:tcMar>
             <w:vAlign w:val="center"/>
           </w:tcPr>
           <w:p>
@@ -21610,12 +19496,6 @@
               <w:right w:val="single" w:sz="6" w:space="0" w:color="1F3864"/>
             </w:tcBorders>
             <w:shd w:val="clear" w:color="auto" w:fill="4472C4"/>
-            <w:tcMar>
-              <w:top w:w="50" w:type="dxa"/>
-              <w:left w:w="90" w:type="dxa"/>
-              <w:bottom w:w="50" w:type="dxa"/>
-              <w:right w:w="90" w:type="dxa"/>
-            </w:tcMar>
             <w:vAlign w:val="center"/>
           </w:tcPr>
           <w:p>
@@ -21655,12 +19535,6 @@
               <w:right w:val="single" w:sz="6" w:space="0" w:color="1F3864"/>
             </w:tcBorders>
             <w:shd w:val="clear" w:color="auto" w:fill="4472C4"/>
-            <w:tcMar>
-              <w:top w:w="50" w:type="dxa"/>
-              <w:left w:w="90" w:type="dxa"/>
-              <w:bottom w:w="50" w:type="dxa"/>
-              <w:right w:w="90" w:type="dxa"/>
-            </w:tcMar>
             <w:vAlign w:val="center"/>
           </w:tcPr>
           <w:p>
@@ -21700,12 +19574,6 @@
               <w:right w:val="single" w:sz="6" w:space="0" w:color="1F3864"/>
             </w:tcBorders>
             <w:shd w:val="clear" w:color="auto" w:fill="4472C4"/>
-            <w:tcMar>
-              <w:top w:w="50" w:type="dxa"/>
-              <w:left w:w="90" w:type="dxa"/>
-              <w:bottom w:w="50" w:type="dxa"/>
-              <w:right w:w="90" w:type="dxa"/>
-            </w:tcMar>
             <w:vAlign w:val="center"/>
           </w:tcPr>
           <w:p>
@@ -21772,12 +19640,6 @@
               <w:right w:val="single" w:sz="6" w:space="0" w:color="1F3864"/>
             </w:tcBorders>
             <w:shd w:val="clear" w:color="auto" w:fill="D9E2F3"/>
-            <w:tcMar>
-              <w:top w:w="50" w:type="dxa"/>
-              <w:left w:w="90" w:type="dxa"/>
-              <w:bottom w:w="50" w:type="dxa"/>
-              <w:right w:w="90" w:type="dxa"/>
-            </w:tcMar>
             <w:vAlign w:val="center"/>
           </w:tcPr>
           <w:p>
@@ -21810,12 +19672,6 @@
               <w:right w:val="single" w:sz="6" w:space="0" w:color="1F3864"/>
             </w:tcBorders>
             <w:shd w:val="clear" w:color="auto" w:fill="D9E2F3"/>
-            <w:tcMar>
-              <w:top w:w="50" w:type="dxa"/>
-              <w:left w:w="90" w:type="dxa"/>
-              <w:bottom w:w="50" w:type="dxa"/>
-              <w:right w:w="90" w:type="dxa"/>
-            </w:tcMar>
             <w:vAlign w:val="center"/>
           </w:tcPr>
           <w:p>
@@ -21848,12 +19704,6 @@
               <w:right w:val="single" w:sz="6" w:space="0" w:color="1F3864"/>
             </w:tcBorders>
             <w:shd w:val="clear" w:color="auto" w:fill="D9E2F3"/>
-            <w:tcMar>
-              <w:top w:w="50" w:type="dxa"/>
-              <w:left w:w="90" w:type="dxa"/>
-              <w:bottom w:w="50" w:type="dxa"/>
-              <w:right w:w="90" w:type="dxa"/>
-            </w:tcMar>
             <w:vAlign w:val="center"/>
           </w:tcPr>
           <w:p>
@@ -21886,12 +19736,6 @@
               <w:right w:val="single" w:sz="6" w:space="0" w:color="1F3864"/>
             </w:tcBorders>
             <w:shd w:val="clear" w:color="auto" w:fill="D9E2F3"/>
-            <w:tcMar>
-              <w:top w:w="50" w:type="dxa"/>
-              <w:left w:w="90" w:type="dxa"/>
-              <w:bottom w:w="50" w:type="dxa"/>
-              <w:right w:w="90" w:type="dxa"/>
-            </w:tcMar>
             <w:vAlign w:val="center"/>
           </w:tcPr>
           <w:p>
@@ -21951,12 +19795,6 @@
               <w:right w:val="single" w:sz="6" w:space="0" w:color="1F3864"/>
             </w:tcBorders>
             <w:shd w:val="clear" w:color="auto" w:fill="D9E2F3"/>
-            <w:tcMar>
-              <w:top w:w="50" w:type="dxa"/>
-              <w:left w:w="90" w:type="dxa"/>
-              <w:bottom w:w="50" w:type="dxa"/>
-              <w:right w:w="90" w:type="dxa"/>
-            </w:tcMar>
             <w:vAlign w:val="center"/>
           </w:tcPr>
           <w:p>
@@ -21989,12 +19827,6 @@
               <w:right w:val="single" w:sz="6" w:space="0" w:color="1F3864"/>
             </w:tcBorders>
             <w:shd w:val="clear" w:color="auto" w:fill="D9E2F3"/>
-            <w:tcMar>
-              <w:top w:w="50" w:type="dxa"/>
-              <w:left w:w="90" w:type="dxa"/>
-              <w:bottom w:w="50" w:type="dxa"/>
-              <w:right w:w="90" w:type="dxa"/>
-            </w:tcMar>
             <w:vAlign w:val="center"/>
           </w:tcPr>
           <w:p>
@@ -22037,12 +19869,6 @@
               <w:right w:val="single" w:sz="6" w:space="0" w:color="1F3864"/>
             </w:tcBorders>
             <w:shd w:val="clear" w:color="auto" w:fill="D9E2F3"/>
-            <w:tcMar>
-              <w:top w:w="50" w:type="dxa"/>
-              <w:left w:w="90" w:type="dxa"/>
-              <w:bottom w:w="50" w:type="dxa"/>
-              <w:right w:w="90" w:type="dxa"/>
-            </w:tcMar>
             <w:vAlign w:val="center"/>
           </w:tcPr>
           <w:p>
@@ -22075,12 +19901,6 @@
               <w:right w:val="single" w:sz="6" w:space="0" w:color="1F3864"/>
             </w:tcBorders>
             <w:shd w:val="clear" w:color="auto" w:fill="D9E2F3"/>
-            <w:tcMar>
-              <w:top w:w="50" w:type="dxa"/>
-              <w:left w:w="90" w:type="dxa"/>
-              <w:bottom w:w="50" w:type="dxa"/>
-              <w:right w:w="90" w:type="dxa"/>
-            </w:tcMar>
             <w:vAlign w:val="center"/>
           </w:tcPr>
           <w:p>
@@ -22140,12 +19960,6 @@
               <w:right w:val="single" w:sz="6" w:space="0" w:color="1F3864"/>
             </w:tcBorders>
             <w:shd w:val="clear" w:color="auto" w:fill="D9E2F3"/>
-            <w:tcMar>
-              <w:top w:w="50" w:type="dxa"/>
-              <w:left w:w="90" w:type="dxa"/>
-              <w:bottom w:w="50" w:type="dxa"/>
-              <w:right w:w="90" w:type="dxa"/>
-            </w:tcMar>
             <w:vAlign w:val="center"/>
           </w:tcPr>
           <w:p>
@@ -22178,12 +19992,6 @@
               <w:right w:val="single" w:sz="6" w:space="0" w:color="1F3864"/>
             </w:tcBorders>
             <w:shd w:val="clear" w:color="auto" w:fill="D9E2F3"/>
-            <w:tcMar>
-              <w:top w:w="50" w:type="dxa"/>
-              <w:left w:w="90" w:type="dxa"/>
-              <w:bottom w:w="50" w:type="dxa"/>
-              <w:right w:w="90" w:type="dxa"/>
-            </w:tcMar>
             <w:vAlign w:val="center"/>
           </w:tcPr>
           <w:p>
@@ -22216,12 +20024,6 @@
               <w:right w:val="single" w:sz="6" w:space="0" w:color="1F3864"/>
             </w:tcBorders>
             <w:shd w:val="clear" w:color="auto" w:fill="D9E2F3"/>
-            <w:tcMar>
-              <w:top w:w="50" w:type="dxa"/>
-              <w:left w:w="90" w:type="dxa"/>
-              <w:bottom w:w="50" w:type="dxa"/>
-              <w:right w:w="90" w:type="dxa"/>
-            </w:tcMar>
             <w:vAlign w:val="center"/>
           </w:tcPr>
           <w:p>
@@ -22254,12 +20056,6 @@
               <w:right w:val="single" w:sz="6" w:space="0" w:color="1F3864"/>
             </w:tcBorders>
             <w:shd w:val="clear" w:color="auto" w:fill="D9E2F3"/>
-            <w:tcMar>
-              <w:top w:w="50" w:type="dxa"/>
-              <w:left w:w="90" w:type="dxa"/>
-              <w:bottom w:w="50" w:type="dxa"/>
-              <w:right w:w="90" w:type="dxa"/>
-            </w:tcMar>
             <w:vAlign w:val="center"/>
           </w:tcPr>
           <w:p>
@@ -22319,12 +20115,6 @@
               <w:right w:val="single" w:sz="6" w:space="0" w:color="1F3864"/>
             </w:tcBorders>
             <w:shd w:val="clear" w:color="auto" w:fill="D9E2F3"/>
-            <w:tcMar>
-              <w:top w:w="50" w:type="dxa"/>
-              <w:left w:w="90" w:type="dxa"/>
-              <w:bottom w:w="50" w:type="dxa"/>
-              <w:right w:w="90" w:type="dxa"/>
-            </w:tcMar>
             <w:vAlign w:val="center"/>
           </w:tcPr>
           <w:p>
@@ -22369,12 +20159,6 @@
               <w:right w:val="single" w:sz="6" w:space="0" w:color="1F3864"/>
             </w:tcBorders>
             <w:shd w:val="clear" w:color="auto" w:fill="4472C4"/>
-            <w:tcMar>
-              <w:top w:w="50" w:type="dxa"/>
-              <w:left w:w="90" w:type="dxa"/>
-              <w:bottom w:w="50" w:type="dxa"/>
-              <w:right w:w="90" w:type="dxa"/>
-            </w:tcMar>
             <w:vAlign w:val="center"/>
           </w:tcPr>
           <w:p>
@@ -22441,12 +20225,6 @@
               <w:right w:val="single" w:sz="6" w:space="0" w:color="1F3864"/>
             </w:tcBorders>
             <w:shd w:val="clear" w:color="auto" w:fill="4472C4"/>
-            <w:tcMar>
-              <w:top w:w="50" w:type="dxa"/>
-              <w:left w:w="90" w:type="dxa"/>
-              <w:bottom w:w="50" w:type="dxa"/>
-              <w:right w:w="90" w:type="dxa"/>
-            </w:tcMar>
             <w:vAlign w:val="center"/>
           </w:tcPr>
           <w:p>
@@ -22486,12 +20264,6 @@
               <w:right w:val="single" w:sz="6" w:space="0" w:color="1F3864"/>
             </w:tcBorders>
             <w:shd w:val="clear" w:color="auto" w:fill="4472C4"/>
-            <w:tcMar>
-              <w:top w:w="50" w:type="dxa"/>
-              <w:left w:w="90" w:type="dxa"/>
-              <w:bottom w:w="50" w:type="dxa"/>
-              <w:right w:w="90" w:type="dxa"/>
-            </w:tcMar>
             <w:vAlign w:val="center"/>
           </w:tcPr>
           <w:p>
@@ -22531,12 +20303,6 @@
               <w:right w:val="single" w:sz="6" w:space="0" w:color="1F3864"/>
             </w:tcBorders>
             <w:shd w:val="clear" w:color="auto" w:fill="4472C4"/>
-            <w:tcMar>
-              <w:top w:w="50" w:type="dxa"/>
-              <w:left w:w="90" w:type="dxa"/>
-              <w:bottom w:w="50" w:type="dxa"/>
-              <w:right w:w="90" w:type="dxa"/>
-            </w:tcMar>
             <w:vAlign w:val="center"/>
           </w:tcPr>
           <w:p>
@@ -22576,12 +20342,6 @@
               <w:right w:val="single" w:sz="6" w:space="0" w:color="1F3864"/>
             </w:tcBorders>
             <w:shd w:val="clear" w:color="auto" w:fill="4472C4"/>
-            <w:tcMar>
-              <w:top w:w="50" w:type="dxa"/>
-              <w:left w:w="90" w:type="dxa"/>
-              <w:bottom w:w="50" w:type="dxa"/>
-              <w:right w:w="90" w:type="dxa"/>
-            </w:tcMar>
             <w:vAlign w:val="center"/>
           </w:tcPr>
           <w:p>
@@ -22648,12 +20408,6 @@
               <w:right w:val="single" w:sz="6" w:space="0" w:color="1F3864"/>
             </w:tcBorders>
             <w:shd w:val="clear" w:color="auto" w:fill="D9E2F3"/>
-            <w:tcMar>
-              <w:top w:w="50" w:type="dxa"/>
-              <w:left w:w="90" w:type="dxa"/>
-              <w:bottom w:w="50" w:type="dxa"/>
-              <w:right w:w="90" w:type="dxa"/>
-            </w:tcMar>
             <w:vAlign w:val="center"/>
           </w:tcPr>
           <w:p>
@@ -22686,12 +20440,6 @@
               <w:right w:val="single" w:sz="6" w:space="0" w:color="1F3864"/>
             </w:tcBorders>
             <w:shd w:val="clear" w:color="auto" w:fill="D9E2F3"/>
-            <w:tcMar>
-              <w:top w:w="50" w:type="dxa"/>
-              <w:left w:w="90" w:type="dxa"/>
-              <w:bottom w:w="50" w:type="dxa"/>
-              <w:right w:w="90" w:type="dxa"/>
-            </w:tcMar>
             <w:vAlign w:val="center"/>
           </w:tcPr>
           <w:p>
@@ -22724,12 +20472,6 @@
               <w:right w:val="single" w:sz="6" w:space="0" w:color="1F3864"/>
             </w:tcBorders>
             <w:shd w:val="clear" w:color="auto" w:fill="D9E2F3"/>
-            <w:tcMar>
-              <w:top w:w="50" w:type="dxa"/>
-              <w:left w:w="90" w:type="dxa"/>
-              <w:bottom w:w="50" w:type="dxa"/>
-              <w:right w:w="90" w:type="dxa"/>
-            </w:tcMar>
             <w:vAlign w:val="center"/>
           </w:tcPr>
           <w:p>
@@ -22762,12 +20504,6 @@
               <w:right w:val="single" w:sz="6" w:space="0" w:color="1F3864"/>
             </w:tcBorders>
             <w:shd w:val="clear" w:color="auto" w:fill="D9E2F3"/>
-            <w:tcMar>
-              <w:top w:w="50" w:type="dxa"/>
-              <w:left w:w="90" w:type="dxa"/>
-              <w:bottom w:w="50" w:type="dxa"/>
-              <w:right w:w="90" w:type="dxa"/>
-            </w:tcMar>
             <w:vAlign w:val="center"/>
           </w:tcPr>
           <w:p>
@@ -22827,12 +20563,6 @@
               <w:right w:val="single" w:sz="6" w:space="0" w:color="1F3864"/>
             </w:tcBorders>
             <w:shd w:val="clear" w:color="auto" w:fill="D9E2F3"/>
-            <w:tcMar>
-              <w:top w:w="50" w:type="dxa"/>
-              <w:left w:w="90" w:type="dxa"/>
-              <w:bottom w:w="50" w:type="dxa"/>
-              <w:right w:w="90" w:type="dxa"/>
-            </w:tcMar>
             <w:vAlign w:val="center"/>
           </w:tcPr>
           <w:p>
@@ -22865,12 +20595,6 @@
               <w:right w:val="single" w:sz="6" w:space="0" w:color="1F3864"/>
             </w:tcBorders>
             <w:shd w:val="clear" w:color="auto" w:fill="D9E2F3"/>
-            <w:tcMar>
-              <w:top w:w="50" w:type="dxa"/>
-              <w:left w:w="90" w:type="dxa"/>
-              <w:bottom w:w="50" w:type="dxa"/>
-              <w:right w:w="90" w:type="dxa"/>
-            </w:tcMar>
             <w:vAlign w:val="center"/>
           </w:tcPr>
           <w:p>
@@ -22903,12 +20627,6 @@
               <w:right w:val="single" w:sz="6" w:space="0" w:color="1F3864"/>
             </w:tcBorders>
             <w:shd w:val="clear" w:color="auto" w:fill="D9E2F3"/>
-            <w:tcMar>
-              <w:top w:w="50" w:type="dxa"/>
-              <w:left w:w="90" w:type="dxa"/>
-              <w:bottom w:w="50" w:type="dxa"/>
-              <w:right w:w="90" w:type="dxa"/>
-            </w:tcMar>
             <w:vAlign w:val="center"/>
           </w:tcPr>
           <w:p>
@@ -22941,12 +20659,6 @@
               <w:right w:val="single" w:sz="6" w:space="0" w:color="1F3864"/>
             </w:tcBorders>
             <w:shd w:val="clear" w:color="auto" w:fill="D9E2F3"/>
-            <w:tcMar>
-              <w:top w:w="50" w:type="dxa"/>
-              <w:left w:w="90" w:type="dxa"/>
-              <w:bottom w:w="50" w:type="dxa"/>
-              <w:right w:w="90" w:type="dxa"/>
-            </w:tcMar>
             <w:vAlign w:val="center"/>
           </w:tcPr>
           <w:p>
@@ -23006,12 +20718,6 @@
               <w:right w:val="single" w:sz="6" w:space="0" w:color="1F3864"/>
             </w:tcBorders>
             <w:shd w:val="clear" w:color="auto" w:fill="D9E2F3"/>
-            <w:tcMar>
-              <w:top w:w="50" w:type="dxa"/>
-              <w:left w:w="90" w:type="dxa"/>
-              <w:bottom w:w="50" w:type="dxa"/>
-              <w:right w:w="90" w:type="dxa"/>
-            </w:tcMar>
             <w:vAlign w:val="center"/>
           </w:tcPr>
           <w:p>
@@ -23044,12 +20750,6 @@
               <w:right w:val="single" w:sz="6" w:space="0" w:color="1F3864"/>
             </w:tcBorders>
             <w:shd w:val="clear" w:color="auto" w:fill="D9E2F3"/>
-            <w:tcMar>
-              <w:top w:w="50" w:type="dxa"/>
-              <w:left w:w="90" w:type="dxa"/>
-              <w:bottom w:w="50" w:type="dxa"/>
-              <w:right w:w="90" w:type="dxa"/>
-            </w:tcMar>
             <w:vAlign w:val="center"/>
           </w:tcPr>
           <w:p>
@@ -23082,12 +20782,6 @@
               <w:right w:val="single" w:sz="6" w:space="0" w:color="1F3864"/>
             </w:tcBorders>
             <w:shd w:val="clear" w:color="auto" w:fill="D9E2F3"/>
-            <w:tcMar>
-              <w:top w:w="50" w:type="dxa"/>
-              <w:left w:w="90" w:type="dxa"/>
-              <w:bottom w:w="50" w:type="dxa"/>
-              <w:right w:w="90" w:type="dxa"/>
-            </w:tcMar>
             <w:vAlign w:val="center"/>
           </w:tcPr>
           <w:p>
@@ -23120,12 +20814,6 @@
               <w:right w:val="single" w:sz="6" w:space="0" w:color="1F3864"/>
             </w:tcBorders>
             <w:shd w:val="clear" w:color="auto" w:fill="D9E2F3"/>
-            <w:tcMar>
-              <w:top w:w="50" w:type="dxa"/>
-              <w:left w:w="90" w:type="dxa"/>
-              <w:bottom w:w="50" w:type="dxa"/>
-              <w:right w:w="90" w:type="dxa"/>
-            </w:tcMar>
             <w:vAlign w:val="center"/>
           </w:tcPr>
           <w:p>
@@ -23185,12 +20873,6 @@
               <w:right w:val="single" w:sz="6" w:space="0" w:color="1F3864"/>
             </w:tcBorders>
             <w:shd w:val="clear" w:color="auto" w:fill="D9E2F3"/>
-            <w:tcMar>
-              <w:top w:w="50" w:type="dxa"/>
-              <w:left w:w="90" w:type="dxa"/>
-              <w:bottom w:w="50" w:type="dxa"/>
-              <w:right w:w="90" w:type="dxa"/>
-            </w:tcMar>
             <w:vAlign w:val="center"/>
           </w:tcPr>
           <w:p>
@@ -23235,12 +20917,6 @@
               <w:right w:val="single" w:sz="6" w:space="0" w:color="1F3864"/>
             </w:tcBorders>
             <w:shd w:val="clear" w:color="auto" w:fill="4472C4"/>
-            <w:tcMar>
-              <w:top w:w="50" w:type="dxa"/>
-              <w:left w:w="90" w:type="dxa"/>
-              <w:bottom w:w="50" w:type="dxa"/>
-              <w:right w:w="90" w:type="dxa"/>
-            </w:tcMar>
             <w:vAlign w:val="center"/>
           </w:tcPr>
           <w:p>
@@ -23307,12 +20983,6 @@
               <w:right w:val="single" w:sz="6" w:space="0" w:color="1F3864"/>
             </w:tcBorders>
             <w:shd w:val="clear" w:color="auto" w:fill="4472C4"/>
-            <w:tcMar>
-              <w:top w:w="50" w:type="dxa"/>
-              <w:left w:w="90" w:type="dxa"/>
-              <w:bottom w:w="50" w:type="dxa"/>
-              <w:right w:w="90" w:type="dxa"/>
-            </w:tcMar>
             <w:vAlign w:val="center"/>
           </w:tcPr>
           <w:p>
@@ -23352,12 +21022,6 @@
               <w:right w:val="single" w:sz="6" w:space="0" w:color="1F3864"/>
             </w:tcBorders>
             <w:shd w:val="clear" w:color="auto" w:fill="4472C4"/>
-            <w:tcMar>
-              <w:top w:w="50" w:type="dxa"/>
-              <w:left w:w="90" w:type="dxa"/>
-              <w:bottom w:w="50" w:type="dxa"/>
-              <w:right w:w="90" w:type="dxa"/>
-            </w:tcMar>
             <w:vAlign w:val="center"/>
           </w:tcPr>
           <w:p>
@@ -23397,12 +21061,6 @@
               <w:right w:val="single" w:sz="6" w:space="0" w:color="1F3864"/>
             </w:tcBorders>
             <w:shd w:val="clear" w:color="auto" w:fill="4472C4"/>
-            <w:tcMar>
-              <w:top w:w="50" w:type="dxa"/>
-              <w:left w:w="90" w:type="dxa"/>
-              <w:bottom w:w="50" w:type="dxa"/>
-              <w:right w:w="90" w:type="dxa"/>
-            </w:tcMar>
             <w:vAlign w:val="center"/>
           </w:tcPr>
           <w:p>
@@ -23442,12 +21100,6 @@
               <w:right w:val="single" w:sz="6" w:space="0" w:color="1F3864"/>
             </w:tcBorders>
             <w:shd w:val="clear" w:color="auto" w:fill="4472C4"/>
-            <w:tcMar>
-              <w:top w:w="50" w:type="dxa"/>
-              <w:left w:w="90" w:type="dxa"/>
-              <w:bottom w:w="50" w:type="dxa"/>
-              <w:right w:w="90" w:type="dxa"/>
-            </w:tcMar>
             <w:vAlign w:val="center"/>
           </w:tcPr>
           <w:p>
@@ -23514,12 +21166,6 @@
               <w:right w:val="single" w:sz="6" w:space="0" w:color="1F3864"/>
             </w:tcBorders>
             <w:shd w:val="clear" w:color="auto" w:fill="D9E2F3"/>
-            <w:tcMar>
-              <w:top w:w="50" w:type="dxa"/>
-              <w:left w:w="90" w:type="dxa"/>
-              <w:bottom w:w="50" w:type="dxa"/>
-              <w:right w:w="90" w:type="dxa"/>
-            </w:tcMar>
             <w:vAlign w:val="center"/>
           </w:tcPr>
           <w:p>
@@ -23552,12 +21198,6 @@
               <w:right w:val="single" w:sz="6" w:space="0" w:color="1F3864"/>
             </w:tcBorders>
             <w:shd w:val="clear" w:color="auto" w:fill="D9E2F3"/>
-            <w:tcMar>
-              <w:top w:w="50" w:type="dxa"/>
-              <w:left w:w="90" w:type="dxa"/>
-              <w:bottom w:w="50" w:type="dxa"/>
-              <w:right w:w="90" w:type="dxa"/>
-            </w:tcMar>
             <w:vAlign w:val="center"/>
           </w:tcPr>
           <w:p>
@@ -23590,12 +21230,6 @@
               <w:right w:val="single" w:sz="6" w:space="0" w:color="1F3864"/>
             </w:tcBorders>
             <w:shd w:val="clear" w:color="auto" w:fill="D9E2F3"/>
-            <w:tcMar>
-              <w:top w:w="50" w:type="dxa"/>
-              <w:left w:w="90" w:type="dxa"/>
-              <w:bottom w:w="50" w:type="dxa"/>
-              <w:right w:w="90" w:type="dxa"/>
-            </w:tcMar>
             <w:vAlign w:val="center"/>
           </w:tcPr>
           <w:p>
@@ -23628,12 +21262,6 @@
               <w:right w:val="single" w:sz="6" w:space="0" w:color="1F3864"/>
             </w:tcBorders>
             <w:shd w:val="clear" w:color="auto" w:fill="D9E2F3"/>
-            <w:tcMar>
-              <w:top w:w="50" w:type="dxa"/>
-              <w:left w:w="90" w:type="dxa"/>
-              <w:bottom w:w="50" w:type="dxa"/>
-              <w:right w:w="90" w:type="dxa"/>
-            </w:tcMar>
             <w:vAlign w:val="center"/>
           </w:tcPr>
           <w:p>
@@ -23693,12 +21321,6 @@
               <w:right w:val="single" w:sz="6" w:space="0" w:color="1F3864"/>
             </w:tcBorders>
             <w:shd w:val="clear" w:color="auto" w:fill="D9E2F3"/>
-            <w:tcMar>
-              <w:top w:w="50" w:type="dxa"/>
-              <w:left w:w="90" w:type="dxa"/>
-              <w:bottom w:w="50" w:type="dxa"/>
-              <w:right w:w="90" w:type="dxa"/>
-            </w:tcMar>
             <w:vAlign w:val="center"/>
           </w:tcPr>
           <w:p>
@@ -23731,12 +21353,6 @@
               <w:right w:val="single" w:sz="6" w:space="0" w:color="1F3864"/>
             </w:tcBorders>
             <w:shd w:val="clear" w:color="auto" w:fill="D9E2F3"/>
-            <w:tcMar>
-              <w:top w:w="50" w:type="dxa"/>
-              <w:left w:w="90" w:type="dxa"/>
-              <w:bottom w:w="50" w:type="dxa"/>
-              <w:right w:w="90" w:type="dxa"/>
-            </w:tcMar>
             <w:vAlign w:val="center"/>
           </w:tcPr>
           <w:p>
@@ -23769,12 +21385,6 @@
               <w:right w:val="single" w:sz="6" w:space="0" w:color="1F3864"/>
             </w:tcBorders>
             <w:shd w:val="clear" w:color="auto" w:fill="D9E2F3"/>
-            <w:tcMar>
-              <w:top w:w="50" w:type="dxa"/>
-              <w:left w:w="90" w:type="dxa"/>
-              <w:bottom w:w="50" w:type="dxa"/>
-              <w:right w:w="90" w:type="dxa"/>
-            </w:tcMar>
             <w:vAlign w:val="center"/>
           </w:tcPr>
           <w:p>
@@ -23807,12 +21417,6 @@
               <w:right w:val="single" w:sz="6" w:space="0" w:color="1F3864"/>
             </w:tcBorders>
             <w:shd w:val="clear" w:color="auto" w:fill="D9E2F3"/>
-            <w:tcMar>
-              <w:top w:w="50" w:type="dxa"/>
-              <w:left w:w="90" w:type="dxa"/>
-              <w:bottom w:w="50" w:type="dxa"/>
-              <w:right w:w="90" w:type="dxa"/>
-            </w:tcMar>
             <w:vAlign w:val="center"/>
           </w:tcPr>
           <w:p>
@@ -23872,12 +21476,6 @@
               <w:right w:val="single" w:sz="6" w:space="0" w:color="1F3864"/>
             </w:tcBorders>
             <w:shd w:val="clear" w:color="auto" w:fill="D9E2F3"/>
-            <w:tcMar>
-              <w:top w:w="50" w:type="dxa"/>
-              <w:left w:w="90" w:type="dxa"/>
-              <w:bottom w:w="50" w:type="dxa"/>
-              <w:right w:w="90" w:type="dxa"/>
-            </w:tcMar>
             <w:vAlign w:val="center"/>
           </w:tcPr>
           <w:p>
@@ -23910,12 +21508,6 @@
               <w:right w:val="single" w:sz="6" w:space="0" w:color="1F3864"/>
             </w:tcBorders>
             <w:shd w:val="clear" w:color="auto" w:fill="D9E2F3"/>
-            <w:tcMar>
-              <w:top w:w="50" w:type="dxa"/>
-              <w:left w:w="90" w:type="dxa"/>
-              <w:bottom w:w="50" w:type="dxa"/>
-              <w:right w:w="90" w:type="dxa"/>
-            </w:tcMar>
             <w:vAlign w:val="center"/>
           </w:tcPr>
           <w:p>
@@ -23948,12 +21540,6 @@
               <w:right w:val="single" w:sz="6" w:space="0" w:color="1F3864"/>
             </w:tcBorders>
             <w:shd w:val="clear" w:color="auto" w:fill="D9E2F3"/>
-            <w:tcMar>
-              <w:top w:w="50" w:type="dxa"/>
-              <w:left w:w="90" w:type="dxa"/>
-              <w:bottom w:w="50" w:type="dxa"/>
-              <w:right w:w="90" w:type="dxa"/>
-            </w:tcMar>
             <w:vAlign w:val="center"/>
           </w:tcPr>
           <w:p>
@@ -23986,12 +21572,6 @@
               <w:right w:val="single" w:sz="6" w:space="0" w:color="1F3864"/>
             </w:tcBorders>
             <w:shd w:val="clear" w:color="auto" w:fill="D9E2F3"/>
-            <w:tcMar>
-              <w:top w:w="50" w:type="dxa"/>
-              <w:left w:w="90" w:type="dxa"/>
-              <w:bottom w:w="50" w:type="dxa"/>
-              <w:right w:w="90" w:type="dxa"/>
-            </w:tcMar>
             <w:vAlign w:val="center"/>
           </w:tcPr>
           <w:p>
@@ -24051,12 +21631,6 @@
               <w:right w:val="single" w:sz="6" w:space="0" w:color="1F3864"/>
             </w:tcBorders>
             <w:shd w:val="clear" w:color="auto" w:fill="D9E2F3"/>
-            <w:tcMar>
-              <w:top w:w="50" w:type="dxa"/>
-              <w:left w:w="90" w:type="dxa"/>
-              <w:bottom w:w="50" w:type="dxa"/>
-              <w:right w:w="90" w:type="dxa"/>
-            </w:tcMar>
             <w:vAlign w:val="center"/>
           </w:tcPr>
           <w:p>
@@ -24101,12 +21675,6 @@
               <w:right w:val="single" w:sz="6" w:space="0" w:color="1F3864"/>
             </w:tcBorders>
             <w:shd w:val="clear" w:color="auto" w:fill="4472C4"/>
-            <w:tcMar>
-              <w:top w:w="50" w:type="dxa"/>
-              <w:left w:w="90" w:type="dxa"/>
-              <w:bottom w:w="50" w:type="dxa"/>
-              <w:right w:w="90" w:type="dxa"/>
-            </w:tcMar>
             <w:vAlign w:val="center"/>
           </w:tcPr>
           <w:p>
@@ -24173,12 +21741,6 @@
               <w:right w:val="single" w:sz="6" w:space="0" w:color="1F3864"/>
             </w:tcBorders>
             <w:shd w:val="clear" w:color="auto" w:fill="4472C4"/>
-            <w:tcMar>
-              <w:top w:w="50" w:type="dxa"/>
-              <w:left w:w="90" w:type="dxa"/>
-              <w:bottom w:w="50" w:type="dxa"/>
-              <w:right w:w="90" w:type="dxa"/>
-            </w:tcMar>
             <w:vAlign w:val="center"/>
           </w:tcPr>
           <w:p>
@@ -24218,12 +21780,6 @@
               <w:right w:val="single" w:sz="6" w:space="0" w:color="1F3864"/>
             </w:tcBorders>
             <w:shd w:val="clear" w:color="auto" w:fill="4472C4"/>
-            <w:tcMar>
-              <w:top w:w="50" w:type="dxa"/>
-              <w:left w:w="90" w:type="dxa"/>
-              <w:bottom w:w="50" w:type="dxa"/>
-              <w:right w:w="90" w:type="dxa"/>
-            </w:tcMar>
             <w:vAlign w:val="center"/>
           </w:tcPr>
           <w:p>
@@ -24263,12 +21819,6 @@
               <w:right w:val="single" w:sz="6" w:space="0" w:color="1F3864"/>
             </w:tcBorders>
             <w:shd w:val="clear" w:color="auto" w:fill="4472C4"/>
-            <w:tcMar>
-              <w:top w:w="50" w:type="dxa"/>
-              <w:left w:w="90" w:type="dxa"/>
-              <w:bottom w:w="50" w:type="dxa"/>
-              <w:right w:w="90" w:type="dxa"/>
-            </w:tcMar>
             <w:vAlign w:val="center"/>
           </w:tcPr>
           <w:p>
@@ -24308,12 +21858,6 @@
               <w:right w:val="single" w:sz="6" w:space="0" w:color="1F3864"/>
             </w:tcBorders>
             <w:shd w:val="clear" w:color="auto" w:fill="4472C4"/>
-            <w:tcMar>
-              <w:top w:w="50" w:type="dxa"/>
-              <w:left w:w="90" w:type="dxa"/>
-              <w:bottom w:w="50" w:type="dxa"/>
-              <w:right w:w="90" w:type="dxa"/>
-            </w:tcMar>
             <w:vAlign w:val="center"/>
           </w:tcPr>
           <w:p>
@@ -24380,12 +21924,6 @@
               <w:right w:val="single" w:sz="6" w:space="0" w:color="1F3864"/>
             </w:tcBorders>
             <w:shd w:val="clear" w:color="auto" w:fill="D9E2F3"/>
-            <w:tcMar>
-              <w:top w:w="50" w:type="dxa"/>
-              <w:left w:w="90" w:type="dxa"/>
-              <w:bottom w:w="50" w:type="dxa"/>
-              <w:right w:w="90" w:type="dxa"/>
-            </w:tcMar>
             <w:vAlign w:val="center"/>
           </w:tcPr>
           <w:p>
@@ -24418,12 +21956,6 @@
               <w:right w:val="single" w:sz="6" w:space="0" w:color="1F3864"/>
             </w:tcBorders>
             <w:shd w:val="clear" w:color="auto" w:fill="D9E2F3"/>
-            <w:tcMar>
-              <w:top w:w="50" w:type="dxa"/>
-              <w:left w:w="90" w:type="dxa"/>
-              <w:bottom w:w="50" w:type="dxa"/>
-              <w:right w:w="90" w:type="dxa"/>
-            </w:tcMar>
             <w:vAlign w:val="center"/>
           </w:tcPr>
           <w:p>
@@ -24456,12 +21988,6 @@
               <w:right w:val="single" w:sz="6" w:space="0" w:color="1F3864"/>
             </w:tcBorders>
             <w:shd w:val="clear" w:color="auto" w:fill="D9E2F3"/>
-            <w:tcMar>
-              <w:top w:w="50" w:type="dxa"/>
-              <w:left w:w="90" w:type="dxa"/>
-              <w:bottom w:w="50" w:type="dxa"/>
-              <w:right w:w="90" w:type="dxa"/>
-            </w:tcMar>
             <w:vAlign w:val="center"/>
           </w:tcPr>
           <w:p>
@@ -24494,12 +22020,6 @@
               <w:right w:val="single" w:sz="6" w:space="0" w:color="1F3864"/>
             </w:tcBorders>
             <w:shd w:val="clear" w:color="auto" w:fill="D9E2F3"/>
-            <w:tcMar>
-              <w:top w:w="50" w:type="dxa"/>
-              <w:left w:w="90" w:type="dxa"/>
-              <w:bottom w:w="50" w:type="dxa"/>
-              <w:right w:w="90" w:type="dxa"/>
-            </w:tcMar>
             <w:vAlign w:val="center"/>
           </w:tcPr>
           <w:p>
@@ -24559,12 +22079,6 @@
               <w:right w:val="single" w:sz="6" w:space="0" w:color="1F3864"/>
             </w:tcBorders>
             <w:shd w:val="clear" w:color="auto" w:fill="D9E2F3"/>
-            <w:tcMar>
-              <w:top w:w="50" w:type="dxa"/>
-              <w:left w:w="90" w:type="dxa"/>
-              <w:bottom w:w="50" w:type="dxa"/>
-              <w:right w:w="90" w:type="dxa"/>
-            </w:tcMar>
             <w:vAlign w:val="center"/>
           </w:tcPr>
           <w:p>
@@ -24597,12 +22111,6 @@
               <w:right w:val="single" w:sz="6" w:space="0" w:color="1F3864"/>
             </w:tcBorders>
             <w:shd w:val="clear" w:color="auto" w:fill="D9E2F3"/>
-            <w:tcMar>
-              <w:top w:w="50" w:type="dxa"/>
-              <w:left w:w="90" w:type="dxa"/>
-              <w:bottom w:w="50" w:type="dxa"/>
-              <w:right w:w="90" w:type="dxa"/>
-            </w:tcMar>
             <w:vAlign w:val="center"/>
           </w:tcPr>
           <w:p>
@@ -24635,12 +22143,6 @@
               <w:right w:val="single" w:sz="6" w:space="0" w:color="1F3864"/>
             </w:tcBorders>
             <w:shd w:val="clear" w:color="auto" w:fill="D9E2F3"/>
-            <w:tcMar>
-              <w:top w:w="50" w:type="dxa"/>
-              <w:left w:w="90" w:type="dxa"/>
-              <w:bottom w:w="50" w:type="dxa"/>
-              <w:right w:w="90" w:type="dxa"/>
-            </w:tcMar>
             <w:vAlign w:val="center"/>
           </w:tcPr>
           <w:p>
@@ -24673,12 +22175,6 @@
               <w:right w:val="single" w:sz="6" w:space="0" w:color="1F3864"/>
             </w:tcBorders>
             <w:shd w:val="clear" w:color="auto" w:fill="D9E2F3"/>
-            <w:tcMar>
-              <w:top w:w="50" w:type="dxa"/>
-              <w:left w:w="90" w:type="dxa"/>
-              <w:bottom w:w="50" w:type="dxa"/>
-              <w:right w:w="90" w:type="dxa"/>
-            </w:tcMar>
             <w:vAlign w:val="center"/>
           </w:tcPr>
           <w:p>
@@ -24738,12 +22234,6 @@
               <w:right w:val="single" w:sz="6" w:space="0" w:color="1F3864"/>
             </w:tcBorders>
             <w:shd w:val="clear" w:color="auto" w:fill="D9E2F3"/>
-            <w:tcMar>
-              <w:top w:w="50" w:type="dxa"/>
-              <w:left w:w="90" w:type="dxa"/>
-              <w:bottom w:w="50" w:type="dxa"/>
-              <w:right w:w="90" w:type="dxa"/>
-            </w:tcMar>
             <w:vAlign w:val="center"/>
           </w:tcPr>
           <w:p>
@@ -24776,12 +22266,6 @@
               <w:right w:val="single" w:sz="6" w:space="0" w:color="1F3864"/>
             </w:tcBorders>
             <w:shd w:val="clear" w:color="auto" w:fill="D9E2F3"/>
-            <w:tcMar>
-              <w:top w:w="50" w:type="dxa"/>
-              <w:left w:w="90" w:type="dxa"/>
-              <w:bottom w:w="50" w:type="dxa"/>
-              <w:right w:w="90" w:type="dxa"/>
-            </w:tcMar>
             <w:vAlign w:val="center"/>
           </w:tcPr>
           <w:p>
@@ -24814,12 +22298,6 @@
               <w:right w:val="single" w:sz="6" w:space="0" w:color="1F3864"/>
             </w:tcBorders>
             <w:shd w:val="clear" w:color="auto" w:fill="D9E2F3"/>
-            <w:tcMar>
-              <w:top w:w="50" w:type="dxa"/>
-              <w:left w:w="90" w:type="dxa"/>
-              <w:bottom w:w="50" w:type="dxa"/>
-              <w:right w:w="90" w:type="dxa"/>
-            </w:tcMar>
             <w:vAlign w:val="center"/>
           </w:tcPr>
           <w:p>
@@ -24852,12 +22330,6 @@
               <w:right w:val="single" w:sz="6" w:space="0" w:color="1F3864"/>
             </w:tcBorders>
             <w:shd w:val="clear" w:color="auto" w:fill="D9E2F3"/>
-            <w:tcMar>
-              <w:top w:w="50" w:type="dxa"/>
-              <w:left w:w="90" w:type="dxa"/>
-              <w:bottom w:w="50" w:type="dxa"/>
-              <w:right w:w="90" w:type="dxa"/>
-            </w:tcMar>
             <w:vAlign w:val="center"/>
           </w:tcPr>
           <w:p>
@@ -24917,12 +22389,6 @@
               <w:right w:val="single" w:sz="6" w:space="0" w:color="1F3864"/>
             </w:tcBorders>
             <w:shd w:val="clear" w:color="auto" w:fill="D9E2F3"/>
-            <w:tcMar>
-              <w:top w:w="50" w:type="dxa"/>
-              <w:left w:w="90" w:type="dxa"/>
-              <w:bottom w:w="50" w:type="dxa"/>
-              <w:right w:w="90" w:type="dxa"/>
-            </w:tcMar>
             <w:vAlign w:val="center"/>
           </w:tcPr>
           <w:p>
@@ -24967,12 +22433,6 @@
               <w:right w:val="single" w:sz="6" w:space="0" w:color="1F3864"/>
             </w:tcBorders>
             <w:shd w:val="clear" w:color="auto" w:fill="4472C4"/>
-            <w:tcMar>
-              <w:top w:w="50" w:type="dxa"/>
-              <w:left w:w="90" w:type="dxa"/>
-              <w:bottom w:w="50" w:type="dxa"/>
-              <w:right w:w="90" w:type="dxa"/>
-            </w:tcMar>
             <w:vAlign w:val="center"/>
           </w:tcPr>
           <w:p>
@@ -25039,12 +22499,6 @@
               <w:right w:val="single" w:sz="6" w:space="0" w:color="1F3864"/>
             </w:tcBorders>
             <w:shd w:val="clear" w:color="auto" w:fill="4472C4"/>
-            <w:tcMar>
-              <w:top w:w="50" w:type="dxa"/>
-              <w:left w:w="90" w:type="dxa"/>
-              <w:bottom w:w="50" w:type="dxa"/>
-              <w:right w:w="90" w:type="dxa"/>
-            </w:tcMar>
             <w:vAlign w:val="center"/>
           </w:tcPr>
           <w:p>
@@ -25084,12 +22538,6 @@
               <w:right w:val="single" w:sz="6" w:space="0" w:color="1F3864"/>
             </w:tcBorders>
             <w:shd w:val="clear" w:color="auto" w:fill="4472C4"/>
-            <w:tcMar>
-              <w:top w:w="50" w:type="dxa"/>
-              <w:left w:w="90" w:type="dxa"/>
-              <w:bottom w:w="50" w:type="dxa"/>
-              <w:right w:w="90" w:type="dxa"/>
-            </w:tcMar>
             <w:vAlign w:val="center"/>
           </w:tcPr>
           <w:p>
@@ -25129,12 +22577,6 @@
               <w:right w:val="single" w:sz="6" w:space="0" w:color="1F3864"/>
             </w:tcBorders>
             <w:shd w:val="clear" w:color="auto" w:fill="4472C4"/>
-            <w:tcMar>
-              <w:top w:w="50" w:type="dxa"/>
-              <w:left w:w="90" w:type="dxa"/>
-              <w:bottom w:w="50" w:type="dxa"/>
-              <w:right w:w="90" w:type="dxa"/>
-            </w:tcMar>
             <w:vAlign w:val="center"/>
           </w:tcPr>
           <w:p>
@@ -25174,12 +22616,6 @@
               <w:right w:val="single" w:sz="6" w:space="0" w:color="1F3864"/>
             </w:tcBorders>
             <w:shd w:val="clear" w:color="auto" w:fill="4472C4"/>
-            <w:tcMar>
-              <w:top w:w="50" w:type="dxa"/>
-              <w:left w:w="90" w:type="dxa"/>
-              <w:bottom w:w="50" w:type="dxa"/>
-              <w:right w:w="90" w:type="dxa"/>
-            </w:tcMar>
             <w:vAlign w:val="center"/>
           </w:tcPr>
           <w:p>
@@ -25246,12 +22682,6 @@
               <w:right w:val="single" w:sz="6" w:space="0" w:color="1F3864"/>
             </w:tcBorders>
             <w:shd w:val="clear" w:color="auto" w:fill="D9E2F3"/>
-            <w:tcMar>
-              <w:top w:w="50" w:type="dxa"/>
-              <w:left w:w="90" w:type="dxa"/>
-              <w:bottom w:w="50" w:type="dxa"/>
-              <w:right w:w="90" w:type="dxa"/>
-            </w:tcMar>
             <w:vAlign w:val="center"/>
           </w:tcPr>
           <w:p>
@@ -25284,12 +22714,6 @@
               <w:right w:val="single" w:sz="6" w:space="0" w:color="1F3864"/>
             </w:tcBorders>
             <w:shd w:val="clear" w:color="auto" w:fill="D9E2F3"/>
-            <w:tcMar>
-              <w:top w:w="50" w:type="dxa"/>
-              <w:left w:w="90" w:type="dxa"/>
-              <w:bottom w:w="50" w:type="dxa"/>
-              <w:right w:w="90" w:type="dxa"/>
-            </w:tcMar>
             <w:vAlign w:val="center"/>
           </w:tcPr>
           <w:p>
@@ -25322,12 +22746,6 @@
               <w:right w:val="single" w:sz="6" w:space="0" w:color="1F3864"/>
             </w:tcBorders>
             <w:shd w:val="clear" w:color="auto" w:fill="D9E2F3"/>
-            <w:tcMar>
-              <w:top w:w="50" w:type="dxa"/>
-              <w:left w:w="90" w:type="dxa"/>
-              <w:bottom w:w="50" w:type="dxa"/>
-              <w:right w:w="90" w:type="dxa"/>
-            </w:tcMar>
             <w:vAlign w:val="center"/>
           </w:tcPr>
           <w:p>
@@ -25360,12 +22778,6 @@
               <w:right w:val="single" w:sz="6" w:space="0" w:color="1F3864"/>
             </w:tcBorders>
             <w:shd w:val="clear" w:color="auto" w:fill="D9E2F3"/>
-            <w:tcMar>
-              <w:top w:w="50" w:type="dxa"/>
-              <w:left w:w="90" w:type="dxa"/>
-              <w:bottom w:w="50" w:type="dxa"/>
-              <w:right w:w="90" w:type="dxa"/>
-            </w:tcMar>
             <w:vAlign w:val="center"/>
           </w:tcPr>
           <w:p>
@@ -25425,12 +22837,6 @@
               <w:right w:val="single" w:sz="6" w:space="0" w:color="1F3864"/>
             </w:tcBorders>
             <w:shd w:val="clear" w:color="auto" w:fill="D9E2F3"/>
-            <w:tcMar>
-              <w:top w:w="50" w:type="dxa"/>
-              <w:left w:w="90" w:type="dxa"/>
-              <w:bottom w:w="50" w:type="dxa"/>
-              <w:right w:w="90" w:type="dxa"/>
-            </w:tcMar>
             <w:vAlign w:val="center"/>
           </w:tcPr>
           <w:p>
@@ -25463,12 +22869,6 @@
               <w:right w:val="single" w:sz="6" w:space="0" w:color="1F3864"/>
             </w:tcBorders>
             <w:shd w:val="clear" w:color="auto" w:fill="D9E2F3"/>
-            <w:tcMar>
-              <w:top w:w="50" w:type="dxa"/>
-              <w:left w:w="90" w:type="dxa"/>
-              <w:bottom w:w="50" w:type="dxa"/>
-              <w:right w:w="90" w:type="dxa"/>
-            </w:tcMar>
             <w:vAlign w:val="center"/>
           </w:tcPr>
           <w:p>
@@ -25501,12 +22901,6 @@
               <w:right w:val="single" w:sz="6" w:space="0" w:color="1F3864"/>
             </w:tcBorders>
             <w:shd w:val="clear" w:color="auto" w:fill="D9E2F3"/>
-            <w:tcMar>
-              <w:top w:w="50" w:type="dxa"/>
-              <w:left w:w="90" w:type="dxa"/>
-              <w:bottom w:w="50" w:type="dxa"/>
-              <w:right w:w="90" w:type="dxa"/>
-            </w:tcMar>
             <w:vAlign w:val="center"/>
           </w:tcPr>
           <w:p>
@@ -25539,12 +22933,6 @@
               <w:right w:val="single" w:sz="6" w:space="0" w:color="1F3864"/>
             </w:tcBorders>
             <w:shd w:val="clear" w:color="auto" w:fill="D9E2F3"/>
-            <w:tcMar>
-              <w:top w:w="50" w:type="dxa"/>
-              <w:left w:w="90" w:type="dxa"/>
-              <w:bottom w:w="50" w:type="dxa"/>
-              <w:right w:w="90" w:type="dxa"/>
-            </w:tcMar>
             <w:vAlign w:val="center"/>
           </w:tcPr>
           <w:p>
@@ -25604,12 +22992,6 @@
               <w:right w:val="single" w:sz="6" w:space="0" w:color="1F3864"/>
             </w:tcBorders>
             <w:shd w:val="clear" w:color="auto" w:fill="D9E2F3"/>
-            <w:tcMar>
-              <w:top w:w="50" w:type="dxa"/>
-              <w:left w:w="90" w:type="dxa"/>
-              <w:bottom w:w="50" w:type="dxa"/>
-              <w:right w:w="90" w:type="dxa"/>
-            </w:tcMar>
             <w:vAlign w:val="center"/>
           </w:tcPr>
           <w:p>
@@ -25642,12 +23024,6 @@
               <w:right w:val="single" w:sz="6" w:space="0" w:color="1F3864"/>
             </w:tcBorders>
             <w:shd w:val="clear" w:color="auto" w:fill="D9E2F3"/>
-            <w:tcMar>
-              <w:top w:w="50" w:type="dxa"/>
-              <w:left w:w="90" w:type="dxa"/>
-              <w:bottom w:w="50" w:type="dxa"/>
-              <w:right w:w="90" w:type="dxa"/>
-            </w:tcMar>
             <w:vAlign w:val="center"/>
           </w:tcPr>
           <w:p>
@@ -25680,12 +23056,6 @@
               <w:right w:val="single" w:sz="6" w:space="0" w:color="1F3864"/>
             </w:tcBorders>
             <w:shd w:val="clear" w:color="auto" w:fill="D9E2F3"/>
-            <w:tcMar>
-              <w:top w:w="50" w:type="dxa"/>
-              <w:left w:w="90" w:type="dxa"/>
-              <w:bottom w:w="50" w:type="dxa"/>
-              <w:right w:w="90" w:type="dxa"/>
-            </w:tcMar>
             <w:vAlign w:val="center"/>
           </w:tcPr>
           <w:p>
@@ -25718,12 +23088,6 @@
               <w:right w:val="single" w:sz="6" w:space="0" w:color="1F3864"/>
             </w:tcBorders>
             <w:shd w:val="clear" w:color="auto" w:fill="D9E2F3"/>
-            <w:tcMar>
-              <w:top w:w="50" w:type="dxa"/>
-              <w:left w:w="90" w:type="dxa"/>
-              <w:bottom w:w="50" w:type="dxa"/>
-              <w:right w:w="90" w:type="dxa"/>
-            </w:tcMar>
             <w:vAlign w:val="center"/>
           </w:tcPr>
           <w:p>
@@ -25783,12 +23147,6 @@
               <w:right w:val="single" w:sz="6" w:space="0" w:color="1F3864"/>
             </w:tcBorders>
             <w:shd w:val="clear" w:color="auto" w:fill="D9E2F3"/>
-            <w:tcMar>
-              <w:top w:w="50" w:type="dxa"/>
-              <w:left w:w="90" w:type="dxa"/>
-              <w:bottom w:w="50" w:type="dxa"/>
-              <w:right w:w="90" w:type="dxa"/>
-            </w:tcMar>
             <w:vAlign w:val="center"/>
           </w:tcPr>
           <w:p>
@@ -25833,12 +23191,6 @@
               <w:right w:val="single" w:sz="6" w:space="0" w:color="1F3864"/>
             </w:tcBorders>
             <w:shd w:val="clear" w:color="auto" w:fill="4472C4"/>
-            <w:tcMar>
-              <w:top w:w="50" w:type="dxa"/>
-              <w:left w:w="90" w:type="dxa"/>
-              <w:bottom w:w="50" w:type="dxa"/>
-              <w:right w:w="90" w:type="dxa"/>
-            </w:tcMar>
             <w:vAlign w:val="center"/>
           </w:tcPr>
           <w:p>
@@ -25905,12 +23257,6 @@
               <w:right w:val="single" w:sz="6" w:space="0" w:color="1F3864"/>
             </w:tcBorders>
             <w:shd w:val="clear" w:color="auto" w:fill="4472C4"/>
-            <w:tcMar>
-              <w:top w:w="50" w:type="dxa"/>
-              <w:left w:w="90" w:type="dxa"/>
-              <w:bottom w:w="50" w:type="dxa"/>
-              <w:right w:w="90" w:type="dxa"/>
-            </w:tcMar>
             <w:vAlign w:val="center"/>
           </w:tcPr>
           <w:p>
@@ -25950,12 +23296,6 @@
               <w:right w:val="single" w:sz="6" w:space="0" w:color="1F3864"/>
             </w:tcBorders>
             <w:shd w:val="clear" w:color="auto" w:fill="4472C4"/>
-            <w:tcMar>
-              <w:top w:w="50" w:type="dxa"/>
-              <w:left w:w="90" w:type="dxa"/>
-              <w:bottom w:w="50" w:type="dxa"/>
-              <w:right w:w="90" w:type="dxa"/>
-            </w:tcMar>
             <w:vAlign w:val="center"/>
           </w:tcPr>
           <w:p>
@@ -25995,12 +23335,6 @@
               <w:right w:val="single" w:sz="6" w:space="0" w:color="1F3864"/>
             </w:tcBorders>
             <w:shd w:val="clear" w:color="auto" w:fill="4472C4"/>
-            <w:tcMar>
-              <w:top w:w="50" w:type="dxa"/>
-              <w:left w:w="90" w:type="dxa"/>
-              <w:bottom w:w="50" w:type="dxa"/>
-              <w:right w:w="90" w:type="dxa"/>
-            </w:tcMar>
             <w:vAlign w:val="center"/>
           </w:tcPr>
           <w:p>
@@ -26040,12 +23374,6 @@
               <w:right w:val="single" w:sz="6" w:space="0" w:color="1F3864"/>
             </w:tcBorders>
             <w:shd w:val="clear" w:color="auto" w:fill="4472C4"/>
-            <w:tcMar>
-              <w:top w:w="50" w:type="dxa"/>
-              <w:left w:w="90" w:type="dxa"/>
-              <w:bottom w:w="50" w:type="dxa"/>
-              <w:right w:w="90" w:type="dxa"/>
-            </w:tcMar>
             <w:vAlign w:val="center"/>
           </w:tcPr>
           <w:p>
@@ -26112,12 +23440,6 @@
               <w:right w:val="single" w:sz="6" w:space="0" w:color="1F3864"/>
             </w:tcBorders>
             <w:shd w:val="clear" w:color="auto" w:fill="D9E2F3"/>
-            <w:tcMar>
-              <w:top w:w="50" w:type="dxa"/>
-              <w:left w:w="90" w:type="dxa"/>
-              <w:bottom w:w="50" w:type="dxa"/>
-              <w:right w:w="90" w:type="dxa"/>
-            </w:tcMar>
             <w:vAlign w:val="center"/>
           </w:tcPr>
           <w:p>
@@ -26150,12 +23472,6 @@
               <w:right w:val="single" w:sz="6" w:space="0" w:color="1F3864"/>
             </w:tcBorders>
             <w:shd w:val="clear" w:color="auto" w:fill="D9E2F3"/>
-            <w:tcMar>
-              <w:top w:w="50" w:type="dxa"/>
-              <w:left w:w="90" w:type="dxa"/>
-              <w:bottom w:w="50" w:type="dxa"/>
-              <w:right w:w="90" w:type="dxa"/>
-            </w:tcMar>
             <w:vAlign w:val="center"/>
           </w:tcPr>
           <w:p>
@@ -26188,12 +23504,6 @@
               <w:right w:val="single" w:sz="6" w:space="0" w:color="1F3864"/>
             </w:tcBorders>
             <w:shd w:val="clear" w:color="auto" w:fill="D9E2F3"/>
-            <w:tcMar>
-              <w:top w:w="50" w:type="dxa"/>
-              <w:left w:w="90" w:type="dxa"/>
-              <w:bottom w:w="50" w:type="dxa"/>
-              <w:right w:w="90" w:type="dxa"/>
-            </w:tcMar>
             <w:vAlign w:val="center"/>
           </w:tcPr>
           <w:p>
@@ -26226,12 +23536,6 @@
               <w:right w:val="single" w:sz="6" w:space="0" w:color="1F3864"/>
             </w:tcBorders>
             <w:shd w:val="clear" w:color="auto" w:fill="D9E2F3"/>
-            <w:tcMar>
-              <w:top w:w="50" w:type="dxa"/>
-              <w:left w:w="90" w:type="dxa"/>
-              <w:bottom w:w="50" w:type="dxa"/>
-              <w:right w:w="90" w:type="dxa"/>
-            </w:tcMar>
             <w:vAlign w:val="center"/>
           </w:tcPr>
           <w:p>
@@ -26291,12 +23595,6 @@
               <w:right w:val="single" w:sz="6" w:space="0" w:color="1F3864"/>
             </w:tcBorders>
             <w:shd w:val="clear" w:color="auto" w:fill="D9E2F3"/>
-            <w:tcMar>
-              <w:top w:w="50" w:type="dxa"/>
-              <w:left w:w="90" w:type="dxa"/>
-              <w:bottom w:w="50" w:type="dxa"/>
-              <w:right w:w="90" w:type="dxa"/>
-            </w:tcMar>
             <w:vAlign w:val="center"/>
           </w:tcPr>
           <w:p>
@@ -26329,12 +23627,6 @@
               <w:right w:val="single" w:sz="6" w:space="0" w:color="1F3864"/>
             </w:tcBorders>
             <w:shd w:val="clear" w:color="auto" w:fill="D9E2F3"/>
-            <w:tcMar>
-              <w:top w:w="50" w:type="dxa"/>
-              <w:left w:w="90" w:type="dxa"/>
-              <w:bottom w:w="50" w:type="dxa"/>
-              <w:right w:w="90" w:type="dxa"/>
-            </w:tcMar>
             <w:vAlign w:val="center"/>
           </w:tcPr>
           <w:p>
@@ -26367,12 +23659,6 @@
               <w:right w:val="single" w:sz="6" w:space="0" w:color="1F3864"/>
             </w:tcBorders>
             <w:shd w:val="clear" w:color="auto" w:fill="D9E2F3"/>
-            <w:tcMar>
-              <w:top w:w="50" w:type="dxa"/>
-              <w:left w:w="90" w:type="dxa"/>
-              <w:bottom w:w="50" w:type="dxa"/>
-              <w:right w:w="90" w:type="dxa"/>
-            </w:tcMar>
             <w:vAlign w:val="center"/>
           </w:tcPr>
           <w:p>
@@ -26405,12 +23691,6 @@
               <w:right w:val="single" w:sz="6" w:space="0" w:color="1F3864"/>
             </w:tcBorders>
             <w:shd w:val="clear" w:color="auto" w:fill="D9E2F3"/>
-            <w:tcMar>
-              <w:top w:w="50" w:type="dxa"/>
-              <w:left w:w="90" w:type="dxa"/>
-              <w:bottom w:w="50" w:type="dxa"/>
-              <w:right w:w="90" w:type="dxa"/>
-            </w:tcMar>
             <w:vAlign w:val="center"/>
           </w:tcPr>
           <w:p>
@@ -26470,12 +23750,6 @@
               <w:right w:val="single" w:sz="6" w:space="0" w:color="1F3864"/>
             </w:tcBorders>
             <w:shd w:val="clear" w:color="auto" w:fill="D9E2F3"/>
-            <w:tcMar>
-              <w:top w:w="50" w:type="dxa"/>
-              <w:left w:w="90" w:type="dxa"/>
-              <w:bottom w:w="50" w:type="dxa"/>
-              <w:right w:w="90" w:type="dxa"/>
-            </w:tcMar>
             <w:vAlign w:val="center"/>
           </w:tcPr>
           <w:p>
@@ -26508,12 +23782,6 @@
               <w:right w:val="single" w:sz="6" w:space="0" w:color="1F3864"/>
             </w:tcBorders>
             <w:shd w:val="clear" w:color="auto" w:fill="D9E2F3"/>
-            <w:tcMar>
-              <w:top w:w="50" w:type="dxa"/>
-              <w:left w:w="90" w:type="dxa"/>
-              <w:bottom w:w="50" w:type="dxa"/>
-              <w:right w:w="90" w:type="dxa"/>
-            </w:tcMar>
             <w:vAlign w:val="center"/>
           </w:tcPr>
           <w:p>
@@ -26546,12 +23814,6 @@
               <w:right w:val="single" w:sz="6" w:space="0" w:color="1F3864"/>
             </w:tcBorders>
             <w:shd w:val="clear" w:color="auto" w:fill="D9E2F3"/>
-            <w:tcMar>
-              <w:top w:w="50" w:type="dxa"/>
-              <w:left w:w="90" w:type="dxa"/>
-              <w:bottom w:w="50" w:type="dxa"/>
-              <w:right w:w="90" w:type="dxa"/>
-            </w:tcMar>
             <w:vAlign w:val="center"/>
           </w:tcPr>
           <w:p>
@@ -26584,12 +23846,6 @@
               <w:right w:val="single" w:sz="6" w:space="0" w:color="1F3864"/>
             </w:tcBorders>
             <w:shd w:val="clear" w:color="auto" w:fill="D9E2F3"/>
-            <w:tcMar>
-              <w:top w:w="50" w:type="dxa"/>
-              <w:left w:w="90" w:type="dxa"/>
-              <w:bottom w:w="50" w:type="dxa"/>
-              <w:right w:w="90" w:type="dxa"/>
-            </w:tcMar>
             <w:vAlign w:val="center"/>
           </w:tcPr>
           <w:p>
@@ -26649,12 +23905,6 @@
               <w:right w:val="single" w:sz="6" w:space="0" w:color="1F3864"/>
             </w:tcBorders>
             <w:shd w:val="clear" w:color="auto" w:fill="D9E2F3"/>
-            <w:tcMar>
-              <w:top w:w="50" w:type="dxa"/>
-              <w:left w:w="90" w:type="dxa"/>
-              <w:bottom w:w="50" w:type="dxa"/>
-              <w:right w:w="90" w:type="dxa"/>
-            </w:tcMar>
             <w:vAlign w:val="center"/>
           </w:tcPr>
           <w:p>
@@ -26709,12 +23959,6 @@
               <w:right w:val="single" w:sz="6" w:space="0" w:color="1F3864"/>
             </w:tcBorders>
             <w:shd w:val="clear" w:color="auto" w:fill="4472C4"/>
-            <w:tcMar>
-              <w:top w:w="50" w:type="dxa"/>
-              <w:left w:w="90" w:type="dxa"/>
-              <w:bottom w:w="50" w:type="dxa"/>
-              <w:right w:w="90" w:type="dxa"/>
-            </w:tcMar>
             <w:vAlign w:val="center"/>
           </w:tcPr>
           <w:p>
@@ -26781,12 +24025,6 @@
               <w:right w:val="single" w:sz="6" w:space="0" w:color="1F3864"/>
             </w:tcBorders>
             <w:shd w:val="clear" w:color="auto" w:fill="4472C4"/>
-            <w:tcMar>
-              <w:top w:w="50" w:type="dxa"/>
-              <w:left w:w="90" w:type="dxa"/>
-              <w:bottom w:w="50" w:type="dxa"/>
-              <w:right w:w="90" w:type="dxa"/>
-            </w:tcMar>
             <w:vAlign w:val="center"/>
           </w:tcPr>
           <w:p>
@@ -26826,12 +24064,6 @@
               <w:right w:val="single" w:sz="6" w:space="0" w:color="1F3864"/>
             </w:tcBorders>
             <w:shd w:val="clear" w:color="auto" w:fill="4472C4"/>
-            <w:tcMar>
-              <w:top w:w="50" w:type="dxa"/>
-              <w:left w:w="90" w:type="dxa"/>
-              <w:bottom w:w="50" w:type="dxa"/>
-              <w:right w:w="90" w:type="dxa"/>
-            </w:tcMar>
             <w:vAlign w:val="center"/>
           </w:tcPr>
           <w:p>
@@ -26871,12 +24103,6 @@
               <w:right w:val="single" w:sz="6" w:space="0" w:color="1F3864"/>
             </w:tcBorders>
             <w:shd w:val="clear" w:color="auto" w:fill="4472C4"/>
-            <w:tcMar>
-              <w:top w:w="50" w:type="dxa"/>
-              <w:left w:w="90" w:type="dxa"/>
-              <w:bottom w:w="50" w:type="dxa"/>
-              <w:right w:w="90" w:type="dxa"/>
-            </w:tcMar>
             <w:vAlign w:val="center"/>
           </w:tcPr>
           <w:p>
@@ -26916,12 +24142,6 @@
               <w:right w:val="single" w:sz="6" w:space="0" w:color="1F3864"/>
             </w:tcBorders>
             <w:shd w:val="clear" w:color="auto" w:fill="4472C4"/>
-            <w:tcMar>
-              <w:top w:w="50" w:type="dxa"/>
-              <w:left w:w="90" w:type="dxa"/>
-              <w:bottom w:w="50" w:type="dxa"/>
-              <w:right w:w="90" w:type="dxa"/>
-            </w:tcMar>
             <w:vAlign w:val="center"/>
           </w:tcPr>
           <w:p>
@@ -26988,12 +24208,6 @@
               <w:right w:val="single" w:sz="6" w:space="0" w:color="1F3864"/>
             </w:tcBorders>
             <w:shd w:val="clear" w:color="auto" w:fill="D9E2F3"/>
-            <w:tcMar>
-              <w:top w:w="50" w:type="dxa"/>
-              <w:left w:w="90" w:type="dxa"/>
-              <w:bottom w:w="50" w:type="dxa"/>
-              <w:right w:w="90" w:type="dxa"/>
-            </w:tcMar>
             <w:vAlign w:val="center"/>
           </w:tcPr>
           <w:p>
@@ -27026,12 +24240,6 @@
               <w:right w:val="single" w:sz="6" w:space="0" w:color="1F3864"/>
             </w:tcBorders>
             <w:shd w:val="clear" w:color="auto" w:fill="D9E2F3"/>
-            <w:tcMar>
-              <w:top w:w="50" w:type="dxa"/>
-              <w:left w:w="90" w:type="dxa"/>
-              <w:bottom w:w="50" w:type="dxa"/>
-              <w:right w:w="90" w:type="dxa"/>
-            </w:tcMar>
             <w:vAlign w:val="center"/>
           </w:tcPr>
           <w:p>
@@ -27064,12 +24272,6 @@
               <w:right w:val="single" w:sz="6" w:space="0" w:color="1F3864"/>
             </w:tcBorders>
             <w:shd w:val="clear" w:color="auto" w:fill="D9E2F3"/>
-            <w:tcMar>
-              <w:top w:w="50" w:type="dxa"/>
-              <w:left w:w="90" w:type="dxa"/>
-              <w:bottom w:w="50" w:type="dxa"/>
-              <w:right w:w="90" w:type="dxa"/>
-            </w:tcMar>
             <w:vAlign w:val="center"/>
           </w:tcPr>
           <w:p>
@@ -27102,12 +24304,6 @@
               <w:right w:val="single" w:sz="6" w:space="0" w:color="1F3864"/>
             </w:tcBorders>
             <w:shd w:val="clear" w:color="auto" w:fill="D9E2F3"/>
-            <w:tcMar>
-              <w:top w:w="50" w:type="dxa"/>
-              <w:left w:w="90" w:type="dxa"/>
-              <w:bottom w:w="50" w:type="dxa"/>
-              <w:right w:w="90" w:type="dxa"/>
-            </w:tcMar>
             <w:vAlign w:val="center"/>
           </w:tcPr>
           <w:p>
@@ -27167,12 +24363,6 @@
               <w:right w:val="single" w:sz="6" w:space="0" w:color="1F3864"/>
             </w:tcBorders>
             <w:shd w:val="clear" w:color="auto" w:fill="D9E2F3"/>
-            <w:tcMar>
-              <w:top w:w="50" w:type="dxa"/>
-              <w:left w:w="90" w:type="dxa"/>
-              <w:bottom w:w="50" w:type="dxa"/>
-              <w:right w:w="90" w:type="dxa"/>
-            </w:tcMar>
             <w:vAlign w:val="center"/>
           </w:tcPr>
           <w:p>
@@ -27205,12 +24395,6 @@
               <w:right w:val="single" w:sz="6" w:space="0" w:color="1F3864"/>
             </w:tcBorders>
             <w:shd w:val="clear" w:color="auto" w:fill="D9E2F3"/>
-            <w:tcMar>
-              <w:top w:w="50" w:type="dxa"/>
-              <w:left w:w="90" w:type="dxa"/>
-              <w:bottom w:w="50" w:type="dxa"/>
-              <w:right w:w="90" w:type="dxa"/>
-            </w:tcMar>
             <w:vAlign w:val="center"/>
           </w:tcPr>
           <w:p>
@@ -27243,12 +24427,6 @@
               <w:right w:val="single" w:sz="6" w:space="0" w:color="1F3864"/>
             </w:tcBorders>
             <w:shd w:val="clear" w:color="auto" w:fill="D9E2F3"/>
-            <w:tcMar>
-              <w:top w:w="50" w:type="dxa"/>
-              <w:left w:w="90" w:type="dxa"/>
-              <w:bottom w:w="50" w:type="dxa"/>
-              <w:right w:w="90" w:type="dxa"/>
-            </w:tcMar>
             <w:vAlign w:val="center"/>
           </w:tcPr>
           <w:p>
@@ -27281,12 +24459,6 @@
               <w:right w:val="single" w:sz="6" w:space="0" w:color="1F3864"/>
             </w:tcBorders>
             <w:shd w:val="clear" w:color="auto" w:fill="D9E2F3"/>
-            <w:tcMar>
-              <w:top w:w="50" w:type="dxa"/>
-              <w:left w:w="90" w:type="dxa"/>
-              <w:bottom w:w="50" w:type="dxa"/>
-              <w:right w:w="90" w:type="dxa"/>
-            </w:tcMar>
             <w:vAlign w:val="center"/>
           </w:tcPr>
           <w:p>
@@ -27346,12 +24518,6 @@
               <w:right w:val="single" w:sz="6" w:space="0" w:color="1F3864"/>
             </w:tcBorders>
             <w:shd w:val="clear" w:color="auto" w:fill="D9E2F3"/>
-            <w:tcMar>
-              <w:top w:w="50" w:type="dxa"/>
-              <w:left w:w="90" w:type="dxa"/>
-              <w:bottom w:w="50" w:type="dxa"/>
-              <w:right w:w="90" w:type="dxa"/>
-            </w:tcMar>
             <w:vAlign w:val="center"/>
           </w:tcPr>
           <w:p>
@@ -27384,12 +24550,6 @@
               <w:right w:val="single" w:sz="6" w:space="0" w:color="1F3864"/>
             </w:tcBorders>
             <w:shd w:val="clear" w:color="auto" w:fill="D9E2F3"/>
-            <w:tcMar>
-              <w:top w:w="50" w:type="dxa"/>
-              <w:left w:w="90" w:type="dxa"/>
-              <w:bottom w:w="50" w:type="dxa"/>
-              <w:right w:w="90" w:type="dxa"/>
-            </w:tcMar>
             <w:vAlign w:val="center"/>
           </w:tcPr>
           <w:p>
@@ -27422,12 +24582,6 @@
               <w:right w:val="single" w:sz="6" w:space="0" w:color="1F3864"/>
             </w:tcBorders>
             <w:shd w:val="clear" w:color="auto" w:fill="D9E2F3"/>
-            <w:tcMar>
-              <w:top w:w="50" w:type="dxa"/>
-              <w:left w:w="90" w:type="dxa"/>
-              <w:bottom w:w="50" w:type="dxa"/>
-              <w:right w:w="90" w:type="dxa"/>
-            </w:tcMar>
             <w:vAlign w:val="center"/>
           </w:tcPr>
           <w:p>
@@ -27460,12 +24614,6 @@
               <w:right w:val="single" w:sz="6" w:space="0" w:color="1F3864"/>
             </w:tcBorders>
             <w:shd w:val="clear" w:color="auto" w:fill="D9E2F3"/>
-            <w:tcMar>
-              <w:top w:w="50" w:type="dxa"/>
-              <w:left w:w="90" w:type="dxa"/>
-              <w:bottom w:w="50" w:type="dxa"/>
-              <w:right w:w="90" w:type="dxa"/>
-            </w:tcMar>
             <w:vAlign w:val="center"/>
           </w:tcPr>
           <w:p>
@@ -27525,12 +24673,6 @@
               <w:right w:val="single" w:sz="6" w:space="0" w:color="1F3864"/>
             </w:tcBorders>
             <w:shd w:val="clear" w:color="auto" w:fill="D9E2F3"/>
-            <w:tcMar>
-              <w:top w:w="50" w:type="dxa"/>
-              <w:left w:w="90" w:type="dxa"/>
-              <w:bottom w:w="50" w:type="dxa"/>
-              <w:right w:w="90" w:type="dxa"/>
-            </w:tcMar>
             <w:vAlign w:val="center"/>
           </w:tcPr>
           <w:p>
@@ -27575,12 +24717,6 @@
               <w:right w:val="single" w:sz="6" w:space="0" w:color="1F3864"/>
             </w:tcBorders>
             <w:shd w:val="clear" w:color="auto" w:fill="4472C4"/>
-            <w:tcMar>
-              <w:top w:w="50" w:type="dxa"/>
-              <w:left w:w="90" w:type="dxa"/>
-              <w:bottom w:w="50" w:type="dxa"/>
-              <w:right w:w="90" w:type="dxa"/>
-            </w:tcMar>
             <w:vAlign w:val="center"/>
           </w:tcPr>
           <w:p>
@@ -27647,12 +24783,6 @@
               <w:right w:val="single" w:sz="6" w:space="0" w:color="1F3864"/>
             </w:tcBorders>
             <w:shd w:val="clear" w:color="auto" w:fill="4472C4"/>
-            <w:tcMar>
-              <w:top w:w="50" w:type="dxa"/>
-              <w:left w:w="90" w:type="dxa"/>
-              <w:bottom w:w="50" w:type="dxa"/>
-              <w:right w:w="90" w:type="dxa"/>
-            </w:tcMar>
             <w:vAlign w:val="center"/>
           </w:tcPr>
           <w:p>
@@ -27692,12 +24822,6 @@
               <w:right w:val="single" w:sz="6" w:space="0" w:color="1F3864"/>
             </w:tcBorders>
             <w:shd w:val="clear" w:color="auto" w:fill="4472C4"/>
-            <w:tcMar>
-              <w:top w:w="50" w:type="dxa"/>
-              <w:left w:w="90" w:type="dxa"/>
-              <w:bottom w:w="50" w:type="dxa"/>
-              <w:right w:w="90" w:type="dxa"/>
-            </w:tcMar>
             <w:vAlign w:val="center"/>
           </w:tcPr>
           <w:p>
@@ -27737,12 +24861,6 @@
               <w:right w:val="single" w:sz="6" w:space="0" w:color="1F3864"/>
             </w:tcBorders>
             <w:shd w:val="clear" w:color="auto" w:fill="4472C4"/>
-            <w:tcMar>
-              <w:top w:w="50" w:type="dxa"/>
-              <w:left w:w="90" w:type="dxa"/>
-              <w:bottom w:w="50" w:type="dxa"/>
-              <w:right w:w="90" w:type="dxa"/>
-            </w:tcMar>
             <w:vAlign w:val="center"/>
           </w:tcPr>
           <w:p>
@@ -27782,12 +24900,6 @@
               <w:right w:val="single" w:sz="6" w:space="0" w:color="1F3864"/>
             </w:tcBorders>
             <w:shd w:val="clear" w:color="auto" w:fill="4472C4"/>
-            <w:tcMar>
-              <w:top w:w="50" w:type="dxa"/>
-              <w:left w:w="90" w:type="dxa"/>
-              <w:bottom w:w="50" w:type="dxa"/>
-              <w:right w:w="90" w:type="dxa"/>
-            </w:tcMar>
             <w:vAlign w:val="center"/>
           </w:tcPr>
           <w:p>
@@ -27854,12 +24966,6 @@
               <w:right w:val="single" w:sz="6" w:space="0" w:color="1F3864"/>
             </w:tcBorders>
             <w:shd w:val="clear" w:color="auto" w:fill="D9E2F3"/>
-            <w:tcMar>
-              <w:top w:w="50" w:type="dxa"/>
-              <w:left w:w="90" w:type="dxa"/>
-              <w:bottom w:w="50" w:type="dxa"/>
-              <w:right w:w="90" w:type="dxa"/>
-            </w:tcMar>
             <w:vAlign w:val="center"/>
           </w:tcPr>
           <w:p>
@@ -27892,12 +24998,6 @@
               <w:right w:val="single" w:sz="6" w:space="0" w:color="1F3864"/>
             </w:tcBorders>
             <w:shd w:val="clear" w:color="auto" w:fill="D9E2F3"/>
-            <w:tcMar>
-              <w:top w:w="50" w:type="dxa"/>
-              <w:left w:w="90" w:type="dxa"/>
-              <w:bottom w:w="50" w:type="dxa"/>
-              <w:right w:w="90" w:type="dxa"/>
-            </w:tcMar>
             <w:vAlign w:val="center"/>
           </w:tcPr>
           <w:p>
@@ -27930,12 +25030,6 @@
               <w:right w:val="single" w:sz="6" w:space="0" w:color="1F3864"/>
             </w:tcBorders>
             <w:shd w:val="clear" w:color="auto" w:fill="D9E2F3"/>
-            <w:tcMar>
-              <w:top w:w="50" w:type="dxa"/>
-              <w:left w:w="90" w:type="dxa"/>
-              <w:bottom w:w="50" w:type="dxa"/>
-              <w:right w:w="90" w:type="dxa"/>
-            </w:tcMar>
             <w:vAlign w:val="center"/>
           </w:tcPr>
           <w:p>
@@ -27968,12 +25062,6 @@
               <w:right w:val="single" w:sz="6" w:space="0" w:color="1F3864"/>
             </w:tcBorders>
             <w:shd w:val="clear" w:color="auto" w:fill="D9E2F3"/>
-            <w:tcMar>
-              <w:top w:w="50" w:type="dxa"/>
-              <w:left w:w="90" w:type="dxa"/>
-              <w:bottom w:w="50" w:type="dxa"/>
-              <w:right w:w="90" w:type="dxa"/>
-            </w:tcMar>
             <w:vAlign w:val="center"/>
           </w:tcPr>
           <w:p>
@@ -28033,12 +25121,6 @@
               <w:right w:val="single" w:sz="6" w:space="0" w:color="1F3864"/>
             </w:tcBorders>
             <w:shd w:val="clear" w:color="auto" w:fill="D9E2F3"/>
-            <w:tcMar>
-              <w:top w:w="50" w:type="dxa"/>
-              <w:left w:w="90" w:type="dxa"/>
-              <w:bottom w:w="50" w:type="dxa"/>
-              <w:right w:w="90" w:type="dxa"/>
-            </w:tcMar>
             <w:vAlign w:val="center"/>
           </w:tcPr>
           <w:p>
@@ -28071,12 +25153,6 @@
               <w:right w:val="single" w:sz="6" w:space="0" w:color="1F3864"/>
             </w:tcBorders>
             <w:shd w:val="clear" w:color="auto" w:fill="D9E2F3"/>
-            <w:tcMar>
-              <w:top w:w="50" w:type="dxa"/>
-              <w:left w:w="90" w:type="dxa"/>
-              <w:bottom w:w="50" w:type="dxa"/>
-              <w:right w:w="90" w:type="dxa"/>
-            </w:tcMar>
             <w:vAlign w:val="center"/>
           </w:tcPr>
           <w:p>
@@ -28109,12 +25185,6 @@
               <w:right w:val="single" w:sz="6" w:space="0" w:color="1F3864"/>
             </w:tcBorders>
             <w:shd w:val="clear" w:color="auto" w:fill="D9E2F3"/>
-            <w:tcMar>
-              <w:top w:w="50" w:type="dxa"/>
-              <w:left w:w="90" w:type="dxa"/>
-              <w:bottom w:w="50" w:type="dxa"/>
-              <w:right w:w="90" w:type="dxa"/>
-            </w:tcMar>
             <w:vAlign w:val="center"/>
           </w:tcPr>
           <w:p>
@@ -28147,12 +25217,6 @@
               <w:right w:val="single" w:sz="6" w:space="0" w:color="1F3864"/>
             </w:tcBorders>
             <w:shd w:val="clear" w:color="auto" w:fill="D9E2F3"/>
-            <w:tcMar>
-              <w:top w:w="50" w:type="dxa"/>
-              <w:left w:w="90" w:type="dxa"/>
-              <w:bottom w:w="50" w:type="dxa"/>
-              <w:right w:w="90" w:type="dxa"/>
-            </w:tcMar>
             <w:vAlign w:val="center"/>
           </w:tcPr>
           <w:p>
@@ -28212,12 +25276,6 @@
               <w:right w:val="single" w:sz="6" w:space="0" w:color="1F3864"/>
             </w:tcBorders>
             <w:shd w:val="clear" w:color="auto" w:fill="D9E2F3"/>
-            <w:tcMar>
-              <w:top w:w="50" w:type="dxa"/>
-              <w:left w:w="90" w:type="dxa"/>
-              <w:bottom w:w="50" w:type="dxa"/>
-              <w:right w:w="90" w:type="dxa"/>
-            </w:tcMar>
             <w:vAlign w:val="center"/>
           </w:tcPr>
           <w:p>
@@ -28250,12 +25308,6 @@
               <w:right w:val="single" w:sz="6" w:space="0" w:color="1F3864"/>
             </w:tcBorders>
             <w:shd w:val="clear" w:color="auto" w:fill="D9E2F3"/>
-            <w:tcMar>
-              <w:top w:w="50" w:type="dxa"/>
-              <w:left w:w="90" w:type="dxa"/>
-              <w:bottom w:w="50" w:type="dxa"/>
-              <w:right w:w="90" w:type="dxa"/>
-            </w:tcMar>
             <w:vAlign w:val="center"/>
           </w:tcPr>
           <w:p>
@@ -28288,12 +25340,6 @@
               <w:right w:val="single" w:sz="6" w:space="0" w:color="1F3864"/>
             </w:tcBorders>
             <w:shd w:val="clear" w:color="auto" w:fill="D9E2F3"/>
-            <w:tcMar>
-              <w:top w:w="50" w:type="dxa"/>
-              <w:left w:w="90" w:type="dxa"/>
-              <w:bottom w:w="50" w:type="dxa"/>
-              <w:right w:w="90" w:type="dxa"/>
-            </w:tcMar>
             <w:vAlign w:val="center"/>
           </w:tcPr>
           <w:p>
@@ -28326,12 +25372,6 @@
               <w:right w:val="single" w:sz="6" w:space="0" w:color="1F3864"/>
             </w:tcBorders>
             <w:shd w:val="clear" w:color="auto" w:fill="D9E2F3"/>
-            <w:tcMar>
-              <w:top w:w="50" w:type="dxa"/>
-              <w:left w:w="90" w:type="dxa"/>
-              <w:bottom w:w="50" w:type="dxa"/>
-              <w:right w:w="90" w:type="dxa"/>
-            </w:tcMar>
             <w:vAlign w:val="center"/>
           </w:tcPr>
           <w:p>
@@ -28391,12 +25431,6 @@
               <w:right w:val="single" w:sz="6" w:space="0" w:color="1F3864"/>
             </w:tcBorders>
             <w:shd w:val="clear" w:color="auto" w:fill="D9E2F3"/>
-            <w:tcMar>
-              <w:top w:w="50" w:type="dxa"/>
-              <w:left w:w="90" w:type="dxa"/>
-              <w:bottom w:w="50" w:type="dxa"/>
-              <w:right w:w="90" w:type="dxa"/>
-            </w:tcMar>
             <w:vAlign w:val="center"/>
           </w:tcPr>
           <w:p>
@@ -28441,12 +25475,6 @@
               <w:right w:val="single" w:sz="6" w:space="0" w:color="1F3864"/>
             </w:tcBorders>
             <w:shd w:val="clear" w:color="auto" w:fill="4472C4"/>
-            <w:tcMar>
-              <w:top w:w="50" w:type="dxa"/>
-              <w:left w:w="90" w:type="dxa"/>
-              <w:bottom w:w="50" w:type="dxa"/>
-              <w:right w:w="90" w:type="dxa"/>
-            </w:tcMar>
             <w:vAlign w:val="center"/>
           </w:tcPr>
           <w:p>
@@ -28513,12 +25541,6 @@
               <w:right w:val="single" w:sz="6" w:space="0" w:color="1F3864"/>
             </w:tcBorders>
             <w:shd w:val="clear" w:color="auto" w:fill="4472C4"/>
-            <w:tcMar>
-              <w:top w:w="50" w:type="dxa"/>
-              <w:left w:w="90" w:type="dxa"/>
-              <w:bottom w:w="50" w:type="dxa"/>
-              <w:right w:w="90" w:type="dxa"/>
-            </w:tcMar>
             <w:vAlign w:val="center"/>
           </w:tcPr>
           <w:p>
@@ -28558,12 +25580,6 @@
               <w:right w:val="single" w:sz="6" w:space="0" w:color="1F3864"/>
             </w:tcBorders>
             <w:shd w:val="clear" w:color="auto" w:fill="4472C4"/>
-            <w:tcMar>
-              <w:top w:w="50" w:type="dxa"/>
-              <w:left w:w="90" w:type="dxa"/>
-              <w:bottom w:w="50" w:type="dxa"/>
-              <w:right w:w="90" w:type="dxa"/>
-            </w:tcMar>
             <w:vAlign w:val="center"/>
           </w:tcPr>
           <w:p>
@@ -28603,12 +25619,6 @@
               <w:right w:val="single" w:sz="6" w:space="0" w:color="1F3864"/>
             </w:tcBorders>
             <w:shd w:val="clear" w:color="auto" w:fill="4472C4"/>
-            <w:tcMar>
-              <w:top w:w="50" w:type="dxa"/>
-              <w:left w:w="90" w:type="dxa"/>
-              <w:bottom w:w="50" w:type="dxa"/>
-              <w:right w:w="90" w:type="dxa"/>
-            </w:tcMar>
             <w:vAlign w:val="center"/>
           </w:tcPr>
           <w:p>
@@ -28648,12 +25658,6 @@
               <w:right w:val="single" w:sz="6" w:space="0" w:color="1F3864"/>
             </w:tcBorders>
             <w:shd w:val="clear" w:color="auto" w:fill="4472C4"/>
-            <w:tcMar>
-              <w:top w:w="50" w:type="dxa"/>
-              <w:left w:w="90" w:type="dxa"/>
-              <w:bottom w:w="50" w:type="dxa"/>
-              <w:right w:w="90" w:type="dxa"/>
-            </w:tcMar>
             <w:vAlign w:val="center"/>
           </w:tcPr>
           <w:p>
@@ -28720,12 +25724,6 @@
               <w:right w:val="single" w:sz="6" w:space="0" w:color="1F3864"/>
             </w:tcBorders>
             <w:shd w:val="clear" w:color="auto" w:fill="D9E2F3"/>
-            <w:tcMar>
-              <w:top w:w="50" w:type="dxa"/>
-              <w:left w:w="90" w:type="dxa"/>
-              <w:bottom w:w="50" w:type="dxa"/>
-              <w:right w:w="90" w:type="dxa"/>
-            </w:tcMar>
             <w:vAlign w:val="center"/>
           </w:tcPr>
           <w:p>
@@ -28758,12 +25756,6 @@
               <w:right w:val="single" w:sz="6" w:space="0" w:color="1F3864"/>
             </w:tcBorders>
             <w:shd w:val="clear" w:color="auto" w:fill="D9E2F3"/>
-            <w:tcMar>
-              <w:top w:w="50" w:type="dxa"/>
-              <w:left w:w="90" w:type="dxa"/>
-              <w:bottom w:w="50" w:type="dxa"/>
-              <w:right w:w="90" w:type="dxa"/>
-            </w:tcMar>
             <w:vAlign w:val="center"/>
           </w:tcPr>
           <w:p>
@@ -28796,12 +25788,6 @@
               <w:right w:val="single" w:sz="6" w:space="0" w:color="1F3864"/>
             </w:tcBorders>
             <w:shd w:val="clear" w:color="auto" w:fill="D9E2F3"/>
-            <w:tcMar>
-              <w:top w:w="50" w:type="dxa"/>
-              <w:left w:w="90" w:type="dxa"/>
-              <w:bottom w:w="50" w:type="dxa"/>
-              <w:right w:w="90" w:type="dxa"/>
-            </w:tcMar>
             <w:vAlign w:val="center"/>
           </w:tcPr>
           <w:p>
@@ -28834,12 +25820,6 @@
               <w:right w:val="single" w:sz="6" w:space="0" w:color="1F3864"/>
             </w:tcBorders>
             <w:shd w:val="clear" w:color="auto" w:fill="D9E2F3"/>
-            <w:tcMar>
-              <w:top w:w="50" w:type="dxa"/>
-              <w:left w:w="90" w:type="dxa"/>
-              <w:bottom w:w="50" w:type="dxa"/>
-              <w:right w:w="90" w:type="dxa"/>
-            </w:tcMar>
             <w:vAlign w:val="center"/>
           </w:tcPr>
           <w:p>
@@ -28899,12 +25879,6 @@
               <w:right w:val="single" w:sz="6" w:space="0" w:color="1F3864"/>
             </w:tcBorders>
             <w:shd w:val="clear" w:color="auto" w:fill="D9E2F3"/>
-            <w:tcMar>
-              <w:top w:w="50" w:type="dxa"/>
-              <w:left w:w="90" w:type="dxa"/>
-              <w:bottom w:w="50" w:type="dxa"/>
-              <w:right w:w="90" w:type="dxa"/>
-            </w:tcMar>
             <w:vAlign w:val="center"/>
           </w:tcPr>
           <w:p>
@@ -28937,12 +25911,6 @@
               <w:right w:val="single" w:sz="6" w:space="0" w:color="1F3864"/>
             </w:tcBorders>
             <w:shd w:val="clear" w:color="auto" w:fill="D9E2F3"/>
-            <w:tcMar>
-              <w:top w:w="50" w:type="dxa"/>
-              <w:left w:w="90" w:type="dxa"/>
-              <w:bottom w:w="50" w:type="dxa"/>
-              <w:right w:w="90" w:type="dxa"/>
-            </w:tcMar>
             <w:vAlign w:val="center"/>
           </w:tcPr>
           <w:p>
@@ -28975,12 +25943,6 @@
               <w:right w:val="single" w:sz="6" w:space="0" w:color="1F3864"/>
             </w:tcBorders>
             <w:shd w:val="clear" w:color="auto" w:fill="D9E2F3"/>
-            <w:tcMar>
-              <w:top w:w="50" w:type="dxa"/>
-              <w:left w:w="90" w:type="dxa"/>
-              <w:bottom w:w="50" w:type="dxa"/>
-              <w:right w:w="90" w:type="dxa"/>
-            </w:tcMar>
             <w:vAlign w:val="center"/>
           </w:tcPr>
           <w:p>
@@ -29013,12 +25975,6 @@
               <w:right w:val="single" w:sz="6" w:space="0" w:color="1F3864"/>
             </w:tcBorders>
             <w:shd w:val="clear" w:color="auto" w:fill="D9E2F3"/>
-            <w:tcMar>
-              <w:top w:w="50" w:type="dxa"/>
-              <w:left w:w="90" w:type="dxa"/>
-              <w:bottom w:w="50" w:type="dxa"/>
-              <w:right w:w="90" w:type="dxa"/>
-            </w:tcMar>
             <w:vAlign w:val="center"/>
           </w:tcPr>
           <w:p>
@@ -29078,12 +26034,6 @@
               <w:right w:val="single" w:sz="6" w:space="0" w:color="1F3864"/>
             </w:tcBorders>
             <w:shd w:val="clear" w:color="auto" w:fill="D9E2F3"/>
-            <w:tcMar>
-              <w:top w:w="50" w:type="dxa"/>
-              <w:left w:w="90" w:type="dxa"/>
-              <w:bottom w:w="50" w:type="dxa"/>
-              <w:right w:w="90" w:type="dxa"/>
-            </w:tcMar>
             <w:vAlign w:val="center"/>
           </w:tcPr>
           <w:p>
@@ -29116,12 +26066,6 @@
               <w:right w:val="single" w:sz="6" w:space="0" w:color="1F3864"/>
             </w:tcBorders>
             <w:shd w:val="clear" w:color="auto" w:fill="D9E2F3"/>
-            <w:tcMar>
-              <w:top w:w="50" w:type="dxa"/>
-              <w:left w:w="90" w:type="dxa"/>
-              <w:bottom w:w="50" w:type="dxa"/>
-              <w:right w:w="90" w:type="dxa"/>
-            </w:tcMar>
             <w:vAlign w:val="center"/>
           </w:tcPr>
           <w:p>
@@ -29154,12 +26098,6 @@
               <w:right w:val="single" w:sz="6" w:space="0" w:color="1F3864"/>
             </w:tcBorders>
             <w:shd w:val="clear" w:color="auto" w:fill="D9E2F3"/>
-            <w:tcMar>
-              <w:top w:w="50" w:type="dxa"/>
-              <w:left w:w="90" w:type="dxa"/>
-              <w:bottom w:w="50" w:type="dxa"/>
-              <w:right w:w="90" w:type="dxa"/>
-            </w:tcMar>
             <w:vAlign w:val="center"/>
           </w:tcPr>
           <w:p>
@@ -29192,12 +26130,6 @@
               <w:right w:val="single" w:sz="6" w:space="0" w:color="1F3864"/>
             </w:tcBorders>
             <w:shd w:val="clear" w:color="auto" w:fill="D9E2F3"/>
-            <w:tcMar>
-              <w:top w:w="50" w:type="dxa"/>
-              <w:left w:w="90" w:type="dxa"/>
-              <w:bottom w:w="50" w:type="dxa"/>
-              <w:right w:w="90" w:type="dxa"/>
-            </w:tcMar>
             <w:vAlign w:val="center"/>
           </w:tcPr>
           <w:p>
@@ -29257,12 +26189,6 @@
               <w:right w:val="single" w:sz="6" w:space="0" w:color="1F3864"/>
             </w:tcBorders>
             <w:shd w:val="clear" w:color="auto" w:fill="D9E2F3"/>
-            <w:tcMar>
-              <w:top w:w="50" w:type="dxa"/>
-              <w:left w:w="90" w:type="dxa"/>
-              <w:bottom w:w="50" w:type="dxa"/>
-              <w:right w:w="90" w:type="dxa"/>
-            </w:tcMar>
             <w:vAlign w:val="center"/>
           </w:tcPr>
           <w:p>
@@ -29315,12 +26241,6 @@
               <w:right w:val="single" w:sz="6" w:space="0" w:color="1F3864"/>
             </w:tcBorders>
             <w:shd w:val="clear" w:color="auto" w:fill="4472C4"/>
-            <w:tcMar>
-              <w:top w:w="50" w:type="dxa"/>
-              <w:left w:w="90" w:type="dxa"/>
-              <w:bottom w:w="50" w:type="dxa"/>
-              <w:right w:w="90" w:type="dxa"/>
-            </w:tcMar>
             <w:vAlign w:val="center"/>
           </w:tcPr>
           <w:p>
@@ -29387,12 +26307,6 @@
               <w:right w:val="single" w:sz="6" w:space="0" w:color="1F3864"/>
             </w:tcBorders>
             <w:shd w:val="clear" w:color="auto" w:fill="4472C4"/>
-            <w:tcMar>
-              <w:top w:w="50" w:type="dxa"/>
-              <w:left w:w="90" w:type="dxa"/>
-              <w:bottom w:w="50" w:type="dxa"/>
-              <w:right w:w="90" w:type="dxa"/>
-            </w:tcMar>
             <w:vAlign w:val="center"/>
           </w:tcPr>
           <w:p>
@@ -29432,12 +26346,6 @@
               <w:right w:val="single" w:sz="6" w:space="0" w:color="1F3864"/>
             </w:tcBorders>
             <w:shd w:val="clear" w:color="auto" w:fill="4472C4"/>
-            <w:tcMar>
-              <w:top w:w="50" w:type="dxa"/>
-              <w:left w:w="90" w:type="dxa"/>
-              <w:bottom w:w="50" w:type="dxa"/>
-              <w:right w:w="90" w:type="dxa"/>
-            </w:tcMar>
             <w:vAlign w:val="center"/>
           </w:tcPr>
           <w:p>
@@ -29477,12 +26385,6 @@
               <w:right w:val="single" w:sz="6" w:space="0" w:color="1F3864"/>
             </w:tcBorders>
             <w:shd w:val="clear" w:color="auto" w:fill="4472C4"/>
-            <w:tcMar>
-              <w:top w:w="50" w:type="dxa"/>
-              <w:left w:w="90" w:type="dxa"/>
-              <w:bottom w:w="50" w:type="dxa"/>
-              <w:right w:w="90" w:type="dxa"/>
-            </w:tcMar>
             <w:vAlign w:val="center"/>
           </w:tcPr>
           <w:p>
@@ -29522,12 +26424,6 @@
               <w:right w:val="single" w:sz="6" w:space="0" w:color="1F3864"/>
             </w:tcBorders>
             <w:shd w:val="clear" w:color="auto" w:fill="4472C4"/>
-            <w:tcMar>
-              <w:top w:w="50" w:type="dxa"/>
-              <w:left w:w="90" w:type="dxa"/>
-              <w:bottom w:w="50" w:type="dxa"/>
-              <w:right w:w="90" w:type="dxa"/>
-            </w:tcMar>
             <w:vAlign w:val="center"/>
           </w:tcPr>
           <w:p>
@@ -29594,12 +26490,6 @@
               <w:right w:val="single" w:sz="6" w:space="0" w:color="1F3864"/>
             </w:tcBorders>
             <w:shd w:val="clear" w:color="auto" w:fill="D9E2F3"/>
-            <w:tcMar>
-              <w:top w:w="50" w:type="dxa"/>
-              <w:left w:w="90" w:type="dxa"/>
-              <w:bottom w:w="50" w:type="dxa"/>
-              <w:right w:w="90" w:type="dxa"/>
-            </w:tcMar>
             <w:vAlign w:val="center"/>
           </w:tcPr>
           <w:p>
@@ -29632,12 +26522,6 @@
               <w:right w:val="single" w:sz="6" w:space="0" w:color="1F3864"/>
             </w:tcBorders>
             <w:shd w:val="clear" w:color="auto" w:fill="D9E2F3"/>
-            <w:tcMar>
-              <w:top w:w="50" w:type="dxa"/>
-              <w:left w:w="90" w:type="dxa"/>
-              <w:bottom w:w="50" w:type="dxa"/>
-              <w:right w:w="90" w:type="dxa"/>
-            </w:tcMar>
             <w:vAlign w:val="center"/>
           </w:tcPr>
           <w:p>
@@ -29670,12 +26554,6 @@
               <w:right w:val="single" w:sz="6" w:space="0" w:color="1F3864"/>
             </w:tcBorders>
             <w:shd w:val="clear" w:color="auto" w:fill="D9E2F3"/>
-            <w:tcMar>
-              <w:top w:w="50" w:type="dxa"/>
-              <w:left w:w="90" w:type="dxa"/>
-              <w:bottom w:w="50" w:type="dxa"/>
-              <w:right w:w="90" w:type="dxa"/>
-            </w:tcMar>
             <w:vAlign w:val="center"/>
           </w:tcPr>
           <w:p>
@@ -29708,12 +26586,6 @@
               <w:right w:val="single" w:sz="6" w:space="0" w:color="1F3864"/>
             </w:tcBorders>
             <w:shd w:val="clear" w:color="auto" w:fill="D9E2F3"/>
-            <w:tcMar>
-              <w:top w:w="50" w:type="dxa"/>
-              <w:left w:w="90" w:type="dxa"/>
-              <w:bottom w:w="50" w:type="dxa"/>
-              <w:right w:w="90" w:type="dxa"/>
-            </w:tcMar>
             <w:vAlign w:val="center"/>
           </w:tcPr>
           <w:p>
@@ -29773,12 +26645,6 @@
               <w:right w:val="single" w:sz="6" w:space="0" w:color="1F3864"/>
             </w:tcBorders>
             <w:shd w:val="clear" w:color="auto" w:fill="D9E2F3"/>
-            <w:tcMar>
-              <w:top w:w="50" w:type="dxa"/>
-              <w:left w:w="90" w:type="dxa"/>
-              <w:bottom w:w="50" w:type="dxa"/>
-              <w:right w:w="90" w:type="dxa"/>
-            </w:tcMar>
             <w:vAlign w:val="center"/>
           </w:tcPr>
           <w:p>
@@ -29811,12 +26677,6 @@
               <w:right w:val="single" w:sz="6" w:space="0" w:color="1F3864"/>
             </w:tcBorders>
             <w:shd w:val="clear" w:color="auto" w:fill="D9E2F3"/>
-            <w:tcMar>
-              <w:top w:w="50" w:type="dxa"/>
-              <w:left w:w="90" w:type="dxa"/>
-              <w:bottom w:w="50" w:type="dxa"/>
-              <w:right w:w="90" w:type="dxa"/>
-            </w:tcMar>
             <w:vAlign w:val="center"/>
           </w:tcPr>
           <w:p>
@@ -29849,12 +26709,6 @@
               <w:right w:val="single" w:sz="6" w:space="0" w:color="1F3864"/>
             </w:tcBorders>
             <w:shd w:val="clear" w:color="auto" w:fill="D9E2F3"/>
-            <w:tcMar>
-              <w:top w:w="50" w:type="dxa"/>
-              <w:left w:w="90" w:type="dxa"/>
-              <w:bottom w:w="50" w:type="dxa"/>
-              <w:right w:w="90" w:type="dxa"/>
-            </w:tcMar>
             <w:vAlign w:val="center"/>
           </w:tcPr>
           <w:p>
@@ -29887,12 +26741,6 @@
               <w:right w:val="single" w:sz="6" w:space="0" w:color="1F3864"/>
             </w:tcBorders>
             <w:shd w:val="clear" w:color="auto" w:fill="D9E2F3"/>
-            <w:tcMar>
-              <w:top w:w="50" w:type="dxa"/>
-              <w:left w:w="90" w:type="dxa"/>
-              <w:bottom w:w="50" w:type="dxa"/>
-              <w:right w:w="90" w:type="dxa"/>
-            </w:tcMar>
             <w:vAlign w:val="center"/>
           </w:tcPr>
           <w:p>
@@ -29952,12 +26800,6 @@
               <w:right w:val="single" w:sz="6" w:space="0" w:color="1F3864"/>
             </w:tcBorders>
             <w:shd w:val="clear" w:color="auto" w:fill="D9E2F3"/>
-            <w:tcMar>
-              <w:top w:w="50" w:type="dxa"/>
-              <w:left w:w="90" w:type="dxa"/>
-              <w:bottom w:w="50" w:type="dxa"/>
-              <w:right w:w="90" w:type="dxa"/>
-            </w:tcMar>
             <w:vAlign w:val="center"/>
           </w:tcPr>
           <w:p>
@@ -29990,12 +26832,6 @@
               <w:right w:val="single" w:sz="6" w:space="0" w:color="1F3864"/>
             </w:tcBorders>
             <w:shd w:val="clear" w:color="auto" w:fill="D9E2F3"/>
-            <w:tcMar>
-              <w:top w:w="50" w:type="dxa"/>
-              <w:left w:w="90" w:type="dxa"/>
-              <w:bottom w:w="50" w:type="dxa"/>
-              <w:right w:w="90" w:type="dxa"/>
-            </w:tcMar>
             <w:vAlign w:val="center"/>
           </w:tcPr>
           <w:p>
@@ -30028,12 +26864,6 @@
               <w:right w:val="single" w:sz="6" w:space="0" w:color="1F3864"/>
             </w:tcBorders>
             <w:shd w:val="clear" w:color="auto" w:fill="D9E2F3"/>
-            <w:tcMar>
-              <w:top w:w="50" w:type="dxa"/>
-              <w:left w:w="90" w:type="dxa"/>
-              <w:bottom w:w="50" w:type="dxa"/>
-              <w:right w:w="90" w:type="dxa"/>
-            </w:tcMar>
             <w:vAlign w:val="center"/>
           </w:tcPr>
           <w:p>
@@ -30066,12 +26896,6 @@
               <w:right w:val="single" w:sz="6" w:space="0" w:color="1F3864"/>
             </w:tcBorders>
             <w:shd w:val="clear" w:color="auto" w:fill="D9E2F3"/>
-            <w:tcMar>
-              <w:top w:w="50" w:type="dxa"/>
-              <w:left w:w="90" w:type="dxa"/>
-              <w:bottom w:w="50" w:type="dxa"/>
-              <w:right w:w="90" w:type="dxa"/>
-            </w:tcMar>
             <w:vAlign w:val="center"/>
           </w:tcPr>
           <w:p>
@@ -30131,12 +26955,6 @@
               <w:right w:val="single" w:sz="6" w:space="0" w:color="1F3864"/>
             </w:tcBorders>
             <w:shd w:val="clear" w:color="auto" w:fill="D9E2F3"/>
-            <w:tcMar>
-              <w:top w:w="50" w:type="dxa"/>
-              <w:left w:w="90" w:type="dxa"/>
-              <w:bottom w:w="50" w:type="dxa"/>
-              <w:right w:w="90" w:type="dxa"/>
-            </w:tcMar>
             <w:vAlign w:val="center"/>
           </w:tcPr>
           <w:p>
@@ -30181,12 +26999,6 @@
               <w:right w:val="single" w:sz="6" w:space="0" w:color="1F3864"/>
             </w:tcBorders>
             <w:shd w:val="clear" w:color="auto" w:fill="4472C4"/>
-            <w:tcMar>
-              <w:top w:w="50" w:type="dxa"/>
-              <w:left w:w="90" w:type="dxa"/>
-              <w:bottom w:w="50" w:type="dxa"/>
-              <w:right w:w="90" w:type="dxa"/>
-            </w:tcMar>
             <w:vAlign w:val="center"/>
           </w:tcPr>
           <w:p>
@@ -30253,12 +27065,6 @@
               <w:right w:val="single" w:sz="6" w:space="0" w:color="1F3864"/>
             </w:tcBorders>
             <w:shd w:val="clear" w:color="auto" w:fill="4472C4"/>
-            <w:tcMar>
-              <w:top w:w="50" w:type="dxa"/>
-              <w:left w:w="90" w:type="dxa"/>
-              <w:bottom w:w="50" w:type="dxa"/>
-              <w:right w:w="90" w:type="dxa"/>
-            </w:tcMar>
             <w:vAlign w:val="center"/>
           </w:tcPr>
           <w:p>
@@ -30298,12 +27104,6 @@
               <w:right w:val="single" w:sz="6" w:space="0" w:color="1F3864"/>
             </w:tcBorders>
             <w:shd w:val="clear" w:color="auto" w:fill="4472C4"/>
-            <w:tcMar>
-              <w:top w:w="50" w:type="dxa"/>
-              <w:left w:w="90" w:type="dxa"/>
-              <w:bottom w:w="50" w:type="dxa"/>
-              <w:right w:w="90" w:type="dxa"/>
-            </w:tcMar>
             <w:vAlign w:val="center"/>
           </w:tcPr>
           <w:p>
@@ -30343,12 +27143,6 @@
               <w:right w:val="single" w:sz="6" w:space="0" w:color="1F3864"/>
             </w:tcBorders>
             <w:shd w:val="clear" w:color="auto" w:fill="4472C4"/>
-            <w:tcMar>
-              <w:top w:w="50" w:type="dxa"/>
-              <w:left w:w="90" w:type="dxa"/>
-              <w:bottom w:w="50" w:type="dxa"/>
-              <w:right w:w="90" w:type="dxa"/>
-            </w:tcMar>
             <w:vAlign w:val="center"/>
           </w:tcPr>
           <w:p>
@@ -30388,12 +27182,6 @@
               <w:right w:val="single" w:sz="6" w:space="0" w:color="1F3864"/>
             </w:tcBorders>
             <w:shd w:val="clear" w:color="auto" w:fill="4472C4"/>
-            <w:tcMar>
-              <w:top w:w="50" w:type="dxa"/>
-              <w:left w:w="90" w:type="dxa"/>
-              <w:bottom w:w="50" w:type="dxa"/>
-              <w:right w:w="90" w:type="dxa"/>
-            </w:tcMar>
             <w:vAlign w:val="center"/>
           </w:tcPr>
           <w:p>
@@ -30460,12 +27248,6 @@
               <w:right w:val="single" w:sz="6" w:space="0" w:color="1F3864"/>
             </w:tcBorders>
             <w:shd w:val="clear" w:color="auto" w:fill="D9E2F3"/>
-            <w:tcMar>
-              <w:top w:w="50" w:type="dxa"/>
-              <w:left w:w="90" w:type="dxa"/>
-              <w:bottom w:w="50" w:type="dxa"/>
-              <w:right w:w="90" w:type="dxa"/>
-            </w:tcMar>
             <w:vAlign w:val="center"/>
           </w:tcPr>
           <w:p>
@@ -30498,12 +27280,6 @@
               <w:right w:val="single" w:sz="6" w:space="0" w:color="1F3864"/>
             </w:tcBorders>
             <w:shd w:val="clear" w:color="auto" w:fill="D9E2F3"/>
-            <w:tcMar>
-              <w:top w:w="50" w:type="dxa"/>
-              <w:left w:w="90" w:type="dxa"/>
-              <w:bottom w:w="50" w:type="dxa"/>
-              <w:right w:w="90" w:type="dxa"/>
-            </w:tcMar>
             <w:vAlign w:val="center"/>
           </w:tcPr>
           <w:p>
@@ -30536,12 +27312,6 @@
               <w:right w:val="single" w:sz="6" w:space="0" w:color="1F3864"/>
             </w:tcBorders>
             <w:shd w:val="clear" w:color="auto" w:fill="D9E2F3"/>
-            <w:tcMar>
-              <w:top w:w="50" w:type="dxa"/>
-              <w:left w:w="90" w:type="dxa"/>
-              <w:bottom w:w="50" w:type="dxa"/>
-              <w:right w:w="90" w:type="dxa"/>
-            </w:tcMar>
             <w:vAlign w:val="center"/>
           </w:tcPr>
           <w:p>
@@ -30574,12 +27344,6 @@
               <w:right w:val="single" w:sz="6" w:space="0" w:color="1F3864"/>
             </w:tcBorders>
             <w:shd w:val="clear" w:color="auto" w:fill="D9E2F3"/>
-            <w:tcMar>
-              <w:top w:w="50" w:type="dxa"/>
-              <w:left w:w="90" w:type="dxa"/>
-              <w:bottom w:w="50" w:type="dxa"/>
-              <w:right w:w="90" w:type="dxa"/>
-            </w:tcMar>
             <w:vAlign w:val="center"/>
           </w:tcPr>
           <w:p>
@@ -30639,12 +27403,6 @@
               <w:right w:val="single" w:sz="6" w:space="0" w:color="1F3864"/>
             </w:tcBorders>
             <w:shd w:val="clear" w:color="auto" w:fill="D9E2F3"/>
-            <w:tcMar>
-              <w:top w:w="50" w:type="dxa"/>
-              <w:left w:w="90" w:type="dxa"/>
-              <w:bottom w:w="50" w:type="dxa"/>
-              <w:right w:w="90" w:type="dxa"/>
-            </w:tcMar>
             <w:vAlign w:val="center"/>
           </w:tcPr>
           <w:p>
@@ -30677,12 +27435,6 @@
               <w:right w:val="single" w:sz="6" w:space="0" w:color="1F3864"/>
             </w:tcBorders>
             <w:shd w:val="clear" w:color="auto" w:fill="D9E2F3"/>
-            <w:tcMar>
-              <w:top w:w="50" w:type="dxa"/>
-              <w:left w:w="90" w:type="dxa"/>
-              <w:bottom w:w="50" w:type="dxa"/>
-              <w:right w:w="90" w:type="dxa"/>
-            </w:tcMar>
             <w:vAlign w:val="center"/>
           </w:tcPr>
           <w:p>
@@ -30715,12 +27467,6 @@
               <w:right w:val="single" w:sz="6" w:space="0" w:color="1F3864"/>
             </w:tcBorders>
             <w:shd w:val="clear" w:color="auto" w:fill="D9E2F3"/>
-            <w:tcMar>
-              <w:top w:w="50" w:type="dxa"/>
-              <w:left w:w="90" w:type="dxa"/>
-              <w:bottom w:w="50" w:type="dxa"/>
-              <w:right w:w="90" w:type="dxa"/>
-            </w:tcMar>
             <w:vAlign w:val="center"/>
           </w:tcPr>
           <w:p>
@@ -30753,12 +27499,6 @@
               <w:right w:val="single" w:sz="6" w:space="0" w:color="1F3864"/>
             </w:tcBorders>
             <w:shd w:val="clear" w:color="auto" w:fill="D9E2F3"/>
-            <w:tcMar>
-              <w:top w:w="50" w:type="dxa"/>
-              <w:left w:w="90" w:type="dxa"/>
-              <w:bottom w:w="50" w:type="dxa"/>
-              <w:right w:w="90" w:type="dxa"/>
-            </w:tcMar>
             <w:vAlign w:val="center"/>
           </w:tcPr>
           <w:p>
@@ -30818,12 +27558,6 @@
               <w:right w:val="single" w:sz="6" w:space="0" w:color="1F3864"/>
             </w:tcBorders>
             <w:shd w:val="clear" w:color="auto" w:fill="D9E2F3"/>
-            <w:tcMar>
-              <w:top w:w="50" w:type="dxa"/>
-              <w:left w:w="90" w:type="dxa"/>
-              <w:bottom w:w="50" w:type="dxa"/>
-              <w:right w:w="90" w:type="dxa"/>
-            </w:tcMar>
             <w:vAlign w:val="center"/>
           </w:tcPr>
           <w:p>
@@ -30856,12 +27590,6 @@
               <w:right w:val="single" w:sz="6" w:space="0" w:color="1F3864"/>
             </w:tcBorders>
             <w:shd w:val="clear" w:color="auto" w:fill="D9E2F3"/>
-            <w:tcMar>
-              <w:top w:w="50" w:type="dxa"/>
-              <w:left w:w="90" w:type="dxa"/>
-              <w:bottom w:w="50" w:type="dxa"/>
-              <w:right w:w="90" w:type="dxa"/>
-            </w:tcMar>
             <w:vAlign w:val="center"/>
           </w:tcPr>
           <w:p>
@@ -30894,12 +27622,6 @@
               <w:right w:val="single" w:sz="6" w:space="0" w:color="1F3864"/>
             </w:tcBorders>
             <w:shd w:val="clear" w:color="auto" w:fill="D9E2F3"/>
-            <w:tcMar>
-              <w:top w:w="50" w:type="dxa"/>
-              <w:left w:w="90" w:type="dxa"/>
-              <w:bottom w:w="50" w:type="dxa"/>
-              <w:right w:w="90" w:type="dxa"/>
-            </w:tcMar>
             <w:vAlign w:val="center"/>
           </w:tcPr>
           <w:p>
@@ -30932,12 +27654,6 @@
               <w:right w:val="single" w:sz="6" w:space="0" w:color="1F3864"/>
             </w:tcBorders>
             <w:shd w:val="clear" w:color="auto" w:fill="D9E2F3"/>
-            <w:tcMar>
-              <w:top w:w="50" w:type="dxa"/>
-              <w:left w:w="90" w:type="dxa"/>
-              <w:bottom w:w="50" w:type="dxa"/>
-              <w:right w:w="90" w:type="dxa"/>
-            </w:tcMar>
             <w:vAlign w:val="center"/>
           </w:tcPr>
           <w:p>
@@ -30997,12 +27713,6 @@
               <w:right w:val="single" w:sz="6" w:space="0" w:color="1F3864"/>
             </w:tcBorders>
             <w:shd w:val="clear" w:color="auto" w:fill="D9E2F3"/>
-            <w:tcMar>
-              <w:top w:w="50" w:type="dxa"/>
-              <w:left w:w="90" w:type="dxa"/>
-              <w:bottom w:w="50" w:type="dxa"/>
-              <w:right w:w="90" w:type="dxa"/>
-            </w:tcMar>
             <w:vAlign w:val="center"/>
           </w:tcPr>
           <w:p>
@@ -31065,12 +27775,6 @@
               <w:right w:val="single" w:sz="6" w:space="0" w:color="1F3864"/>
             </w:tcBorders>
             <w:shd w:val="clear" w:color="auto" w:fill="4472C4"/>
-            <w:tcMar>
-              <w:top w:w="50" w:type="dxa"/>
-              <w:left w:w="90" w:type="dxa"/>
-              <w:bottom w:w="50" w:type="dxa"/>
-              <w:right w:w="90" w:type="dxa"/>
-            </w:tcMar>
             <w:vAlign w:val="center"/>
           </w:tcPr>
           <w:p>
@@ -31137,12 +27841,6 @@
               <w:right w:val="single" w:sz="6" w:space="0" w:color="1F3864"/>
             </w:tcBorders>
             <w:shd w:val="clear" w:color="auto" w:fill="4472C4"/>
-            <w:tcMar>
-              <w:top w:w="50" w:type="dxa"/>
-              <w:left w:w="90" w:type="dxa"/>
-              <w:bottom w:w="50" w:type="dxa"/>
-              <w:right w:w="90" w:type="dxa"/>
-            </w:tcMar>
             <w:vAlign w:val="center"/>
           </w:tcPr>
           <w:p>
@@ -31182,12 +27880,6 @@
               <w:right w:val="single" w:sz="6" w:space="0" w:color="1F3864"/>
             </w:tcBorders>
             <w:shd w:val="clear" w:color="auto" w:fill="4472C4"/>
-            <w:tcMar>
-              <w:top w:w="50" w:type="dxa"/>
-              <w:left w:w="90" w:type="dxa"/>
-              <w:bottom w:w="50" w:type="dxa"/>
-              <w:right w:w="90" w:type="dxa"/>
-            </w:tcMar>
             <w:vAlign w:val="center"/>
           </w:tcPr>
           <w:p>
@@ -31227,12 +27919,6 @@
               <w:right w:val="single" w:sz="6" w:space="0" w:color="1F3864"/>
             </w:tcBorders>
             <w:shd w:val="clear" w:color="auto" w:fill="4472C4"/>
-            <w:tcMar>
-              <w:top w:w="50" w:type="dxa"/>
-              <w:left w:w="90" w:type="dxa"/>
-              <w:bottom w:w="50" w:type="dxa"/>
-              <w:right w:w="90" w:type="dxa"/>
-            </w:tcMar>
             <w:vAlign w:val="center"/>
           </w:tcPr>
           <w:p>
@@ -31272,12 +27958,6 @@
               <w:right w:val="single" w:sz="6" w:space="0" w:color="1F3864"/>
             </w:tcBorders>
             <w:shd w:val="clear" w:color="auto" w:fill="4472C4"/>
-            <w:tcMar>
-              <w:top w:w="50" w:type="dxa"/>
-              <w:left w:w="90" w:type="dxa"/>
-              <w:bottom w:w="50" w:type="dxa"/>
-              <w:right w:w="90" w:type="dxa"/>
-            </w:tcMar>
             <w:vAlign w:val="center"/>
           </w:tcPr>
           <w:p>
@@ -31344,12 +28024,6 @@
               <w:right w:val="single" w:sz="6" w:space="0" w:color="1F3864"/>
             </w:tcBorders>
             <w:shd w:val="clear" w:color="auto" w:fill="D9E2F3"/>
-            <w:tcMar>
-              <w:top w:w="50" w:type="dxa"/>
-              <w:left w:w="90" w:type="dxa"/>
-              <w:bottom w:w="50" w:type="dxa"/>
-              <w:right w:w="90" w:type="dxa"/>
-            </w:tcMar>
             <w:vAlign w:val="center"/>
           </w:tcPr>
           <w:p>
@@ -31382,12 +28056,6 @@
               <w:right w:val="single" w:sz="6" w:space="0" w:color="1F3864"/>
             </w:tcBorders>
             <w:shd w:val="clear" w:color="auto" w:fill="D9E2F3"/>
-            <w:tcMar>
-              <w:top w:w="50" w:type="dxa"/>
-              <w:left w:w="90" w:type="dxa"/>
-              <w:bottom w:w="50" w:type="dxa"/>
-              <w:right w:w="90" w:type="dxa"/>
-            </w:tcMar>
             <w:vAlign w:val="center"/>
           </w:tcPr>
           <w:p>
@@ -31420,12 +28088,6 @@
               <w:right w:val="single" w:sz="6" w:space="0" w:color="1F3864"/>
             </w:tcBorders>
             <w:shd w:val="clear" w:color="auto" w:fill="D9E2F3"/>
-            <w:tcMar>
-              <w:top w:w="50" w:type="dxa"/>
-              <w:left w:w="90" w:type="dxa"/>
-              <w:bottom w:w="50" w:type="dxa"/>
-              <w:right w:w="90" w:type="dxa"/>
-            </w:tcMar>
             <w:vAlign w:val="center"/>
           </w:tcPr>
           <w:p>
@@ -31458,12 +28120,6 @@
               <w:right w:val="single" w:sz="6" w:space="0" w:color="1F3864"/>
             </w:tcBorders>
             <w:shd w:val="clear" w:color="auto" w:fill="D9E2F3"/>
-            <w:tcMar>
-              <w:top w:w="50" w:type="dxa"/>
-              <w:left w:w="90" w:type="dxa"/>
-              <w:bottom w:w="50" w:type="dxa"/>
-              <w:right w:w="90" w:type="dxa"/>
-            </w:tcMar>
             <w:vAlign w:val="center"/>
           </w:tcPr>
           <w:p>
@@ -31523,12 +28179,6 @@
               <w:right w:val="single" w:sz="6" w:space="0" w:color="1F3864"/>
             </w:tcBorders>
             <w:shd w:val="clear" w:color="auto" w:fill="D9E2F3"/>
-            <w:tcMar>
-              <w:top w:w="50" w:type="dxa"/>
-              <w:left w:w="90" w:type="dxa"/>
-              <w:bottom w:w="50" w:type="dxa"/>
-              <w:right w:w="90" w:type="dxa"/>
-            </w:tcMar>
             <w:vAlign w:val="center"/>
           </w:tcPr>
           <w:p>
@@ -31561,12 +28211,6 @@
               <w:right w:val="single" w:sz="6" w:space="0" w:color="1F3864"/>
             </w:tcBorders>
             <w:shd w:val="clear" w:color="auto" w:fill="D9E2F3"/>
-            <w:tcMar>
-              <w:top w:w="50" w:type="dxa"/>
-              <w:left w:w="90" w:type="dxa"/>
-              <w:bottom w:w="50" w:type="dxa"/>
-              <w:right w:w="90" w:type="dxa"/>
-            </w:tcMar>
             <w:vAlign w:val="center"/>
           </w:tcPr>
           <w:p>
@@ -31599,12 +28243,6 @@
               <w:right w:val="single" w:sz="6" w:space="0" w:color="1F3864"/>
             </w:tcBorders>
             <w:shd w:val="clear" w:color="auto" w:fill="D9E2F3"/>
-            <w:tcMar>
-              <w:top w:w="50" w:type="dxa"/>
-              <w:left w:w="90" w:type="dxa"/>
-              <w:bottom w:w="50" w:type="dxa"/>
-              <w:right w:w="90" w:type="dxa"/>
-            </w:tcMar>
             <w:vAlign w:val="center"/>
           </w:tcPr>
           <w:p>
@@ -31637,12 +28275,6 @@
               <w:right w:val="single" w:sz="6" w:space="0" w:color="1F3864"/>
             </w:tcBorders>
             <w:shd w:val="clear" w:color="auto" w:fill="D9E2F3"/>
-            <w:tcMar>
-              <w:top w:w="50" w:type="dxa"/>
-              <w:left w:w="90" w:type="dxa"/>
-              <w:bottom w:w="50" w:type="dxa"/>
-              <w:right w:w="90" w:type="dxa"/>
-            </w:tcMar>
             <w:vAlign w:val="center"/>
           </w:tcPr>
           <w:p>
@@ -31702,12 +28334,6 @@
               <w:right w:val="single" w:sz="6" w:space="0" w:color="1F3864"/>
             </w:tcBorders>
             <w:shd w:val="clear" w:color="auto" w:fill="D9E2F3"/>
-            <w:tcMar>
-              <w:top w:w="50" w:type="dxa"/>
-              <w:left w:w="90" w:type="dxa"/>
-              <w:bottom w:w="50" w:type="dxa"/>
-              <w:right w:w="90" w:type="dxa"/>
-            </w:tcMar>
             <w:vAlign w:val="center"/>
           </w:tcPr>
           <w:p>
@@ -31740,12 +28366,6 @@
               <w:right w:val="single" w:sz="6" w:space="0" w:color="1F3864"/>
             </w:tcBorders>
             <w:shd w:val="clear" w:color="auto" w:fill="D9E2F3"/>
-            <w:tcMar>
-              <w:top w:w="50" w:type="dxa"/>
-              <w:left w:w="90" w:type="dxa"/>
-              <w:bottom w:w="50" w:type="dxa"/>
-              <w:right w:w="90" w:type="dxa"/>
-            </w:tcMar>
             <w:vAlign w:val="center"/>
           </w:tcPr>
           <w:p>
@@ -31778,12 +28398,6 @@
               <w:right w:val="single" w:sz="6" w:space="0" w:color="1F3864"/>
             </w:tcBorders>
             <w:shd w:val="clear" w:color="auto" w:fill="D9E2F3"/>
-            <w:tcMar>
-              <w:top w:w="50" w:type="dxa"/>
-              <w:left w:w="90" w:type="dxa"/>
-              <w:bottom w:w="50" w:type="dxa"/>
-              <w:right w:w="90" w:type="dxa"/>
-            </w:tcMar>
             <w:vAlign w:val="center"/>
           </w:tcPr>
           <w:p>
@@ -31816,12 +28430,6 @@
               <w:right w:val="single" w:sz="6" w:space="0" w:color="1F3864"/>
             </w:tcBorders>
             <w:shd w:val="clear" w:color="auto" w:fill="D9E2F3"/>
-            <w:tcMar>
-              <w:top w:w="50" w:type="dxa"/>
-              <w:left w:w="90" w:type="dxa"/>
-              <w:bottom w:w="50" w:type="dxa"/>
-              <w:right w:w="90" w:type="dxa"/>
-            </w:tcMar>
             <w:vAlign w:val="center"/>
           </w:tcPr>
           <w:p>
@@ -31880,12 +28488,6 @@
               <w:right w:val="single" w:sz="6" w:space="0" w:color="1F3864"/>
             </w:tcBorders>
             <w:shd w:val="clear" w:color="auto" w:fill="4472C4"/>
-            <w:tcMar>
-              <w:top w:w="50" w:type="dxa"/>
-              <w:left w:w="90" w:type="dxa"/>
-              <w:bottom w:w="50" w:type="dxa"/>
-              <w:right w:w="90" w:type="dxa"/>
-            </w:tcMar>
             <w:vAlign w:val="center"/>
           </w:tcPr>
           <w:p>
@@ -31924,12 +28526,6 @@
               <w:right w:val="single" w:sz="6" w:space="0" w:color="1F3864"/>
             </w:tcBorders>
             <w:shd w:val="clear" w:color="auto" w:fill="4472C4"/>
-            <w:tcMar>
-              <w:top w:w="50" w:type="dxa"/>
-              <w:left w:w="90" w:type="dxa"/>
-              <w:bottom w:w="50" w:type="dxa"/>
-              <w:right w:w="90" w:type="dxa"/>
-            </w:tcMar>
             <w:vAlign w:val="center"/>
           </w:tcPr>
           <w:p>
@@ -31959,6 +28555,55 @@
           </w:p>
         </w:tc>
       </w:tr>
+    </w:tbl>
+    <w:p>
+      <w:pPr>
+        <w:spacing w:before="0" w:after="0" w:line="240" w:lineRule="auto"/>
+        <w:rPr>
+          <w:sz w:val="18"/>
+          <w:szCs w:val="18"/>
+        </w:rPr>
+      </w:pPr>
+    </w:p>
+    <w:tbl>
+      <w:tblPr>
+        <w:tblW w:w="9405" w:type="dxa"/>
+        <w:jc w:val="center"/>
+        <w:tblBorders>
+          <w:top w:val="single" w:sz="6" w:space="0" w:color="1F3864"/>
+          <w:left w:val="single" w:sz="6" w:space="0" w:color="1F3864"/>
+          <w:bottom w:val="single" w:sz="6" w:space="0" w:color="1F3864"/>
+          <w:right w:val="single" w:sz="6" w:space="0" w:color="1F3864"/>
+          <w:insideH w:val="single" w:sz="6" w:space="0" w:color="1F3864"/>
+          <w:insideV w:val="single" w:sz="6" w:space="0" w:color="1F3864"/>
+        </w:tblBorders>
+        <w:tblLayout w:type="fixed"/>
+        <w:tblCellMar>
+          <w:top w:w="40" w:type="dxa"/>
+          <w:left w:w="90" w:type="dxa"/>
+          <w:bottom w:w="40" w:type="dxa"/>
+          <w:right w:w="90" w:type="dxa"/>
+        </w:tblCellMar>
+        <w:tblLook w:val="04A0" w:firstRow="1" w:lastRow="0" w:firstColumn="1" w:lastColumn="0" w:noHBand="0" w:noVBand="1"/>
+      </w:tblPr>
+      <w:tblGrid>
+        <w:gridCol w:w="1175"/>
+        <w:gridCol w:w="391"/>
+        <w:gridCol w:w="391"/>
+        <w:gridCol w:w="391"/>
+        <w:gridCol w:w="783"/>
+        <w:gridCol w:w="391"/>
+        <w:gridCol w:w="391"/>
+        <w:gridCol w:w="783"/>
+        <w:gridCol w:w="783"/>
+        <w:gridCol w:w="391"/>
+        <w:gridCol w:w="391"/>
+        <w:gridCol w:w="391"/>
+        <w:gridCol w:w="391"/>
+        <w:gridCol w:w="391"/>
+        <w:gridCol w:w="391"/>
+        <w:gridCol w:w="1567"/>
+      </w:tblGrid>
       <w:tr>
         <w:tc>
           <w:tcPr>
@@ -31971,12 +28616,6 @@
               <w:right w:val="single" w:sz="6" w:space="0" w:color="1F3864"/>
             </w:tcBorders>
             <w:shd w:val="clear" w:color="auto" w:fill="D9E2F3"/>
-            <w:tcMar>
-              <w:top w:w="50" w:type="dxa"/>
-              <w:left w:w="90" w:type="dxa"/>
-              <w:bottom w:w="50" w:type="dxa"/>
-              <w:right w:w="90" w:type="dxa"/>
-            </w:tcMar>
           </w:tcPr>
           <w:p>
             <w:pPr>
@@ -32394,12 +29033,6 @@
               <w:right w:val="single" w:sz="6" w:space="0" w:color="1F3864"/>
             </w:tcBorders>
             <w:shd w:val="clear" w:color="auto" w:fill="D9E2F3"/>
-            <w:tcMar>
-              <w:top w:w="50" w:type="dxa"/>
-              <w:left w:w="90" w:type="dxa"/>
-              <w:bottom w:w="50" w:type="dxa"/>
-              <w:right w:w="90" w:type="dxa"/>
-            </w:tcMar>
           </w:tcPr>
           <w:p>
             <w:pPr>
